--- a/Tai_lieu_giai_phap_va_huong_dan_trien_khai_showroom_cafe.docx
+++ b/Tai_lieu_giai_phap_va_huong_dan_trien_khai_showroom_cafe.docx
@@ -283,10 +283,7 @@
         <w:jc w:val="both"/>
       </w:pPr>
       <w:r>
-        <w:t xml:space="preserve">+ </w:t>
-      </w:r>
-      <w:r>
-        <w:t>(3): Kế toán bán hàng thu thập lại toàn bộ chứng từ Thủ Kho, Thủ quỹ, sau đó kiểm tra đối chiếu, lưu phiếu và hạch toán vào Hệ thống Misa.</w:t>
+        <w:t>+ (3): Kế toán bán hàng thu thập lại toàn bộ chứng từ Thủ Kho, Thủ quỹ, sau đó kiểm tra đối chiếu, lưu phiếu và hạch toán vào Hệ thống Misa.</w:t>
       </w:r>
     </w:p>
     <w:p>
@@ -368,10 +365,7 @@
         <w:jc w:val="both"/>
       </w:pPr>
       <w:r>
-        <w:t xml:space="preserve">+ </w:t>
-      </w:r>
-      <w:r>
-        <w:t>Ghi thẻ kho</w:t>
+        <w:t>+ Ghi thẻ kho</w:t>
       </w:r>
     </w:p>
     <w:p>
@@ -380,10 +374,7 @@
         <w:jc w:val="both"/>
       </w:pPr>
       <w:r>
-        <w:t xml:space="preserve">+ </w:t>
-      </w:r>
-      <w:r>
-        <w:t>Trường hợp hàng bị trả về, Thủ kho tiến hành nhập kho và theo dõi và bàn giao phiếu lại cho kế toán bán hàng.</w:t>
+        <w:t>+ Trường hợp hàng bị trả về, Thủ kho tiến hành nhập kho và theo dõi và bàn giao phiếu lại cho kế toán bán hàng.</w:t>
       </w:r>
     </w:p>
     <w:p>
@@ -1203,6 +1194,7 @@
           <w:ilvl w:val="0"/>
           <w:numId w:val="2"/>
         </w:numPr>
+        <w:jc w:val="both"/>
       </w:pPr>
       <w:r>
         <w:rPr>
@@ -1217,6 +1209,7 @@
     <w:p>
       <w:pPr>
         <w:pStyle w:val="ListParagraph"/>
+        <w:jc w:val="both"/>
       </w:pPr>
       <w:r>
         <w:rPr>
@@ -1366,6 +1359,7 @@
     <w:p>
       <w:pPr>
         <w:ind w:left="720"/>
+        <w:jc w:val="both"/>
       </w:pPr>
       <w:r>
         <w:t xml:space="preserve">+ TH2: </w:t>
@@ -1384,6 +1378,7 @@
           <w:ilvl w:val="0"/>
           <w:numId w:val="2"/>
         </w:numPr>
+        <w:jc w:val="both"/>
       </w:pPr>
       <w:r>
         <w:rPr>
@@ -1398,6 +1393,7 @@
     <w:p>
       <w:pPr>
         <w:pStyle w:val="ListParagraph"/>
+        <w:jc w:val="both"/>
       </w:pPr>
       <w:r>
         <w:rPr>
@@ -1420,13 +1416,7 @@
         <w:t xml:space="preserve">“Thu khác” </w:t>
       </w:r>
       <w:r>
-        <w:t>nhấp vào chỉnh sửa lại thông tin số tiền, nhấp bỏ</w:t>
-      </w:r>
-      <w:r>
-        <w:t xml:space="preserve"> chọn</w:t>
-      </w:r>
-      <w:r>
-        <w:t xml:space="preserve"> phần phí giao hàng ví dụ bên dưới (</w:t>
+        <w:t>nhấp vào chỉnh sửa lại thông tin số tiền, nhấp bỏ chọn phần phí giao hàng ví dụ bên dưới (</w:t>
       </w:r>
       <w:r>
         <w:t>như</w:t>
@@ -1571,6 +1561,7 @@
     <w:p>
       <w:pPr>
         <w:ind w:left="720"/>
+        <w:jc w:val="both"/>
       </w:pPr>
       <w:r>
         <w:t xml:space="preserve">+ TH2: </w:t>
@@ -1724,6 +1715,7 @@
     <w:p>
       <w:pPr>
         <w:ind w:left="360" w:firstLine="360"/>
+        <w:jc w:val="both"/>
       </w:pPr>
       <w:r>
         <w:t>Dựa vào hiện trạng các quy trình bán hàng tại các showroom của USofa, xác định phạm vi và các module cốt lõi cho giải pháp triển khai showroom và café tại USo</w:t>
@@ -1739,6 +1731,7 @@
           <w:ilvl w:val="0"/>
           <w:numId w:val="2"/>
         </w:numPr>
+        <w:jc w:val="both"/>
       </w:pPr>
       <w:r>
         <w:t>Mảng Showroom Sofa:</w:t>
@@ -1747,6 +1740,7 @@
     <w:p>
       <w:pPr>
         <w:pStyle w:val="ListParagraph"/>
+        <w:jc w:val="both"/>
       </w:pPr>
       <w:r>
         <w:t>+ Bắt đầu (Start): Tư vấn khách hàng, lập báo giá, chốt đơn.</w:t>
@@ -1755,6 +1749,7 @@
     <w:p>
       <w:pPr>
         <w:pStyle w:val="ListParagraph"/>
+        <w:jc w:val="both"/>
       </w:pPr>
       <w:r>
         <w:t>+ Kết thúc (End): Đối soát công nợ, hạch toán kế toán và thu tiền COD từ tài xế.</w:t>
@@ -1767,6 +1762,7 @@
           <w:ilvl w:val="0"/>
           <w:numId w:val="2"/>
         </w:numPr>
+        <w:jc w:val="both"/>
       </w:pPr>
       <w:r>
         <w:t xml:space="preserve">Mảng USofa Café: </w:t>
@@ -1775,6 +1771,7 @@
     <w:p>
       <w:pPr>
         <w:pStyle w:val="ListParagraph"/>
+        <w:jc w:val="both"/>
       </w:pPr>
       <w:r>
         <w:t>+ Bắt đầu (Start): Khách order nước tại quầy/bàn.</w:t>
@@ -1783,6 +1780,7 @@
     <w:p>
       <w:pPr>
         <w:pStyle w:val="ListParagraph"/>
+        <w:jc w:val="both"/>
       </w:pPr>
       <w:r>
         <w:t>+ Kết thúc (End): Trừ kho nguyên vật liệu và đóng ca thu ngân.</w:t>
@@ -1795,42 +1793,29 @@
           <w:ilvl w:val="0"/>
           <w:numId w:val="2"/>
         </w:numPr>
-      </w:pPr>
-      <w:r>
-        <w:t>Các module Odoo cốt lõi: CRM, Sales, POS, Inventory, Fleet, Accounting, Approvals.</w:t>
-      </w:r>
-    </w:p>
-    <w:p>
-      <w:r>
-        <w:br w:type="page"/>
+        <w:jc w:val="both"/>
+      </w:pPr>
+      <w:r>
+        <w:t>Các module Odoo cốt lõi: CRM, Sales, POS, Inventory, Fleet, Accounting, Approvals</w:t>
+      </w:r>
+      <w:r>
+        <w:t xml:space="preserve"> (như Bảng 1)</w:t>
+      </w:r>
+      <w:r>
+        <w:t>.</w:t>
       </w:r>
     </w:p>
     <w:p>
       <w:pPr>
         <w:pStyle w:val="ListParagraph"/>
-        <w:numPr>
-          <w:ilvl w:val="0"/>
-          <w:numId w:val="2"/>
-        </w:numPr>
-      </w:pPr>
-      <w:bookmarkStart w:id="1" w:name="_GoBack"/>
-      <w:bookmarkEnd w:id="1"/>
-    </w:p>
-    <w:p>
-      <w:pPr>
-        <w:pStyle w:val="Heading2"/>
-        <w:numPr>
-          <w:ilvl w:val="1"/>
-          <w:numId w:val="1"/>
-        </w:numPr>
-      </w:pPr>
-      <w:r>
-        <w:t>Xác định các Stakeholder (Owner, Key User, Dev)</w:t>
-      </w:r>
-      <w:r>
-        <w:t xml:space="preserve"> </w:t>
-      </w:r>
-    </w:p>
+      </w:pPr>
+    </w:p>
+    <w:p>
+      <w:pPr>
+        <w:pStyle w:val="ListParagraph"/>
+      </w:pPr>
+    </w:p>
+    <w:p/>
     <w:tbl>
       <w:tblPr>
         <w:tblStyle w:val="TableGrid"/>
@@ -1839,14 +1824,14 @@
         <w:tblLook w:val="04A0" w:firstRow="1" w:lastRow="0" w:firstColumn="1" w:lastColumn="0" w:noHBand="0" w:noVBand="1"/>
       </w:tblPr>
       <w:tblGrid>
-        <w:gridCol w:w="2993"/>
-        <w:gridCol w:w="3022"/>
-        <w:gridCol w:w="2975"/>
+        <w:gridCol w:w="3021"/>
+        <w:gridCol w:w="3985"/>
+        <w:gridCol w:w="1984"/>
       </w:tblGrid>
       <w:tr>
         <w:tc>
           <w:tcPr>
-            <w:tcW w:w="3116" w:type="dxa"/>
+            <w:tcW w:w="3021" w:type="dxa"/>
             <w:shd w:val="clear" w:color="auto" w:fill="4472C4" w:themeFill="accent1"/>
           </w:tcPr>
           <w:p>
@@ -1860,13 +1845,14 @@
               <w:rPr>
                 <w:b/>
               </w:rPr>
-              <w:t>Vai trò (Role)</w:t>
-            </w:r>
-          </w:p>
-        </w:tc>
-        <w:tc>
-          <w:tcPr>
-            <w:tcW w:w="3117" w:type="dxa"/>
+              <w:lastRenderedPageBreak/>
+              <w:t>Module</w:t>
+            </w:r>
+          </w:p>
+        </w:tc>
+        <w:tc>
+          <w:tcPr>
+            <w:tcW w:w="3985" w:type="dxa"/>
             <w:shd w:val="clear" w:color="auto" w:fill="4472C4" w:themeFill="accent1"/>
           </w:tcPr>
           <w:p>
@@ -1880,13 +1866,13 @@
               <w:rPr>
                 <w:b/>
               </w:rPr>
-              <w:t>Đại diện</w:t>
-            </w:r>
-          </w:p>
-        </w:tc>
-        <w:tc>
-          <w:tcPr>
-            <w:tcW w:w="3117" w:type="dxa"/>
+              <w:t>Vai trò</w:t>
+            </w:r>
+          </w:p>
+        </w:tc>
+        <w:tc>
+          <w:tcPr>
+            <w:tcW w:w="1984" w:type="dxa"/>
             <w:shd w:val="clear" w:color="auto" w:fill="4472C4" w:themeFill="accent1"/>
           </w:tcPr>
           <w:p>
@@ -1900,7 +1886,7 @@
               <w:rPr>
                 <w:b/>
               </w:rPr>
-              <w:t>Trách nhiệm trong dự án</w:t>
+              <w:t>Bắt buộc</w:t>
             </w:r>
           </w:p>
         </w:tc>
@@ -1908,190 +1894,4631 @@
       <w:tr>
         <w:tc>
           <w:tcPr>
-            <w:tcW w:w="3116" w:type="dxa"/>
-          </w:tcPr>
-          <w:p>
-            <w:r>
-              <w:t>Project Owner</w:t>
-            </w:r>
-          </w:p>
-        </w:tc>
-        <w:tc>
-          <w:tcPr>
-            <w:tcW w:w="3117" w:type="dxa"/>
-          </w:tcPr>
-          <w:p>
-            <w:r>
-              <w:t>Tổng Giám Đốc</w:t>
-            </w:r>
-          </w:p>
-        </w:tc>
-        <w:tc>
-          <w:tcPr>
-            <w:tcW w:w="3117" w:type="dxa"/>
-          </w:tcPr>
-          <w:p/>
+            <w:tcW w:w="3021" w:type="dxa"/>
+          </w:tcPr>
+          <w:p>
+            <w:pPr>
+              <w:jc w:val="both"/>
+            </w:pPr>
+            <w:r>
+              <w:t>CRM</w:t>
+            </w:r>
+          </w:p>
+        </w:tc>
+        <w:tc>
+          <w:tcPr>
+            <w:tcW w:w="3985" w:type="dxa"/>
+          </w:tcPr>
+          <w:p>
+            <w:pPr>
+              <w:jc w:val="both"/>
+            </w:pPr>
+            <w:r>
+              <w:t xml:space="preserve">Tìm kiếm và tạo khách hàng </w:t>
+            </w:r>
+            <w:r>
+              <w:t>mới</w:t>
+            </w:r>
+            <w:r>
+              <w:t xml:space="preserve">, </w:t>
+            </w:r>
+            <w:r>
+              <w:t>xác thực khách hàng, tư vấn và chốt giao dịch.</w:t>
+            </w:r>
+          </w:p>
+        </w:tc>
+        <w:tc>
+          <w:tcPr>
+            <w:tcW w:w="1984" w:type="dxa"/>
+          </w:tcPr>
+          <w:p>
+            <w:pPr>
+              <w:jc w:val="both"/>
+            </w:pPr>
+            <w:r>
+              <w:t>Có</w:t>
+            </w:r>
+          </w:p>
         </w:tc>
       </w:tr>
       <w:tr>
         <w:tc>
           <w:tcPr>
-            <w:tcW w:w="3116" w:type="dxa"/>
-          </w:tcPr>
-          <w:p>
-            <w:r>
-              <w:t>Key User (Kinh doanh)</w:t>
-            </w:r>
-          </w:p>
-        </w:tc>
-        <w:tc>
-          <w:tcPr>
-            <w:tcW w:w="3117" w:type="dxa"/>
-          </w:tcPr>
-          <w:p>
-            <w:r>
-              <w:t>Trưởng phòng KD</w:t>
-            </w:r>
-          </w:p>
-        </w:tc>
-        <w:tc>
-          <w:tcPr>
-            <w:tcW w:w="3117" w:type="dxa"/>
-          </w:tcPr>
-          <w:p/>
+            <w:tcW w:w="3021" w:type="dxa"/>
+          </w:tcPr>
+          <w:p>
+            <w:pPr>
+              <w:jc w:val="both"/>
+            </w:pPr>
+            <w:r>
+              <w:t>Sales</w:t>
+            </w:r>
+          </w:p>
+        </w:tc>
+        <w:tc>
+          <w:tcPr>
+            <w:tcW w:w="3985" w:type="dxa"/>
+          </w:tcPr>
+          <w:p>
+            <w:pPr>
+              <w:jc w:val="both"/>
+            </w:pPr>
+            <w:r>
+              <w:t>Tạo gửi báo giá, xác nhận báo giá, tạo hoá đơn</w:t>
+            </w:r>
+            <w:r>
+              <w:t xml:space="preserve"> (dùng cho showroom)</w:t>
+            </w:r>
+            <w:r>
+              <w:t>.</w:t>
+            </w:r>
+          </w:p>
+        </w:tc>
+        <w:tc>
+          <w:tcPr>
+            <w:tcW w:w="1984" w:type="dxa"/>
+          </w:tcPr>
+          <w:p>
+            <w:pPr>
+              <w:jc w:val="both"/>
+            </w:pPr>
+            <w:r>
+              <w:t>Có</w:t>
+            </w:r>
+          </w:p>
         </w:tc>
       </w:tr>
       <w:tr>
         <w:tc>
           <w:tcPr>
-            <w:tcW w:w="3116" w:type="dxa"/>
-          </w:tcPr>
-          <w:p>
-            <w:r>
-              <w:t>Key User (Vận hành)</w:t>
-            </w:r>
-          </w:p>
-        </w:tc>
-        <w:tc>
-          <w:tcPr>
-            <w:tcW w:w="3117" w:type="dxa"/>
-          </w:tcPr>
-          <w:p>
-            <w:r>
-              <w:t>Quản lý tổ giao hàng, Thủ</w:t>
-            </w:r>
-          </w:p>
-          <w:p>
-            <w:r>
-              <w:t>kho</w:t>
-            </w:r>
-          </w:p>
-        </w:tc>
-        <w:tc>
-          <w:tcPr>
-            <w:tcW w:w="3117" w:type="dxa"/>
-          </w:tcPr>
-          <w:p/>
+            <w:tcW w:w="3021" w:type="dxa"/>
+          </w:tcPr>
+          <w:p>
+            <w:pPr>
+              <w:jc w:val="both"/>
+            </w:pPr>
+            <w:r>
+              <w:t>POS</w:t>
+            </w:r>
+          </w:p>
+        </w:tc>
+        <w:tc>
+          <w:tcPr>
+            <w:tcW w:w="3985" w:type="dxa"/>
+          </w:tcPr>
+          <w:p>
+            <w:pPr>
+              <w:jc w:val="both"/>
+            </w:pPr>
+            <w:r>
+              <w:t xml:space="preserve">Mở phiên bán hàng, bán hàng, đóng phiên bán hàng và kiểm toán (dùng cho dịch vụ bán hàng mang đi ngay như </w:t>
+            </w:r>
+            <w:proofErr w:type="gramStart"/>
+            <w:r>
+              <w:t>café,…</w:t>
+            </w:r>
+            <w:proofErr w:type="gramEnd"/>
+            <w:r>
+              <w:t>).</w:t>
+            </w:r>
+          </w:p>
+        </w:tc>
+        <w:tc>
+          <w:tcPr>
+            <w:tcW w:w="1984" w:type="dxa"/>
+          </w:tcPr>
+          <w:p>
+            <w:pPr>
+              <w:jc w:val="both"/>
+            </w:pPr>
+            <w:r>
+              <w:t>Có</w:t>
+            </w:r>
+          </w:p>
         </w:tc>
       </w:tr>
       <w:tr>
         <w:tc>
           <w:tcPr>
-            <w:tcW w:w="3116" w:type="dxa"/>
-          </w:tcPr>
-          <w:p>
-            <w:r>
-              <w:t>Key User (Tài chính)</w:t>
-            </w:r>
-          </w:p>
-        </w:tc>
-        <w:tc>
-          <w:tcPr>
-            <w:tcW w:w="3117" w:type="dxa"/>
-          </w:tcPr>
-          <w:p>
-            <w:r>
-              <w:t>Kế toán trưởng, Kế toán</w:t>
-            </w:r>
-          </w:p>
-          <w:p>
-            <w:r>
-              <w:t>BH</w:t>
-            </w:r>
-          </w:p>
-        </w:tc>
-        <w:tc>
-          <w:tcPr>
-            <w:tcW w:w="3117" w:type="dxa"/>
-          </w:tcPr>
-          <w:p/>
+            <w:tcW w:w="3021" w:type="dxa"/>
+          </w:tcPr>
+          <w:p>
+            <w:pPr>
+              <w:jc w:val="both"/>
+            </w:pPr>
+            <w:r>
+              <w:t>Inventory</w:t>
+            </w:r>
+          </w:p>
+        </w:tc>
+        <w:tc>
+          <w:tcPr>
+            <w:tcW w:w="3985" w:type="dxa"/>
+          </w:tcPr>
+          <w:p>
+            <w:pPr>
+              <w:jc w:val="both"/>
+            </w:pPr>
+            <w:r>
+              <w:t>Nhập kho, xuất kho, kiểm tra tồn</w:t>
+            </w:r>
+            <w:r>
+              <w:t>, in phiếu xuất/nhập.</w:t>
+            </w:r>
+          </w:p>
+        </w:tc>
+        <w:tc>
+          <w:tcPr>
+            <w:tcW w:w="1984" w:type="dxa"/>
+          </w:tcPr>
+          <w:p>
+            <w:pPr>
+              <w:jc w:val="both"/>
+            </w:pPr>
+            <w:r>
+              <w:t>Có</w:t>
+            </w:r>
+          </w:p>
         </w:tc>
       </w:tr>
       <w:tr>
         <w:tc>
           <w:tcPr>
-            <w:tcW w:w="3116" w:type="dxa"/>
-          </w:tcPr>
-          <w:p>
-            <w:r>
-              <w:t>Key User (F&amp;B)</w:t>
-            </w:r>
-          </w:p>
-        </w:tc>
-        <w:tc>
-          <w:tcPr>
-            <w:tcW w:w="3117" w:type="dxa"/>
-          </w:tcPr>
-          <w:p>
-            <w:r>
-              <w:t>Quản lý Usofa Cafe</w:t>
-            </w:r>
-          </w:p>
-        </w:tc>
-        <w:tc>
-          <w:tcPr>
-            <w:tcW w:w="3117" w:type="dxa"/>
-          </w:tcPr>
-          <w:p/>
+            <w:tcW w:w="3021" w:type="dxa"/>
+          </w:tcPr>
+          <w:p>
+            <w:pPr>
+              <w:jc w:val="both"/>
+            </w:pPr>
+            <w:r>
+              <w:t>Fleet</w:t>
+            </w:r>
+          </w:p>
+        </w:tc>
+        <w:tc>
+          <w:tcPr>
+            <w:tcW w:w="3985" w:type="dxa"/>
+          </w:tcPr>
+          <w:p>
+            <w:pPr>
+              <w:jc w:val="both"/>
+            </w:pPr>
+            <w:r>
+              <w:t>Lập kế hoạch giao nhận hàng, phân công tài xế, kiểm soát chi phí.</w:t>
+            </w:r>
+          </w:p>
+        </w:tc>
+        <w:tc>
+          <w:tcPr>
+            <w:tcW w:w="1984" w:type="dxa"/>
+          </w:tcPr>
+          <w:p>
+            <w:pPr>
+              <w:jc w:val="both"/>
+            </w:pPr>
+            <w:r>
+              <w:t>Nên có</w:t>
+            </w:r>
+          </w:p>
         </w:tc>
       </w:tr>
       <w:tr>
         <w:tc>
           <w:tcPr>
-            <w:tcW w:w="3116" w:type="dxa"/>
-          </w:tcPr>
-          <w:p>
-            <w:r>
-              <w:t>Technical Team</w:t>
-            </w:r>
-          </w:p>
-        </w:tc>
-        <w:tc>
-          <w:tcPr>
-            <w:tcW w:w="3117" w:type="dxa"/>
-          </w:tcPr>
-          <w:p>
-            <w:r>
-              <w:t>Odoo Developer/BA</w:t>
-            </w:r>
-          </w:p>
-        </w:tc>
-        <w:tc>
-          <w:tcPr>
-            <w:tcW w:w="3117" w:type="dxa"/>
-          </w:tcPr>
-          <w:p/>
+            <w:tcW w:w="3021" w:type="dxa"/>
+          </w:tcPr>
+          <w:p>
+            <w:pPr>
+              <w:jc w:val="both"/>
+            </w:pPr>
+            <w:r>
+              <w:t>Accounting</w:t>
+            </w:r>
+          </w:p>
+        </w:tc>
+        <w:tc>
+          <w:tcPr>
+            <w:tcW w:w="3985" w:type="dxa"/>
+          </w:tcPr>
+          <w:p>
+            <w:pPr>
+              <w:jc w:val="both"/>
+            </w:pPr>
+            <w:r>
+              <w:t>Tạo hoá đơn, kiểm toán, đối chiếu công nợ.</w:t>
+            </w:r>
+          </w:p>
+        </w:tc>
+        <w:tc>
+          <w:tcPr>
+            <w:tcW w:w="1984" w:type="dxa"/>
+          </w:tcPr>
+          <w:p>
+            <w:pPr>
+              <w:jc w:val="both"/>
+            </w:pPr>
+            <w:r>
+              <w:t>Có</w:t>
+            </w:r>
+          </w:p>
+        </w:tc>
+      </w:tr>
+      <w:tr>
+        <w:tc>
+          <w:tcPr>
+            <w:tcW w:w="3021" w:type="dxa"/>
+          </w:tcPr>
+          <w:p>
+            <w:pPr>
+              <w:jc w:val="both"/>
+            </w:pPr>
+            <w:r>
+              <w:t>Approvals</w:t>
+            </w:r>
+          </w:p>
+        </w:tc>
+        <w:tc>
+          <w:tcPr>
+            <w:tcW w:w="3985" w:type="dxa"/>
+          </w:tcPr>
+          <w:p>
+            <w:pPr>
+              <w:jc w:val="both"/>
+            </w:pPr>
+            <w:r>
+              <w:t>Quản lý các yêu cầu phê duyệt.</w:t>
+            </w:r>
+          </w:p>
+        </w:tc>
+        <w:tc>
+          <w:tcPr>
+            <w:tcW w:w="1984" w:type="dxa"/>
+          </w:tcPr>
+          <w:p>
+            <w:pPr>
+              <w:keepNext/>
+              <w:jc w:val="both"/>
+            </w:pPr>
+            <w:r>
+              <w:t>Có</w:t>
+            </w:r>
+          </w:p>
         </w:tc>
       </w:tr>
     </w:tbl>
     <w:p>
       <w:pPr>
+        <w:pStyle w:val="Caption"/>
+        <w:jc w:val="center"/>
+        <w:rPr>
+          <w:sz w:val="22"/>
+          <w:szCs w:val="22"/>
+        </w:rPr>
+      </w:pPr>
+      <w:r>
+        <w:rPr>
+          <w:sz w:val="22"/>
+          <w:szCs w:val="22"/>
+        </w:rPr>
+        <w:t xml:space="preserve">Bảng </w:t>
+      </w:r>
+      <w:r>
+        <w:rPr>
+          <w:sz w:val="22"/>
+          <w:szCs w:val="22"/>
+        </w:rPr>
+        <w:fldChar w:fldCharType="begin"/>
+      </w:r>
+      <w:r>
+        <w:rPr>
+          <w:sz w:val="22"/>
+          <w:szCs w:val="22"/>
+        </w:rPr>
+        <w:instrText xml:space="preserve"> SEQ Bảng \* ARABIC </w:instrText>
+      </w:r>
+      <w:r>
+        <w:rPr>
+          <w:sz w:val="22"/>
+          <w:szCs w:val="22"/>
+        </w:rPr>
+        <w:fldChar w:fldCharType="separate"/>
+      </w:r>
+      <w:r>
+        <w:rPr>
+          <w:noProof/>
+          <w:sz w:val="22"/>
+          <w:szCs w:val="22"/>
+        </w:rPr>
+        <w:t>1</w:t>
+      </w:r>
+      <w:r>
+        <w:rPr>
+          <w:sz w:val="22"/>
+          <w:szCs w:val="22"/>
+        </w:rPr>
+        <w:fldChar w:fldCharType="end"/>
+      </w:r>
+      <w:r>
+        <w:rPr>
+          <w:sz w:val="22"/>
+          <w:szCs w:val="22"/>
+        </w:rPr>
+        <w:t>. Các module cốt lõi</w:t>
+      </w:r>
+    </w:p>
+    <w:p>
+      <w:pPr>
+        <w:pStyle w:val="Heading2"/>
+        <w:numPr>
+          <w:ilvl w:val="1"/>
+          <w:numId w:val="1"/>
+        </w:numPr>
+      </w:pPr>
+      <w:r>
+        <w:t>Xác định các Stakeholder (Owner, Key User, Dev)</w:t>
+      </w:r>
+      <w:r>
+        <w:t xml:space="preserve"> </w:t>
+      </w:r>
+    </w:p>
+    <w:p>
+      <w:pPr>
+        <w:ind w:left="360" w:firstLine="360"/>
+      </w:pPr>
+      <w:r>
+        <w:t xml:space="preserve">Dựa vào quy trình hiện tại tại các showroom xác định các Stakeholder chính như Bảng </w:t>
+      </w:r>
+      <w:r>
+        <w:t>2</w:t>
+      </w:r>
+      <w:r>
+        <w:t>.</w:t>
+      </w:r>
+    </w:p>
+    <w:tbl>
+      <w:tblPr>
+        <w:tblStyle w:val="TableGrid"/>
+        <w:tblW w:w="0" w:type="auto"/>
+        <w:tblInd w:w="360" w:type="dxa"/>
+        <w:tblLook w:val="04A0" w:firstRow="1" w:lastRow="0" w:firstColumn="1" w:lastColumn="0" w:noHBand="0" w:noVBand="1"/>
+      </w:tblPr>
+      <w:tblGrid>
+        <w:gridCol w:w="2983"/>
+        <w:gridCol w:w="3015"/>
+        <w:gridCol w:w="2992"/>
+      </w:tblGrid>
+      <w:tr>
+        <w:tc>
+          <w:tcPr>
+            <w:tcW w:w="3116" w:type="dxa"/>
+            <w:shd w:val="clear" w:color="auto" w:fill="4472C4" w:themeFill="accent1"/>
+          </w:tcPr>
+          <w:p>
+            <w:pPr>
+              <w:jc w:val="center"/>
+              <w:rPr>
+                <w:b/>
+              </w:rPr>
+            </w:pPr>
+            <w:r>
+              <w:rPr>
+                <w:b/>
+              </w:rPr>
+              <w:t>Vai trò (Role)</w:t>
+            </w:r>
+          </w:p>
+        </w:tc>
+        <w:tc>
+          <w:tcPr>
+            <w:tcW w:w="3117" w:type="dxa"/>
+            <w:shd w:val="clear" w:color="auto" w:fill="4472C4" w:themeFill="accent1"/>
+          </w:tcPr>
+          <w:p>
+            <w:pPr>
+              <w:jc w:val="center"/>
+              <w:rPr>
+                <w:b/>
+              </w:rPr>
+            </w:pPr>
+            <w:r>
+              <w:rPr>
+                <w:b/>
+              </w:rPr>
+              <w:t>Đại diện</w:t>
+            </w:r>
+          </w:p>
+        </w:tc>
+        <w:tc>
+          <w:tcPr>
+            <w:tcW w:w="3117" w:type="dxa"/>
+            <w:shd w:val="clear" w:color="auto" w:fill="4472C4" w:themeFill="accent1"/>
+          </w:tcPr>
+          <w:p>
+            <w:pPr>
+              <w:jc w:val="center"/>
+              <w:rPr>
+                <w:b/>
+              </w:rPr>
+            </w:pPr>
+            <w:r>
+              <w:rPr>
+                <w:b/>
+              </w:rPr>
+              <w:t>Trách nhiệm trong dự án</w:t>
+            </w:r>
+          </w:p>
+        </w:tc>
+      </w:tr>
+      <w:tr>
+        <w:tc>
+          <w:tcPr>
+            <w:tcW w:w="3116" w:type="dxa"/>
+          </w:tcPr>
+          <w:p>
+            <w:pPr>
+              <w:jc w:val="both"/>
+            </w:pPr>
+            <w:r>
+              <w:t>Project Owner</w:t>
+            </w:r>
+          </w:p>
+        </w:tc>
+        <w:tc>
+          <w:tcPr>
+            <w:tcW w:w="3117" w:type="dxa"/>
+          </w:tcPr>
+          <w:p>
+            <w:pPr>
+              <w:jc w:val="both"/>
+            </w:pPr>
+            <w:r>
+              <w:t>Tổng Giám Đốc</w:t>
+            </w:r>
+          </w:p>
+        </w:tc>
+        <w:tc>
+          <w:tcPr>
+            <w:tcW w:w="3117" w:type="dxa"/>
+          </w:tcPr>
+          <w:p>
+            <w:pPr>
+              <w:jc w:val="both"/>
+            </w:pPr>
+            <w:r>
+              <w:t>Duyệt ngân sách, chốt giải pháp TO-BE, duyệt xuất kho.</w:t>
+            </w:r>
+          </w:p>
+        </w:tc>
+      </w:tr>
+      <w:tr>
+        <w:tc>
+          <w:tcPr>
+            <w:tcW w:w="3116" w:type="dxa"/>
+          </w:tcPr>
+          <w:p>
+            <w:pPr>
+              <w:jc w:val="both"/>
+            </w:pPr>
+            <w:r>
+              <w:t>Key User (Kinh doanh)</w:t>
+            </w:r>
+          </w:p>
+        </w:tc>
+        <w:tc>
+          <w:tcPr>
+            <w:tcW w:w="3117" w:type="dxa"/>
+          </w:tcPr>
+          <w:p>
+            <w:pPr>
+              <w:jc w:val="both"/>
+            </w:pPr>
+            <w:r>
+              <w:t>Nhân viên kinh doanh</w:t>
+            </w:r>
+          </w:p>
+        </w:tc>
+        <w:tc>
+          <w:tcPr>
+            <w:tcW w:w="3117" w:type="dxa"/>
+          </w:tcPr>
+          <w:p>
+            <w:pPr>
+              <w:jc w:val="both"/>
+            </w:pPr>
+            <w:r>
+              <w:t>Tư vấn bán hàng, chốt đơn hàng, thao tác lập hoá đơn bán hàng trên hệ thống.</w:t>
+            </w:r>
+          </w:p>
+        </w:tc>
+      </w:tr>
+      <w:tr>
+        <w:tc>
+          <w:tcPr>
+            <w:tcW w:w="3116" w:type="dxa"/>
+          </w:tcPr>
+          <w:p>
+            <w:pPr>
+              <w:jc w:val="both"/>
+            </w:pPr>
+            <w:r>
+              <w:t>Key User (Vận hành)</w:t>
+            </w:r>
+          </w:p>
+        </w:tc>
+        <w:tc>
+          <w:tcPr>
+            <w:tcW w:w="3117" w:type="dxa"/>
+          </w:tcPr>
+          <w:p>
+            <w:pPr>
+              <w:jc w:val="both"/>
+            </w:pPr>
+            <w:r>
+              <w:t>Quản lý tổ giao hàng</w:t>
+            </w:r>
+            <w:r>
+              <w:t>, nhân viên giao hàng</w:t>
+            </w:r>
+          </w:p>
+          <w:p>
+            <w:pPr>
+              <w:jc w:val="both"/>
+            </w:pPr>
+          </w:p>
+        </w:tc>
+        <w:tc>
+          <w:tcPr>
+            <w:tcW w:w="3117" w:type="dxa"/>
+          </w:tcPr>
+          <w:p>
+            <w:pPr>
+              <w:jc w:val="both"/>
+            </w:pPr>
+            <w:r>
+              <w:t>Lập lịch điều xe</w:t>
+            </w:r>
+            <w:r>
+              <w:t>,</w:t>
+            </w:r>
+            <w:r>
+              <w:t xml:space="preserve"> giao nhận hàng</w:t>
+            </w:r>
+            <w:r>
+              <w:t xml:space="preserve"> và thu tiền</w:t>
+            </w:r>
+            <w:r>
+              <w:t>.</w:t>
+            </w:r>
+          </w:p>
+        </w:tc>
+      </w:tr>
+      <w:tr>
+        <w:tc>
+          <w:tcPr>
+            <w:tcW w:w="3116" w:type="dxa"/>
+          </w:tcPr>
+          <w:p>
+            <w:pPr>
+              <w:jc w:val="both"/>
+            </w:pPr>
+            <w:r>
+              <w:t>Key User (Vận hành)</w:t>
+            </w:r>
+          </w:p>
+        </w:tc>
+        <w:tc>
+          <w:tcPr>
+            <w:tcW w:w="3117" w:type="dxa"/>
+          </w:tcPr>
+          <w:p>
+            <w:pPr>
+              <w:jc w:val="both"/>
+            </w:pPr>
+            <w:r>
+              <w:t>Thủ kho</w:t>
+            </w:r>
+          </w:p>
+        </w:tc>
+        <w:tc>
+          <w:tcPr>
+            <w:tcW w:w="3117" w:type="dxa"/>
+          </w:tcPr>
+          <w:p>
+            <w:pPr>
+              <w:jc w:val="both"/>
+            </w:pPr>
+            <w:r>
+              <w:t>Hoàn</w:t>
+            </w:r>
+            <w:r>
+              <w:t xml:space="preserve"> tất các thủ tục Xuất/Nhập hàng</w:t>
+            </w:r>
+          </w:p>
+        </w:tc>
+      </w:tr>
+      <w:tr>
+        <w:tc>
+          <w:tcPr>
+            <w:tcW w:w="3116" w:type="dxa"/>
+          </w:tcPr>
+          <w:p>
+            <w:pPr>
+              <w:jc w:val="both"/>
+            </w:pPr>
+            <w:r>
+              <w:t>Key User (Tài chính)</w:t>
+            </w:r>
+          </w:p>
+        </w:tc>
+        <w:tc>
+          <w:tcPr>
+            <w:tcW w:w="3117" w:type="dxa"/>
+          </w:tcPr>
+          <w:p>
+            <w:pPr>
+              <w:jc w:val="both"/>
+            </w:pPr>
+            <w:r>
+              <w:t>Kế toán trưởng, Kế toán</w:t>
+            </w:r>
+          </w:p>
+          <w:p>
+            <w:pPr>
+              <w:jc w:val="both"/>
+            </w:pPr>
+            <w:r>
+              <w:t>bán hàng</w:t>
+            </w:r>
+          </w:p>
+        </w:tc>
+        <w:tc>
+          <w:tcPr>
+            <w:tcW w:w="3117" w:type="dxa"/>
+          </w:tcPr>
+          <w:p>
+            <w:pPr>
+              <w:jc w:val="both"/>
+            </w:pPr>
+            <w:r>
+              <w:t>Kiểm tra và hoàn tất thủ tục Xuất/Nhập hàng.</w:t>
+            </w:r>
+          </w:p>
+          <w:p>
+            <w:pPr>
+              <w:jc w:val="both"/>
+            </w:pPr>
+            <w:r>
+              <w:t>Hoạch toán vào Misa và đối chiếu.</w:t>
+            </w:r>
+          </w:p>
+        </w:tc>
+      </w:tr>
+      <w:tr>
+        <w:tc>
+          <w:tcPr>
+            <w:tcW w:w="3116" w:type="dxa"/>
+          </w:tcPr>
+          <w:p>
+            <w:pPr>
+              <w:jc w:val="both"/>
+            </w:pPr>
+            <w:r>
+              <w:t>Key User (F&amp;B)</w:t>
+            </w:r>
+          </w:p>
+        </w:tc>
+        <w:tc>
+          <w:tcPr>
+            <w:tcW w:w="3117" w:type="dxa"/>
+          </w:tcPr>
+          <w:p>
+            <w:pPr>
+              <w:jc w:val="both"/>
+            </w:pPr>
+            <w:r>
+              <w:t>Quản lý Usofa Cafe</w:t>
+            </w:r>
+          </w:p>
+        </w:tc>
+        <w:tc>
+          <w:tcPr>
+            <w:tcW w:w="3117" w:type="dxa"/>
+          </w:tcPr>
+          <w:p>
+            <w:pPr>
+              <w:jc w:val="both"/>
+            </w:pPr>
+            <w:r>
+              <w:t>Cung cấp BOM nguyên liệu, menu, sơ đồ layout quán café.</w:t>
+            </w:r>
+          </w:p>
+        </w:tc>
+      </w:tr>
+      <w:tr>
+        <w:tc>
+          <w:tcPr>
+            <w:tcW w:w="3116" w:type="dxa"/>
+          </w:tcPr>
+          <w:p>
+            <w:pPr>
+              <w:jc w:val="both"/>
+            </w:pPr>
+            <w:r>
+              <w:t>Technical Team</w:t>
+            </w:r>
+          </w:p>
+        </w:tc>
+        <w:tc>
+          <w:tcPr>
+            <w:tcW w:w="3117" w:type="dxa"/>
+          </w:tcPr>
+          <w:p>
+            <w:pPr>
+              <w:jc w:val="both"/>
+            </w:pPr>
+            <w:r>
+              <w:t>Odoo Developer/BA</w:t>
+            </w:r>
+          </w:p>
+        </w:tc>
+        <w:tc>
+          <w:tcPr>
+            <w:tcW w:w="3117" w:type="dxa"/>
+          </w:tcPr>
+          <w:p>
+            <w:pPr>
+              <w:keepNext/>
+              <w:jc w:val="both"/>
+            </w:pPr>
+            <w:r>
+              <w:t xml:space="preserve">Mapping giải pháp, lập trình biểu mẫu, migrate </w:t>
+            </w:r>
+            <w:proofErr w:type="gramStart"/>
+            <w:r>
+              <w:t>data,…</w:t>
+            </w:r>
+            <w:proofErr w:type="gramEnd"/>
+          </w:p>
+        </w:tc>
+      </w:tr>
+    </w:tbl>
+    <w:p>
+      <w:pPr>
+        <w:pStyle w:val="Caption"/>
+        <w:jc w:val="center"/>
+        <w:rPr>
+          <w:sz w:val="22"/>
+          <w:szCs w:val="22"/>
+        </w:rPr>
+      </w:pPr>
+      <w:r>
+        <w:rPr>
+          <w:sz w:val="22"/>
+          <w:szCs w:val="22"/>
+        </w:rPr>
+        <w:t xml:space="preserve">Bảng </w:t>
+      </w:r>
+      <w:r>
+        <w:rPr>
+          <w:sz w:val="22"/>
+          <w:szCs w:val="22"/>
+        </w:rPr>
+        <w:fldChar w:fldCharType="begin"/>
+      </w:r>
+      <w:r>
+        <w:rPr>
+          <w:sz w:val="22"/>
+          <w:szCs w:val="22"/>
+        </w:rPr>
+        <w:instrText xml:space="preserve"> SEQ Bảng \* ARABIC </w:instrText>
+      </w:r>
+      <w:r>
+        <w:rPr>
+          <w:sz w:val="22"/>
+          <w:szCs w:val="22"/>
+        </w:rPr>
+        <w:fldChar w:fldCharType="separate"/>
+      </w:r>
+      <w:r>
+        <w:rPr>
+          <w:noProof/>
+          <w:sz w:val="22"/>
+          <w:szCs w:val="22"/>
+        </w:rPr>
+        <w:t>2</w:t>
+      </w:r>
+      <w:r>
+        <w:rPr>
+          <w:sz w:val="22"/>
+          <w:szCs w:val="22"/>
+        </w:rPr>
+        <w:fldChar w:fldCharType="end"/>
+      </w:r>
+      <w:r>
+        <w:rPr>
+          <w:sz w:val="22"/>
+          <w:szCs w:val="22"/>
+        </w:rPr>
+        <w:t>. Bảng các stakeholder của quy trình</w:t>
+      </w:r>
+    </w:p>
+    <w:p>
+      <w:pPr>
+        <w:pStyle w:val="Heading2"/>
+        <w:numPr>
+          <w:ilvl w:val="1"/>
+          <w:numId w:val="1"/>
+        </w:numPr>
+      </w:pPr>
+      <w:r>
+        <w:lastRenderedPageBreak/>
+        <w:t>Xác định các input/output</w:t>
+      </w:r>
+    </w:p>
+    <w:p>
+      <w:pPr>
+        <w:ind w:left="360" w:firstLine="360"/>
+      </w:pPr>
+      <w:r>
+        <w:t xml:space="preserve">Dựa vào quy trình hiện tại tại các </w:t>
+      </w:r>
+      <w:r>
+        <w:t>showroom xác định input/output tại từng bước của quy trình:</w:t>
+      </w:r>
+    </w:p>
+    <w:tbl>
+      <w:tblPr>
+        <w:tblStyle w:val="TableGrid"/>
+        <w:tblW w:w="0" w:type="auto"/>
+        <w:tblInd w:w="360" w:type="dxa"/>
+        <w:tblLook w:val="04A0" w:firstRow="1" w:lastRow="0" w:firstColumn="1" w:lastColumn="0" w:noHBand="0" w:noVBand="1"/>
+      </w:tblPr>
+      <w:tblGrid>
+        <w:gridCol w:w="2983"/>
+        <w:gridCol w:w="2995"/>
+        <w:gridCol w:w="3012"/>
+      </w:tblGrid>
+      <w:tr>
+        <w:tc>
+          <w:tcPr>
+            <w:tcW w:w="3116" w:type="dxa"/>
+            <w:shd w:val="clear" w:color="auto" w:fill="4472C4" w:themeFill="accent1"/>
+          </w:tcPr>
+          <w:p>
+            <w:pPr>
+              <w:jc w:val="center"/>
+              <w:rPr>
+                <w:b/>
+              </w:rPr>
+            </w:pPr>
+            <w:r>
+              <w:rPr>
+                <w:b/>
+              </w:rPr>
+              <w:t>Bước</w:t>
+            </w:r>
+          </w:p>
+        </w:tc>
+        <w:tc>
+          <w:tcPr>
+            <w:tcW w:w="3117" w:type="dxa"/>
+            <w:shd w:val="clear" w:color="auto" w:fill="4472C4" w:themeFill="accent1"/>
+          </w:tcPr>
+          <w:p>
+            <w:pPr>
+              <w:jc w:val="center"/>
+              <w:rPr>
+                <w:b/>
+              </w:rPr>
+            </w:pPr>
+            <w:r>
+              <w:rPr>
+                <w:b/>
+              </w:rPr>
+              <w:t>Input</w:t>
+            </w:r>
+          </w:p>
+        </w:tc>
+        <w:tc>
+          <w:tcPr>
+            <w:tcW w:w="3117" w:type="dxa"/>
+            <w:shd w:val="clear" w:color="auto" w:fill="4472C4" w:themeFill="accent1"/>
+          </w:tcPr>
+          <w:p>
+            <w:pPr>
+              <w:jc w:val="center"/>
+              <w:rPr>
+                <w:b/>
+              </w:rPr>
+            </w:pPr>
+            <w:r>
+              <w:rPr>
+                <w:b/>
+              </w:rPr>
+              <w:t>Output</w:t>
+            </w:r>
+          </w:p>
+        </w:tc>
+      </w:tr>
+      <w:tr>
+        <w:tc>
+          <w:tcPr>
+            <w:tcW w:w="3116" w:type="dxa"/>
+          </w:tcPr>
+          <w:p>
+            <w:pPr>
+              <w:jc w:val="both"/>
+            </w:pPr>
+            <w:r>
+              <w:t>1. Tư vấn bán hàng và chốt đơn hàng</w:t>
+            </w:r>
+          </w:p>
+        </w:tc>
+        <w:tc>
+          <w:tcPr>
+            <w:tcW w:w="3117" w:type="dxa"/>
+          </w:tcPr>
+          <w:p>
+            <w:pPr>
+              <w:jc w:val="both"/>
+            </w:pPr>
+            <w:r>
+              <w:t>Thông tin và nhu cầu của khách hàng.</w:t>
+            </w:r>
+          </w:p>
+        </w:tc>
+        <w:tc>
+          <w:tcPr>
+            <w:tcW w:w="3117" w:type="dxa"/>
+          </w:tcPr>
+          <w:p>
+            <w:pPr>
+              <w:jc w:val="both"/>
+            </w:pPr>
+            <w:r>
+              <w:t xml:space="preserve">Sản phẩm mà khách hàng </w:t>
+            </w:r>
+            <w:r>
+              <w:t>cần.</w:t>
+            </w:r>
+          </w:p>
+        </w:tc>
+      </w:tr>
+      <w:tr>
+        <w:tc>
+          <w:tcPr>
+            <w:tcW w:w="3116" w:type="dxa"/>
+          </w:tcPr>
+          <w:p>
+            <w:pPr>
+              <w:jc w:val="both"/>
+            </w:pPr>
+            <w:r>
+              <w:t>2. Bán hàng (Thao tác trên hệ thống)</w:t>
+            </w:r>
+          </w:p>
+        </w:tc>
+        <w:tc>
+          <w:tcPr>
+            <w:tcW w:w="3117" w:type="dxa"/>
+          </w:tcPr>
+          <w:p>
+            <w:pPr>
+              <w:jc w:val="both"/>
+            </w:pPr>
+            <w:r>
+              <w:t>Mã, thông tin sản phẩm mà khách hàng cần.</w:t>
+            </w:r>
+          </w:p>
+        </w:tc>
+        <w:tc>
+          <w:tcPr>
+            <w:tcW w:w="3117" w:type="dxa"/>
+          </w:tcPr>
+          <w:p>
+            <w:pPr>
+              <w:jc w:val="both"/>
+            </w:pPr>
+            <w:r>
+              <w:t>Hoá đơn chứa thông tin khách hàng và sản phẩm.</w:t>
+            </w:r>
+          </w:p>
+        </w:tc>
+      </w:tr>
+      <w:tr>
+        <w:tc>
+          <w:tcPr>
+            <w:tcW w:w="3116" w:type="dxa"/>
+          </w:tcPr>
+          <w:p>
+            <w:pPr>
+              <w:jc w:val="both"/>
+            </w:pPr>
+            <w:r>
+              <w:t>3. Lập lịch điều xe giao nhận hàng</w:t>
+            </w:r>
+          </w:p>
+        </w:tc>
+        <w:tc>
+          <w:tcPr>
+            <w:tcW w:w="3117" w:type="dxa"/>
+          </w:tcPr>
+          <w:p>
+            <w:pPr>
+              <w:jc w:val="both"/>
+            </w:pPr>
+            <w:r>
+              <w:t>Thông tin đơn hàng, ngày giao nhận.</w:t>
+            </w:r>
+          </w:p>
+        </w:tc>
+        <w:tc>
+          <w:tcPr>
+            <w:tcW w:w="3117" w:type="dxa"/>
+          </w:tcPr>
+          <w:p>
+            <w:pPr>
+              <w:jc w:val="both"/>
+            </w:pPr>
+            <w:r>
+              <w:t>Thông tin thời gian và phương thức giao nhận hàng.</w:t>
+            </w:r>
+          </w:p>
+        </w:tc>
+      </w:tr>
+      <w:tr>
+        <w:tc>
+          <w:tcPr>
+            <w:tcW w:w="3116" w:type="dxa"/>
+          </w:tcPr>
+          <w:p>
+            <w:pPr>
+              <w:jc w:val="both"/>
+            </w:pPr>
+            <w:r>
+              <w:t>4. Kiểm tra và hoàn tất thủ tục xuất nhập hàng</w:t>
+            </w:r>
+          </w:p>
+        </w:tc>
+        <w:tc>
+          <w:tcPr>
+            <w:tcW w:w="3117" w:type="dxa"/>
+          </w:tcPr>
+          <w:p>
+            <w:pPr>
+              <w:jc w:val="both"/>
+            </w:pPr>
+            <w:r>
+              <w:t>Thông tin đơn hàng, mã sản phẩm, số lượng.</w:t>
+            </w:r>
+          </w:p>
+        </w:tc>
+        <w:tc>
+          <w:tcPr>
+            <w:tcW w:w="3117" w:type="dxa"/>
+          </w:tcPr>
+          <w:p>
+            <w:pPr>
+              <w:jc w:val="both"/>
+            </w:pPr>
+            <w:r>
+              <w:t>Phiếu yêu cầu duyệt xuất.</w:t>
+            </w:r>
+          </w:p>
+        </w:tc>
+      </w:tr>
+      <w:tr>
+        <w:tc>
+          <w:tcPr>
+            <w:tcW w:w="3116" w:type="dxa"/>
+          </w:tcPr>
+          <w:p>
+            <w:pPr>
+              <w:jc w:val="both"/>
+            </w:pPr>
+            <w:r>
+              <w:t>5. Duyệt xuất</w:t>
+            </w:r>
+          </w:p>
+        </w:tc>
+        <w:tc>
+          <w:tcPr>
+            <w:tcW w:w="3117" w:type="dxa"/>
+          </w:tcPr>
+          <w:p>
+            <w:pPr>
+              <w:jc w:val="both"/>
+            </w:pPr>
+            <w:r>
+              <w:t>Phiếu yêu cầu duyệt xuất.</w:t>
+            </w:r>
+          </w:p>
+        </w:tc>
+        <w:tc>
+          <w:tcPr>
+            <w:tcW w:w="3117" w:type="dxa"/>
+          </w:tcPr>
+          <w:p>
+            <w:pPr>
+              <w:jc w:val="both"/>
+            </w:pPr>
+            <w:r>
+              <w:t>Phiếu xuất hàng có duyệt xuất từ TGĐ.</w:t>
+            </w:r>
+          </w:p>
+        </w:tc>
+      </w:tr>
+      <w:tr>
+        <w:tc>
+          <w:tcPr>
+            <w:tcW w:w="3116" w:type="dxa"/>
+          </w:tcPr>
+          <w:p>
+            <w:pPr>
+              <w:jc w:val="both"/>
+            </w:pPr>
+            <w:r>
+              <w:t>6. Hoạch toán và đối chiếu</w:t>
+            </w:r>
+          </w:p>
+        </w:tc>
+        <w:tc>
+          <w:tcPr>
+            <w:tcW w:w="3117" w:type="dxa"/>
+          </w:tcPr>
+          <w:p>
+            <w:pPr>
+              <w:jc w:val="both"/>
+            </w:pPr>
+            <w:r>
+              <w:t>Hóa đơn bán hàng, Phiếu xuất hàng đã được duyệt.</w:t>
+            </w:r>
+          </w:p>
+        </w:tc>
+        <w:tc>
+          <w:tcPr>
+            <w:tcW w:w="3117" w:type="dxa"/>
+          </w:tcPr>
+          <w:p>
+            <w:pPr>
+              <w:jc w:val="both"/>
+            </w:pPr>
+            <w:r>
+              <w:t>Ghi nhận doanh thu, công nợ trên hệ thống/sổ sách kế toán.</w:t>
+            </w:r>
+          </w:p>
+        </w:tc>
+      </w:tr>
+      <w:tr>
+        <w:tc>
+          <w:tcPr>
+            <w:tcW w:w="3116" w:type="dxa"/>
+          </w:tcPr>
+          <w:p>
+            <w:pPr>
+              <w:jc w:val="both"/>
+            </w:pPr>
+            <w:r>
+              <w:t>7. Hoàn tất thủ tục xuất nhập hàng</w:t>
+            </w:r>
+          </w:p>
+        </w:tc>
+        <w:tc>
+          <w:tcPr>
+            <w:tcW w:w="3117" w:type="dxa"/>
+          </w:tcPr>
+          <w:p>
+            <w:pPr>
+              <w:jc w:val="both"/>
+            </w:pPr>
+            <w:r>
+              <w:t>Phiếu xuất hàng đã được duyệt xuất (từ bước 5).</w:t>
+            </w:r>
+          </w:p>
+        </w:tc>
+        <w:tc>
+          <w:tcPr>
+            <w:tcW w:w="3117" w:type="dxa"/>
+          </w:tcPr>
+          <w:p>
+            <w:pPr>
+              <w:jc w:val="both"/>
+            </w:pPr>
+            <w:r>
+              <w:t>Hàng hóa thực tế được lấy ra khỏi kho, Biên bản bàn giao hàng hóa cho bộ phận giao nhận</w:t>
+            </w:r>
+            <w:r>
+              <w:t>.</w:t>
+            </w:r>
+          </w:p>
+        </w:tc>
+      </w:tr>
+      <w:tr>
+        <w:tc>
+          <w:tcPr>
+            <w:tcW w:w="3116" w:type="dxa"/>
+          </w:tcPr>
+          <w:p>
+            <w:pPr>
+              <w:jc w:val="both"/>
+            </w:pPr>
+            <w:r>
+              <w:t>8. Giao hàng và thu tiền</w:t>
+            </w:r>
+          </w:p>
+        </w:tc>
+        <w:tc>
+          <w:tcPr>
+            <w:tcW w:w="3117" w:type="dxa"/>
+          </w:tcPr>
+          <w:p>
+            <w:pPr>
+              <w:jc w:val="both"/>
+            </w:pPr>
+            <w:r>
+              <w:t>Hàng hóa thực tế, Biên bản giao hàng, Thông tin khách hàng/địa chỉ.</w:t>
+            </w:r>
+          </w:p>
+        </w:tc>
+        <w:tc>
+          <w:tcPr>
+            <w:tcW w:w="3117" w:type="dxa"/>
+          </w:tcPr>
+          <w:p>
+            <w:pPr>
+              <w:jc w:val="both"/>
+            </w:pPr>
+            <w:r>
+              <w:t>Hàng hóa đã đến tay khách, Tiền mặt/chuyển khoản từ khách, Biên bản giao hàng có chữ ký xác nhận của khách.</w:t>
+            </w:r>
+          </w:p>
+        </w:tc>
+      </w:tr>
+      <w:tr>
+        <w:tc>
+          <w:tcPr>
+            <w:tcW w:w="3116" w:type="dxa"/>
+          </w:tcPr>
+          <w:p>
+            <w:pPr>
+              <w:jc w:val="both"/>
+            </w:pPr>
+            <w:r>
+              <w:t>9. Báo cáo</w:t>
+            </w:r>
+          </w:p>
+        </w:tc>
+        <w:tc>
+          <w:tcPr>
+            <w:tcW w:w="3117" w:type="dxa"/>
+          </w:tcPr>
+          <w:p>
+            <w:pPr>
+              <w:jc w:val="both"/>
+            </w:pPr>
+            <w:r>
+              <w:t>Tình trạng các đơn hàng đã giao, Các chứng từ và tiền thu về.</w:t>
+            </w:r>
+          </w:p>
+        </w:tc>
+        <w:tc>
+          <w:tcPr>
+            <w:tcW w:w="3117" w:type="dxa"/>
+          </w:tcPr>
+          <w:p>
+            <w:pPr>
+              <w:jc w:val="both"/>
+            </w:pPr>
+            <w:r>
+              <w:t>Báo cáo kết quả giao hàng và thu tiền trong ngày/ca làm việc.</w:t>
+            </w:r>
+          </w:p>
+        </w:tc>
+      </w:tr>
+      <w:tr>
+        <w:tc>
+          <w:tcPr>
+            <w:tcW w:w="3116" w:type="dxa"/>
+          </w:tcPr>
+          <w:p>
+            <w:pPr>
+              <w:jc w:val="both"/>
+            </w:pPr>
+            <w:r>
+              <w:t>10. Nhập quỹ và bàn giao phiếu</w:t>
+            </w:r>
+          </w:p>
+        </w:tc>
+        <w:tc>
+          <w:tcPr>
+            <w:tcW w:w="3117" w:type="dxa"/>
+          </w:tcPr>
+          <w:p>
+            <w:pPr>
+              <w:jc w:val="both"/>
+            </w:pPr>
+            <w:r>
+              <w:t>Báo cáo giao hàng, Tiền mặt thu được từ khách, Biên bản giao hàng đã ký.</w:t>
+            </w:r>
+          </w:p>
+        </w:tc>
+        <w:tc>
+          <w:tcPr>
+            <w:tcW w:w="3117" w:type="dxa"/>
+          </w:tcPr>
+          <w:p>
+            <w:pPr>
+              <w:keepNext/>
+              <w:jc w:val="both"/>
+            </w:pPr>
+            <w:r>
+              <w:t>Phiếu thu (nhập quỹ tiền mặt), Bộ chứng từ hoàn chỉnh được lưu trữ tại phòng Kế toán.</w:t>
+            </w:r>
+          </w:p>
+        </w:tc>
+      </w:tr>
+    </w:tbl>
+    <w:p>
+      <w:pPr>
+        <w:pStyle w:val="Caption"/>
+        <w:jc w:val="center"/>
+        <w:rPr>
+          <w:sz w:val="22"/>
+          <w:szCs w:val="22"/>
+        </w:rPr>
+      </w:pPr>
+      <w:r>
+        <w:rPr>
+          <w:sz w:val="22"/>
+          <w:szCs w:val="22"/>
+        </w:rPr>
+        <w:t xml:space="preserve">Bảng </w:t>
+      </w:r>
+      <w:r>
+        <w:rPr>
+          <w:sz w:val="22"/>
+          <w:szCs w:val="22"/>
+        </w:rPr>
+        <w:fldChar w:fldCharType="begin"/>
+      </w:r>
+      <w:r>
+        <w:rPr>
+          <w:sz w:val="22"/>
+          <w:szCs w:val="22"/>
+        </w:rPr>
+        <w:instrText xml:space="preserve"> SEQ Bảng \* ARABIC </w:instrText>
+      </w:r>
+      <w:r>
+        <w:rPr>
+          <w:sz w:val="22"/>
+          <w:szCs w:val="22"/>
+        </w:rPr>
+        <w:fldChar w:fldCharType="separate"/>
+      </w:r>
+      <w:r>
+        <w:rPr>
+          <w:noProof/>
+          <w:sz w:val="22"/>
+          <w:szCs w:val="22"/>
+        </w:rPr>
+        <w:t>3</w:t>
+      </w:r>
+      <w:r>
+        <w:rPr>
+          <w:sz w:val="22"/>
+          <w:szCs w:val="22"/>
+        </w:rPr>
+        <w:fldChar w:fldCharType="end"/>
+      </w:r>
+      <w:r>
+        <w:rPr>
+          <w:sz w:val="22"/>
+          <w:szCs w:val="22"/>
+        </w:rPr>
+        <w:t>. Bảng input/output cho từng bước của quy trình bán hàng tại showroom</w:t>
+      </w:r>
+    </w:p>
+    <w:p>
+      <w:pPr>
+        <w:pStyle w:val="Heading2"/>
+        <w:numPr>
+          <w:ilvl w:val="1"/>
+          <w:numId w:val="1"/>
+        </w:numPr>
+      </w:pPr>
+      <w:r>
+        <w:lastRenderedPageBreak/>
+        <w:t>Kết quả khảo sát hiện trạng</w:t>
+      </w:r>
+    </w:p>
+    <w:p>
+      <w:pPr>
+        <w:pStyle w:val="Heading3"/>
+        <w:numPr>
+          <w:ilvl w:val="0"/>
+          <w:numId w:val="7"/>
+        </w:numPr>
+      </w:pPr>
+      <w:r>
+        <w:t>Sơ đồ</w:t>
+      </w:r>
+      <w:r>
+        <w:t xml:space="preserve"> </w:t>
+      </w:r>
+      <w:r>
+        <w:t>hiện trạng</w:t>
+      </w:r>
+      <w:r>
+        <w:t xml:space="preserve"> quy trình</w:t>
+      </w:r>
+      <w:r>
+        <w:t xml:space="preserve"> bán hàng tại showroom</w:t>
+      </w:r>
+    </w:p>
+    <w:p>
+      <w:pPr>
+        <w:keepNext/>
         <w:ind w:left="360"/>
       </w:pPr>
+      <w:r>
+        <w:rPr>
+          <w:noProof/>
+        </w:rPr>
+        <w:drawing>
+          <wp:inline distT="0" distB="0" distL="0" distR="0" wp14:anchorId="5FB66464" wp14:editId="5FAAF6BD">
+            <wp:extent cx="5943600" cy="5702300"/>
+            <wp:effectExtent l="0" t="0" r="0" b="0"/>
+            <wp:docPr id="3" name="Picture 3"/>
+            <wp:cNvGraphicFramePr>
+              <a:graphicFrameLocks xmlns:a="http://schemas.openxmlformats.org/drawingml/2006/main" noChangeAspect="1"/>
+            </wp:cNvGraphicFramePr>
+            <a:graphic xmlns:a="http://schemas.openxmlformats.org/drawingml/2006/main">
+              <a:graphicData uri="http://schemas.openxmlformats.org/drawingml/2006/picture">
+                <pic:pic xmlns:pic="http://schemas.openxmlformats.org/drawingml/2006/picture">
+                  <pic:nvPicPr>
+                    <pic:cNvPr id="3" name="OdooLearning-USofa-25_6_2026.drawio.png"/>
+                    <pic:cNvPicPr/>
+                  </pic:nvPicPr>
+                  <pic:blipFill>
+                    <a:blip r:embed="rId16">
+                      <a:extLst>
+                        <a:ext uri="{28A0092B-C50C-407E-A947-70E740481C1C}">
+                          <a14:useLocalDpi xmlns:a14="http://schemas.microsoft.com/office/drawing/2010/main" val="0"/>
+                        </a:ext>
+                      </a:extLst>
+                    </a:blip>
+                    <a:stretch>
+                      <a:fillRect/>
+                    </a:stretch>
+                  </pic:blipFill>
+                  <pic:spPr>
+                    <a:xfrm>
+                      <a:off x="0" y="0"/>
+                      <a:ext cx="5943600" cy="5702300"/>
+                    </a:xfrm>
+                    <a:prstGeom prst="rect">
+                      <a:avLst/>
+                    </a:prstGeom>
+                  </pic:spPr>
+                </pic:pic>
+              </a:graphicData>
+            </a:graphic>
+          </wp:inline>
+        </w:drawing>
+      </w:r>
+    </w:p>
+    <w:p>
+      <w:pPr>
+        <w:pStyle w:val="Caption"/>
+        <w:jc w:val="center"/>
+        <w:rPr>
+          <w:sz w:val="22"/>
+          <w:szCs w:val="22"/>
+        </w:rPr>
+      </w:pPr>
+      <w:r>
+        <w:rPr>
+          <w:sz w:val="22"/>
+          <w:szCs w:val="22"/>
+        </w:rPr>
+        <w:t xml:space="preserve">Hình </w:t>
+      </w:r>
+      <w:r>
+        <w:rPr>
+          <w:sz w:val="22"/>
+          <w:szCs w:val="22"/>
+        </w:rPr>
+        <w:fldChar w:fldCharType="begin"/>
+      </w:r>
+      <w:r>
+        <w:rPr>
+          <w:sz w:val="22"/>
+          <w:szCs w:val="22"/>
+        </w:rPr>
+        <w:instrText xml:space="preserve"> SEQ Hình \* ARABIC </w:instrText>
+      </w:r>
+      <w:r>
+        <w:rPr>
+          <w:sz w:val="22"/>
+          <w:szCs w:val="22"/>
+        </w:rPr>
+        <w:fldChar w:fldCharType="separate"/>
+      </w:r>
+      <w:r>
+        <w:rPr>
+          <w:noProof/>
+          <w:sz w:val="22"/>
+          <w:szCs w:val="22"/>
+        </w:rPr>
+        <w:t>9</w:t>
+      </w:r>
+      <w:r>
+        <w:rPr>
+          <w:sz w:val="22"/>
+          <w:szCs w:val="22"/>
+        </w:rPr>
+        <w:fldChar w:fldCharType="end"/>
+      </w:r>
+      <w:r>
+        <w:rPr>
+          <w:sz w:val="22"/>
+          <w:szCs w:val="22"/>
+        </w:rPr>
+        <w:t>. Sơ đồ swimlane quy trình bán hàng</w:t>
+      </w:r>
+    </w:p>
+    <w:p>
+      <w:pPr>
+        <w:pStyle w:val="Heading3"/>
+        <w:numPr>
+          <w:ilvl w:val="0"/>
+          <w:numId w:val="7"/>
+        </w:numPr>
+      </w:pPr>
+      <w:r>
+        <w:lastRenderedPageBreak/>
+        <w:t>Sơ đồ quy trình bán hàng café tại showroom</w:t>
+      </w:r>
+    </w:p>
+    <w:p>
+      <w:pPr>
+        <w:keepNext/>
+        <w:jc w:val="center"/>
+      </w:pPr>
+      <w:r>
+        <w:rPr>
+          <w:noProof/>
+        </w:rPr>
+        <w:drawing>
+          <wp:inline distT="0" distB="0" distL="0" distR="0" wp14:anchorId="49961057" wp14:editId="3F4594B8">
+            <wp:extent cx="2727960" cy="7487159"/>
+            <wp:effectExtent l="0" t="0" r="0" b="0"/>
+            <wp:docPr id="7" name="Picture 7"/>
+            <wp:cNvGraphicFramePr>
+              <a:graphicFrameLocks xmlns:a="http://schemas.openxmlformats.org/drawingml/2006/main" noChangeAspect="1"/>
+            </wp:cNvGraphicFramePr>
+            <a:graphic xmlns:a="http://schemas.openxmlformats.org/drawingml/2006/main">
+              <a:graphicData uri="http://schemas.openxmlformats.org/drawingml/2006/picture">
+                <pic:pic xmlns:pic="http://schemas.openxmlformats.org/drawingml/2006/picture">
+                  <pic:nvPicPr>
+                    <pic:cNvPr id="7" name="OdooLearning-USofa-25_6_2026.drawio (3).png"/>
+                    <pic:cNvPicPr/>
+                  </pic:nvPicPr>
+                  <pic:blipFill>
+                    <a:blip r:embed="rId17">
+                      <a:extLst>
+                        <a:ext uri="{28A0092B-C50C-407E-A947-70E740481C1C}">
+                          <a14:useLocalDpi xmlns:a14="http://schemas.microsoft.com/office/drawing/2010/main" val="0"/>
+                        </a:ext>
+                      </a:extLst>
+                    </a:blip>
+                    <a:stretch>
+                      <a:fillRect/>
+                    </a:stretch>
+                  </pic:blipFill>
+                  <pic:spPr>
+                    <a:xfrm>
+                      <a:off x="0" y="0"/>
+                      <a:ext cx="2734633" cy="7505474"/>
+                    </a:xfrm>
+                    <a:prstGeom prst="rect">
+                      <a:avLst/>
+                    </a:prstGeom>
+                  </pic:spPr>
+                </pic:pic>
+              </a:graphicData>
+            </a:graphic>
+          </wp:inline>
+        </w:drawing>
+      </w:r>
+    </w:p>
+    <w:p>
+      <w:pPr>
+        <w:pStyle w:val="Caption"/>
+        <w:jc w:val="center"/>
+      </w:pPr>
+      <w:r>
+        <w:t xml:space="preserve">Hình </w:t>
+      </w:r>
+      <w:r>
+        <w:fldChar w:fldCharType="begin"/>
+      </w:r>
+      <w:r>
+        <w:instrText xml:space="preserve"> SEQ Hình \* ARABIC </w:instrText>
+      </w:r>
+      <w:r>
+        <w:fldChar w:fldCharType="separate"/>
+      </w:r>
+      <w:r>
+        <w:rPr>
+          <w:noProof/>
+        </w:rPr>
+        <w:t>10</w:t>
+      </w:r>
+      <w:r>
+        <w:fldChar w:fldCharType="end"/>
+      </w:r>
+      <w:r>
+        <w:t>. Sơ đồ bán hàng cafe tại showroom</w:t>
+      </w:r>
+      <w:r>
+        <w:t xml:space="preserve"> USofa Hub</w:t>
+      </w:r>
+    </w:p>
+    <w:p>
+      <w:pPr>
+        <w:pStyle w:val="Heading3"/>
+        <w:numPr>
+          <w:ilvl w:val="0"/>
+          <w:numId w:val="7"/>
+        </w:numPr>
+      </w:pPr>
+      <w:r>
+        <w:lastRenderedPageBreak/>
+        <w:t>Các vấn đề và yêu cầu</w:t>
+      </w:r>
+    </w:p>
+    <w:p>
+      <w:pPr>
+        <w:pStyle w:val="ListParagraph"/>
+        <w:numPr>
+          <w:ilvl w:val="0"/>
+          <w:numId w:val="2"/>
+        </w:numPr>
+        <w:jc w:val="both"/>
+      </w:pPr>
+      <w:r>
+        <w:t>Vấn đề "Silo Dữ liệu" giữa Kiot Việt và Misa</w:t>
+      </w:r>
+      <w:r>
+        <w:t>:</w:t>
+      </w:r>
+    </w:p>
+    <w:p>
+      <w:pPr>
+        <w:pStyle w:val="ListParagraph"/>
+        <w:jc w:val="both"/>
+      </w:pPr>
+      <w:r>
+        <w:t xml:space="preserve">+ </w:t>
+      </w:r>
+      <w:r>
+        <w:t>Vấn đề (Pain Point): Hệ thống bán hàng và kế toán đang bị chia cắt. Dữ liệu từ Bước 2 (Kiot Việt) không tự động chảy sang Bước 6 (Misa). Kế toán phải mất rất nhiều thời gian gõ lại chứng từ, dễ dẫn đến sai lệch số liệu doanh thu và tồn kho giữa 2 phần mềm.</w:t>
+      </w:r>
+    </w:p>
+    <w:p>
+      <w:pPr>
+        <w:pStyle w:val="ListParagraph"/>
+        <w:jc w:val="both"/>
+      </w:pPr>
+      <w:r>
+        <w:t xml:space="preserve">+ </w:t>
+      </w:r>
+      <w:r>
+        <w:t>Yêu cầu (Requirement): Cần một nền tảng ERP duy nhất (All-in-One). Khi chốt đơn thành công, hệ thống phải tự động sinh phiếu xuất kho và tự động định khoản các bút toán kế toán (Nợ/Có) theo chuẩn mà không cần nhập liệu 2 lần.</w:t>
+      </w:r>
+    </w:p>
+    <w:p>
+      <w:pPr>
+        <w:pStyle w:val="ListParagraph"/>
+        <w:numPr>
+          <w:ilvl w:val="0"/>
+          <w:numId w:val="2"/>
+        </w:numPr>
+        <w:jc w:val="both"/>
+      </w:pPr>
+      <w:r>
+        <w:t>Điểm nghẽn trong khâu Phê duyệt &amp; Lập lịch điều xe</w:t>
+      </w:r>
+      <w:r>
+        <w:t>:</w:t>
+      </w:r>
+    </w:p>
+    <w:p>
+      <w:pPr>
+        <w:pStyle w:val="ListParagraph"/>
+        <w:jc w:val="both"/>
+      </w:pPr>
+      <w:r>
+        <w:t xml:space="preserve">+ </w:t>
+      </w:r>
+      <w:r>
+        <w:t>Vấn đề (Pain Point): Bước 3 (Điều xe) làm bằng Excel dễ gây nhầm lẫn tuyến đường. Bước 5 (TGĐ duyệt xuất) diễn ra thủ công (ký giấy hoặc nhắn Zalo), khó truy xuất lịch sử, làm chậm tiến độ giao hàng nếu TGĐ đi vắng.</w:t>
+      </w:r>
+    </w:p>
+    <w:p>
+      <w:pPr>
+        <w:pStyle w:val="ListParagraph"/>
+        <w:jc w:val="both"/>
+      </w:pPr>
+      <w:r>
+        <w:t xml:space="preserve">+ </w:t>
+      </w:r>
+      <w:r>
+        <w:t>Yêu cầu (Requirement): Số hóa quy trình điều xe bằng giao diện trực quan (kéo-thả đơn hàng vào từng xe tải). Cấu hình luồng phê duyệt điện tử (E-Approval) ngay trên Mobile App để TGĐ có thể duyệt xuất kho mọi lúc mọi nơi chỉ với 1 thao tác chạm.</w:t>
+      </w:r>
+    </w:p>
+    <w:p>
+      <w:pPr>
+        <w:pStyle w:val="ListParagraph"/>
+        <w:numPr>
+          <w:ilvl w:val="0"/>
+          <w:numId w:val="2"/>
+        </w:numPr>
+        <w:jc w:val="both"/>
+      </w:pPr>
+      <w:r>
+        <w:t>Rủi ro sai sót trong Quản lý Kho và Giao nhận</w:t>
+      </w:r>
+      <w:r>
+        <w:t>:</w:t>
+      </w:r>
+    </w:p>
+    <w:p>
+      <w:pPr>
+        <w:pStyle w:val="ListParagraph"/>
+        <w:jc w:val="both"/>
+      </w:pPr>
+      <w:r>
+        <w:t xml:space="preserve">+ </w:t>
+      </w:r>
+      <w:r>
+        <w:t>Vấn đề (Pain Point): Thủ kho nhặt hàng Sofa dựa trên giấy tờ in sẵn, dễ xuất nhầm biến thể (sai màu, sai kích thước). Khâu tài xế thu tiền COD (Bước 8) thiếu công cụ đối chiếu tại chỗ, gây khó khăn cho việc nhập quỹ (Bước 10).</w:t>
+      </w:r>
+    </w:p>
+    <w:p>
+      <w:pPr>
+        <w:pStyle w:val="ListParagraph"/>
+        <w:jc w:val="both"/>
+      </w:pPr>
+      <w:r>
+        <w:t xml:space="preserve">+ </w:t>
+      </w:r>
+      <w:r>
+        <w:t>Yêu cầu (Requirement): Áp dụng công nghệ Barcode/QR Code vào xuất nhập kho. Tích hợp ứng dụng di động cho tài xế để cập nhật trạng thái giao hàng tức thì và đối soát COD tự động với thủ quỹ.</w:t>
+      </w:r>
+    </w:p>
+    <w:p>
+      <w:pPr>
+        <w:pStyle w:val="ListParagraph"/>
+        <w:numPr>
+          <w:ilvl w:val="0"/>
+          <w:numId w:val="2"/>
+        </w:numPr>
+        <w:jc w:val="both"/>
+      </w:pPr>
+      <w:r>
+        <w:t>Khó khăn trong quản lý F&amp;B (Usofa Cafe) &amp; Tương tác khách hàng</w:t>
+      </w:r>
+      <w:r>
+        <w:t>:</w:t>
+      </w:r>
+    </w:p>
+    <w:p>
+      <w:pPr>
+        <w:pStyle w:val="ListParagraph"/>
+        <w:jc w:val="both"/>
+      </w:pPr>
+      <w:r>
+        <w:t xml:space="preserve">+ </w:t>
+      </w:r>
+      <w:r>
+        <w:t>Vấn đề (Pain Point): Không trừ được tồn kho nguyên vật liệu thô (hạt cafe, đường, sữa) chính xác khi bán thành phẩm. Chưa có sự liên kết chăm sóc khách hàng giữa Showroom Sofa và quán Cafe.</w:t>
+      </w:r>
+    </w:p>
+    <w:p>
+      <w:pPr>
+        <w:pStyle w:val="ListParagraph"/>
+        <w:jc w:val="both"/>
+      </w:pPr>
+      <w:r>
+        <w:t xml:space="preserve">+ </w:t>
+      </w:r>
+      <w:r>
+        <w:t>Yêu cầu (Requirement): POS Cafe phải quản lý được định mức nguyên vật liệu (BOM) để tự động trừ kho nguyên liệu. Xây dựng chương trình Loyalty dùng chung: Khách mua Sofa được cộng điểm để đổi nước uống tại Usofa Cafe và ngược lại.</w:t>
+      </w:r>
+    </w:p>
+    <w:p>
+      <w:pPr>
+        <w:pStyle w:val="Heading1"/>
+        <w:numPr>
+          <w:ilvl w:val="0"/>
+          <w:numId w:val="1"/>
+        </w:numPr>
+      </w:pPr>
+      <w:r>
+        <w:t>Phân tích và thiết kế (TO-BE)</w:t>
+      </w:r>
+    </w:p>
+    <w:p>
+      <w:pPr>
+        <w:pStyle w:val="Heading2"/>
+        <w:numPr>
+          <w:ilvl w:val="1"/>
+          <w:numId w:val="1"/>
+        </w:numPr>
+      </w:pPr>
+      <w:r>
+        <w:t>Xác định Rule/Decision (điều kiện rẽ nhánh)</w:t>
+      </w:r>
+    </w:p>
+    <w:p>
+      <w:pPr>
+        <w:ind w:left="360"/>
+        <w:jc w:val="both"/>
+      </w:pPr>
+      <w:r>
+        <w:t xml:space="preserve">Dựa trên </w:t>
+      </w:r>
+      <w:r>
+        <w:t>nghiệp vụ Usofa, các logic rẽ nhánh (Bussiness Rules) được đưa vào như sau:</w:t>
+      </w:r>
+    </w:p>
+    <w:p>
+      <w:pPr>
+        <w:pStyle w:val="ListParagraph"/>
+        <w:numPr>
+          <w:ilvl w:val="0"/>
+          <w:numId w:val="2"/>
+        </w:numPr>
+        <w:jc w:val="both"/>
+      </w:pPr>
+      <w:r>
+        <w:t>Rule 1: Duyệt xuất kho.</w:t>
+      </w:r>
+    </w:p>
+    <w:p>
+      <w:pPr>
+        <w:pStyle w:val="ListParagraph"/>
+        <w:jc w:val="both"/>
+      </w:pPr>
+      <w:r>
+        <w:t xml:space="preserve">+ Đơn hàng có cần sự phê duyệt của TGĐ hay không (dựa trên giá trị đơn hàng hoặc nhóm hàng đặc biệt cần sự phê duyệt). Nếu có thì Trigger sang Approval Workflow cho TGĐ. Nếu không thì tự động chuyển trạng thái “Sẵn sàng xuất” cho Thủ kho. </w:t>
+      </w:r>
+    </w:p>
+    <w:p>
+      <w:pPr>
+        <w:pStyle w:val="ListParagraph"/>
+        <w:numPr>
+          <w:ilvl w:val="0"/>
+          <w:numId w:val="2"/>
+        </w:numPr>
+        <w:jc w:val="both"/>
+      </w:pPr>
+      <w:r>
+        <w:t>Rule 2: Giao hàng rẽ nhánh.</w:t>
+      </w:r>
+    </w:p>
+    <w:p>
+      <w:pPr>
+        <w:pStyle w:val="ListParagraph"/>
+        <w:jc w:val="both"/>
+      </w:pPr>
+      <w:r>
+        <w:t>+ Khách hàng có nhận hàng hay trả hàng. Nếu khách hàng nhận hàng thì chuyển trạng thái giao hàng DO thành Done, sinh hoá đơn. Nếu khách hàng trả hàng thì Trigger về luồng trả hàng, tạo phiếu nhập trả, hoàn công nợ.</w:t>
+      </w:r>
+    </w:p>
+    <w:p>
+      <w:pPr>
+        <w:pStyle w:val="ListParagraph"/>
+        <w:numPr>
+          <w:ilvl w:val="0"/>
+          <w:numId w:val="2"/>
+        </w:numPr>
+        <w:jc w:val="both"/>
+      </w:pPr>
+      <w:r>
+        <w:t>Rule 3: Khách hàng thân thiết.</w:t>
+      </w:r>
+    </w:p>
+    <w:p>
+      <w:pPr>
+        <w:pStyle w:val="ListParagraph"/>
+        <w:jc w:val="both"/>
+      </w:pPr>
+      <w:r>
+        <w:lastRenderedPageBreak/>
+        <w:t xml:space="preserve">+ Có phải là khách hàng thân thiết hay không. Nếu có thì tích điểm cho khách hàng dựa trên </w:t>
+      </w:r>
+      <w:r>
+        <w:t>doanh thu.</w:t>
+      </w:r>
+    </w:p>
+    <w:p>
+      <w:pPr>
+        <w:pStyle w:val="Heading2"/>
+        <w:numPr>
+          <w:ilvl w:val="1"/>
+          <w:numId w:val="1"/>
+        </w:numPr>
+      </w:pPr>
+      <w:r>
+        <w:t>Phân tích các trường hợp exception.</w:t>
+      </w:r>
+    </w:p>
+    <w:p>
+      <w:pPr>
+        <w:ind w:left="360"/>
+        <w:jc w:val="both"/>
+      </w:pPr>
+      <w:r>
+        <w:t>Các trường hợp ngoại lệ và hướng xử lý trên Odoo:</w:t>
+      </w:r>
+    </w:p>
+    <w:p>
+      <w:pPr>
+        <w:pStyle w:val="ListParagraph"/>
+        <w:numPr>
+          <w:ilvl w:val="0"/>
+          <w:numId w:val="2"/>
+        </w:numPr>
+        <w:jc w:val="both"/>
+      </w:pPr>
+      <w:r>
+        <w:t>Exception 1: Hệ thống mất kết nối Internet.</w:t>
+      </w:r>
+    </w:p>
+    <w:p>
+      <w:pPr>
+        <w:pStyle w:val="ListParagraph"/>
+        <w:jc w:val="both"/>
+      </w:pPr>
+      <w:r>
+        <w:t>+ Xử lý: Odoo POS hỗ trợ Offline Mode. Website có caching dữ liệu trên trình duyệt và tự động Sync khi có mạng.</w:t>
+      </w:r>
+    </w:p>
+    <w:p>
+      <w:pPr>
+        <w:pStyle w:val="ListParagraph"/>
+        <w:numPr>
+          <w:ilvl w:val="0"/>
+          <w:numId w:val="2"/>
+        </w:numPr>
+        <w:jc w:val="both"/>
+      </w:pPr>
+      <w:r>
+        <w:t>Exception 2: Sofa lỗi QC trước khi xuất kho.</w:t>
+      </w:r>
+    </w:p>
+    <w:p>
+      <w:pPr>
+        <w:pStyle w:val="ListParagraph"/>
+        <w:jc w:val="both"/>
+      </w:pPr>
+      <w:r>
+        <w:t>+ Xử lý: Chặn Validate trên Odoo Inventory, chuyển trạng thái hàng hoá sang “Scrap” hoặc “Repair”, yêu cầu đổi mã vạch mới.</w:t>
+      </w:r>
+    </w:p>
+    <w:p>
+      <w:pPr>
+        <w:pStyle w:val="ListParagraph"/>
+        <w:numPr>
+          <w:ilvl w:val="0"/>
+          <w:numId w:val="2"/>
+        </w:numPr>
+        <w:jc w:val="both"/>
+      </w:pPr>
+      <w:r>
+        <w:t>Exception 3: Khách nợ tiền quá hạn.</w:t>
+      </w:r>
+    </w:p>
+    <w:p>
+      <w:pPr>
+        <w:pStyle w:val="ListParagraph"/>
+        <w:jc w:val="both"/>
+      </w:pPr>
+      <w:r>
+        <w:t xml:space="preserve">+ Xử lý: Odoo Credit Limit block không cho </w:t>
+      </w:r>
+      <w:r>
+        <w:t>nhân viên tạo thêm Sales Order (SO) mới cho khách này.</w:t>
+      </w:r>
+    </w:p>
+    <w:p>
+      <w:pPr>
+        <w:pStyle w:val="Heading2"/>
+        <w:numPr>
+          <w:ilvl w:val="1"/>
+          <w:numId w:val="1"/>
+        </w:numPr>
+      </w:pPr>
+      <w:r>
+        <w:t>Thiết kế TO-BE (mapping với Odoo)</w:t>
+      </w:r>
+    </w:p>
+    <w:p>
+      <w:pPr>
+        <w:pStyle w:val="Heading3"/>
+        <w:numPr>
+          <w:ilvl w:val="0"/>
+          <w:numId w:val="6"/>
+        </w:numPr>
+      </w:pPr>
+      <w:r>
+        <w:t>Mapping với Odoo</w:t>
+      </w:r>
+    </w:p>
+    <w:tbl>
+      <w:tblPr>
+        <w:tblStyle w:val="TableGrid"/>
+        <w:tblW w:w="0" w:type="auto"/>
+        <w:tblInd w:w="360" w:type="dxa"/>
+        <w:tblLook w:val="04A0" w:firstRow="1" w:lastRow="0" w:firstColumn="1" w:lastColumn="0" w:noHBand="0" w:noVBand="1"/>
+      </w:tblPr>
+      <w:tblGrid>
+        <w:gridCol w:w="2926"/>
+        <w:gridCol w:w="3029"/>
+        <w:gridCol w:w="3035"/>
+      </w:tblGrid>
+      <w:tr>
+        <w:tc>
+          <w:tcPr>
+            <w:tcW w:w="3116" w:type="dxa"/>
+            <w:shd w:val="clear" w:color="auto" w:fill="4472C4" w:themeFill="accent1"/>
+          </w:tcPr>
+          <w:p>
+            <w:pPr>
+              <w:jc w:val="center"/>
+              <w:rPr>
+                <w:b/>
+              </w:rPr>
+            </w:pPr>
+            <w:r>
+              <w:rPr>
+                <w:b/>
+              </w:rPr>
+              <w:t>Bước quy trình</w:t>
+            </w:r>
+          </w:p>
+        </w:tc>
+        <w:tc>
+          <w:tcPr>
+            <w:tcW w:w="3117" w:type="dxa"/>
+            <w:shd w:val="clear" w:color="auto" w:fill="4472C4" w:themeFill="accent1"/>
+          </w:tcPr>
+          <w:p>
+            <w:pPr>
+              <w:jc w:val="center"/>
+              <w:rPr>
+                <w:b/>
+              </w:rPr>
+            </w:pPr>
+            <w:r>
+              <w:rPr>
+                <w:b/>
+              </w:rPr>
+              <w:t>Module</w:t>
+            </w:r>
+          </w:p>
+        </w:tc>
+        <w:tc>
+          <w:tcPr>
+            <w:tcW w:w="3117" w:type="dxa"/>
+            <w:shd w:val="clear" w:color="auto" w:fill="4472C4" w:themeFill="accent1"/>
+          </w:tcPr>
+          <w:p>
+            <w:pPr>
+              <w:jc w:val="center"/>
+              <w:rPr>
+                <w:b/>
+              </w:rPr>
+            </w:pPr>
+            <w:r>
+              <w:rPr>
+                <w:b/>
+              </w:rPr>
+              <w:t>Giải quyết</w:t>
+            </w:r>
+          </w:p>
+        </w:tc>
+      </w:tr>
+      <w:tr>
+        <w:tc>
+          <w:tcPr>
+            <w:tcW w:w="3116" w:type="dxa"/>
+          </w:tcPr>
+          <w:p>
+            <w:pPr>
+              <w:ind w:left="720" w:hanging="720"/>
+              <w:jc w:val="both"/>
+            </w:pPr>
+            <w:r>
+              <w:t>1. Tư vấn bán hàng</w:t>
+            </w:r>
+          </w:p>
+        </w:tc>
+        <w:tc>
+          <w:tcPr>
+            <w:tcW w:w="3117" w:type="dxa"/>
+          </w:tcPr>
+          <w:p>
+            <w:pPr>
+              <w:jc w:val="both"/>
+            </w:pPr>
+            <w:r>
+              <w:t>CRM</w:t>
+            </w:r>
+          </w:p>
+          <w:p>
+            <w:pPr>
+              <w:jc w:val="both"/>
+            </w:pPr>
+            <w:r>
+              <w:t>Sales</w:t>
+            </w:r>
+          </w:p>
+        </w:tc>
+        <w:tc>
+          <w:tcPr>
+            <w:tcW w:w="3117" w:type="dxa"/>
+          </w:tcPr>
+          <w:p>
+            <w:pPr>
+              <w:jc w:val="both"/>
+            </w:pPr>
+            <w:r>
+              <w:t>CRM: tiếp nhận xác thực thông tin khách hàng, tư vấn, chăm sóc, chốt đơn.</w:t>
+            </w:r>
+          </w:p>
+          <w:p>
+            <w:pPr>
+              <w:jc w:val="both"/>
+            </w:pPr>
+            <w:r>
+              <w:t xml:space="preserve">Sales: </w:t>
+            </w:r>
+            <w:r>
+              <w:t>Tạo báo giá, gửi báo giá, chốt đơn hàng (SO)</w:t>
+            </w:r>
+            <w:r>
+              <w:t>.</w:t>
+            </w:r>
+          </w:p>
+        </w:tc>
+      </w:tr>
+      <w:tr>
+        <w:tc>
+          <w:tcPr>
+            <w:tcW w:w="3116" w:type="dxa"/>
+          </w:tcPr>
+          <w:p>
+            <w:pPr>
+              <w:jc w:val="both"/>
+            </w:pPr>
+            <w:r>
+              <w:t>2. Thao tác trên hệ thống</w:t>
+            </w:r>
+          </w:p>
+        </w:tc>
+        <w:tc>
+          <w:tcPr>
+            <w:tcW w:w="3117" w:type="dxa"/>
+          </w:tcPr>
+          <w:p>
+            <w:pPr>
+              <w:jc w:val="both"/>
+            </w:pPr>
+            <w:r>
+              <w:t xml:space="preserve">Sales </w:t>
+            </w:r>
+            <w:r>
+              <w:t>(gợi ý cho bán hàng cần thời gian vật chuyển)</w:t>
+            </w:r>
+          </w:p>
+          <w:p>
+            <w:pPr>
+              <w:jc w:val="both"/>
+            </w:pPr>
+            <w:r>
+              <w:t>POS (gợi ý cho bán hàng nhanh chóng tại quầy)</w:t>
+            </w:r>
+          </w:p>
+        </w:tc>
+        <w:tc>
+          <w:tcPr>
+            <w:tcW w:w="3117" w:type="dxa"/>
+          </w:tcPr>
+          <w:p>
+            <w:pPr>
+              <w:jc w:val="both"/>
+            </w:pPr>
+            <w:r>
+              <w:t>Sales: Tạo báo giá, gửi báo giá, chốt đơn hàng (SO)</w:t>
+            </w:r>
+            <w:r>
+              <w:t>.</w:t>
+            </w:r>
+          </w:p>
+          <w:p>
+            <w:pPr>
+              <w:jc w:val="both"/>
+            </w:pPr>
+            <w:r>
+              <w:t>POS: Mở phiên bán hàng, bán hàng (tạo đơn hàng), đóng phiên bán hàng vào cuối ngày.</w:t>
+            </w:r>
+          </w:p>
+        </w:tc>
+      </w:tr>
+      <w:tr>
+        <w:tc>
+          <w:tcPr>
+            <w:tcW w:w="3116" w:type="dxa"/>
+          </w:tcPr>
+          <w:p>
+            <w:pPr>
+              <w:jc w:val="both"/>
+            </w:pPr>
+            <w:r>
+              <w:t>3. Lập lịch bán hàng</w:t>
+            </w:r>
+          </w:p>
+        </w:tc>
+        <w:tc>
+          <w:tcPr>
+            <w:tcW w:w="3117" w:type="dxa"/>
+          </w:tcPr>
+          <w:p>
+            <w:pPr>
+              <w:jc w:val="both"/>
+            </w:pPr>
+            <w:r>
+              <w:t>Inventory</w:t>
+            </w:r>
+          </w:p>
+          <w:p>
+            <w:pPr>
+              <w:jc w:val="both"/>
+            </w:pPr>
+            <w:r>
+              <w:t>Fleet</w:t>
+            </w:r>
+          </w:p>
+        </w:tc>
+        <w:tc>
+          <w:tcPr>
+            <w:tcW w:w="3117" w:type="dxa"/>
+          </w:tcPr>
+          <w:p>
+            <w:pPr>
+              <w:jc w:val="both"/>
+            </w:pPr>
+            <w:r>
+              <w:t>Inventory: kiểm tra tồn kho, lập phiếu xuất hàng, lệnh giao hàng</w:t>
+            </w:r>
+            <w:r>
+              <w:t>.</w:t>
+            </w:r>
+          </w:p>
+          <w:p>
+            <w:pPr>
+              <w:jc w:val="both"/>
+            </w:pPr>
+            <w:r>
+              <w:t>Fleet: gắn lệnh giao hàng vào tài xế và số xe</w:t>
+            </w:r>
+            <w:r>
+              <w:t>.</w:t>
+            </w:r>
+          </w:p>
+        </w:tc>
+      </w:tr>
+      <w:tr>
+        <w:tc>
+          <w:tcPr>
+            <w:tcW w:w="3116" w:type="dxa"/>
+          </w:tcPr>
+          <w:p>
+            <w:pPr>
+              <w:jc w:val="both"/>
+            </w:pPr>
+            <w:r>
+              <w:t>4. Kế toán kiểm tra</w:t>
+            </w:r>
+          </w:p>
+        </w:tc>
+        <w:tc>
+          <w:tcPr>
+            <w:tcW w:w="3117" w:type="dxa"/>
+          </w:tcPr>
+          <w:p>
+            <w:pPr>
+              <w:jc w:val="both"/>
+            </w:pPr>
+            <w:r>
+              <w:t>Inventory</w:t>
+            </w:r>
+          </w:p>
+        </w:tc>
+        <w:tc>
+          <w:tcPr>
+            <w:tcW w:w="3117" w:type="dxa"/>
+          </w:tcPr>
+          <w:p>
+            <w:pPr>
+              <w:jc w:val="both"/>
+            </w:pPr>
+            <w:r>
+              <w:t xml:space="preserve">Inventory: kiểm </w:t>
+            </w:r>
+            <w:r>
+              <w:t>tra thủ tục xuất kho</w:t>
+            </w:r>
+            <w:r>
+              <w:t>.</w:t>
+            </w:r>
+          </w:p>
+        </w:tc>
+      </w:tr>
+      <w:tr>
+        <w:tc>
+          <w:tcPr>
+            <w:tcW w:w="3116" w:type="dxa"/>
+          </w:tcPr>
+          <w:p>
+            <w:pPr>
+              <w:jc w:val="both"/>
+            </w:pPr>
+            <w:r>
+              <w:t>5. Duyệt xuất</w:t>
+            </w:r>
+          </w:p>
+        </w:tc>
+        <w:tc>
+          <w:tcPr>
+            <w:tcW w:w="3117" w:type="dxa"/>
+          </w:tcPr>
+          <w:p>
+            <w:pPr>
+              <w:jc w:val="both"/>
+            </w:pPr>
+            <w:r>
+              <w:t>Approvals</w:t>
+            </w:r>
+          </w:p>
+        </w:tc>
+        <w:tc>
+          <w:tcPr>
+            <w:tcW w:w="3117" w:type="dxa"/>
+          </w:tcPr>
+          <w:p>
+            <w:pPr>
+              <w:jc w:val="both"/>
+            </w:pPr>
+            <w:r>
+              <w:t>Approvals: Cấu hình tính năng phê duyệt</w:t>
+            </w:r>
+          </w:p>
+        </w:tc>
+      </w:tr>
+      <w:tr>
+        <w:tc>
+          <w:tcPr>
+            <w:tcW w:w="3116" w:type="dxa"/>
+          </w:tcPr>
+          <w:p>
+            <w:pPr>
+              <w:jc w:val="both"/>
+            </w:pPr>
+            <w:r>
+              <w:t>6. Hạch toán và đối chiếu</w:t>
+            </w:r>
+          </w:p>
+        </w:tc>
+        <w:tc>
+          <w:tcPr>
+            <w:tcW w:w="3117" w:type="dxa"/>
+          </w:tcPr>
+          <w:p>
+            <w:pPr>
+              <w:jc w:val="both"/>
+            </w:pPr>
+            <w:r>
+              <w:t>Accounting/Invoicing</w:t>
+            </w:r>
+          </w:p>
+        </w:tc>
+        <w:tc>
+          <w:tcPr>
+            <w:tcW w:w="3117" w:type="dxa"/>
+          </w:tcPr>
+          <w:p>
+            <w:pPr>
+              <w:jc w:val="both"/>
+            </w:pPr>
+            <w:r>
+              <w:t>Accounting/invoicing: Tạo hoá đơn, ghi nhận doanh thu và công nợ</w:t>
+            </w:r>
+            <w:r>
+              <w:t>.</w:t>
+            </w:r>
+          </w:p>
+        </w:tc>
+      </w:tr>
+      <w:tr>
+        <w:tc>
+          <w:tcPr>
+            <w:tcW w:w="3116" w:type="dxa"/>
+          </w:tcPr>
+          <w:p>
+            <w:pPr>
+              <w:jc w:val="both"/>
+            </w:pPr>
+            <w:r>
+              <w:t>7. Hoàn tất thủ tục xuất nhập hàng</w:t>
+            </w:r>
+          </w:p>
+        </w:tc>
+        <w:tc>
+          <w:tcPr>
+            <w:tcW w:w="3117" w:type="dxa"/>
+          </w:tcPr>
+          <w:p>
+            <w:pPr>
+              <w:jc w:val="both"/>
+            </w:pPr>
+            <w:r>
+              <w:t>Inventory</w:t>
+            </w:r>
+          </w:p>
+        </w:tc>
+        <w:tc>
+          <w:tcPr>
+            <w:tcW w:w="3117" w:type="dxa"/>
+          </w:tcPr>
+          <w:p>
+            <w:pPr>
+              <w:jc w:val="both"/>
+            </w:pPr>
+            <w:r>
+              <w:t>Inventory: in phiếu xuất hàng (</w:t>
+            </w:r>
+            <w:r>
+              <w:t>D</w:t>
+            </w:r>
+            <w:r>
+              <w:t>elivery Slip)</w:t>
+            </w:r>
+          </w:p>
+        </w:tc>
+      </w:tr>
+      <w:tr>
+        <w:tc>
+          <w:tcPr>
+            <w:tcW w:w="3116" w:type="dxa"/>
+          </w:tcPr>
+          <w:p>
+            <w:pPr>
+              <w:jc w:val="both"/>
+            </w:pPr>
+            <w:r>
+              <w:lastRenderedPageBreak/>
+              <w:t>8&amp;9. Giao hàng, thu tiền và báo cáo</w:t>
+            </w:r>
+          </w:p>
+        </w:tc>
+        <w:tc>
+          <w:tcPr>
+            <w:tcW w:w="3117" w:type="dxa"/>
+          </w:tcPr>
+          <w:p>
+            <w:pPr>
+              <w:jc w:val="both"/>
+            </w:pPr>
+            <w:r>
+              <w:t>Inventory</w:t>
+            </w:r>
+          </w:p>
+        </w:tc>
+        <w:tc>
+          <w:tcPr>
+            <w:tcW w:w="3117" w:type="dxa"/>
+          </w:tcPr>
+          <w:p>
+            <w:pPr>
+              <w:jc w:val="both"/>
+            </w:pPr>
+            <w:r>
+              <w:t>Inventory: bấm nút Return nếu khách trả hàng, sinh ra phiếu nhập kho (receipts)</w:t>
+            </w:r>
+          </w:p>
+        </w:tc>
+      </w:tr>
+      <w:tr>
+        <w:tc>
+          <w:tcPr>
+            <w:tcW w:w="3116" w:type="dxa"/>
+          </w:tcPr>
+          <w:p>
+            <w:pPr>
+              <w:jc w:val="both"/>
+            </w:pPr>
+            <w:r>
+              <w:t>10. Nhập quỹ và bàn giao phiếu</w:t>
+            </w:r>
+          </w:p>
+        </w:tc>
+        <w:tc>
+          <w:tcPr>
+            <w:tcW w:w="3117" w:type="dxa"/>
+          </w:tcPr>
+          <w:p>
+            <w:pPr>
+              <w:jc w:val="both"/>
+            </w:pPr>
+            <w:r>
+              <w:t>Accounting</w:t>
+            </w:r>
+          </w:p>
+        </w:tc>
+        <w:tc>
+          <w:tcPr>
+            <w:tcW w:w="3117" w:type="dxa"/>
+          </w:tcPr>
+          <w:p>
+            <w:pPr>
+              <w:keepNext/>
+              <w:jc w:val="both"/>
+            </w:pPr>
+            <w:r>
+              <w:t>Accounting: nhận tiền từ nhân viên giao hàng, tạo invoice, ghi nhận thanh toán.</w:t>
+            </w:r>
+          </w:p>
+        </w:tc>
+      </w:tr>
+    </w:tbl>
+    <w:p>
+      <w:pPr>
+        <w:pStyle w:val="Caption"/>
+        <w:jc w:val="center"/>
+        <w:rPr>
+          <w:sz w:val="22"/>
+          <w:szCs w:val="22"/>
+        </w:rPr>
+      </w:pPr>
+      <w:r>
+        <w:rPr>
+          <w:sz w:val="22"/>
+          <w:szCs w:val="22"/>
+        </w:rPr>
+        <w:t xml:space="preserve">Bảng </w:t>
+      </w:r>
+      <w:r>
+        <w:rPr>
+          <w:sz w:val="22"/>
+          <w:szCs w:val="22"/>
+        </w:rPr>
+        <w:fldChar w:fldCharType="begin"/>
+      </w:r>
+      <w:r>
+        <w:rPr>
+          <w:sz w:val="22"/>
+          <w:szCs w:val="22"/>
+        </w:rPr>
+        <w:instrText xml:space="preserve"> SEQ Bảng \* ARABIC </w:instrText>
+      </w:r>
+      <w:r>
+        <w:rPr>
+          <w:sz w:val="22"/>
+          <w:szCs w:val="22"/>
+        </w:rPr>
+        <w:fldChar w:fldCharType="separate"/>
+      </w:r>
+      <w:r>
+        <w:rPr>
+          <w:noProof/>
+          <w:sz w:val="22"/>
+          <w:szCs w:val="22"/>
+        </w:rPr>
+        <w:t>4</w:t>
+      </w:r>
+      <w:r>
+        <w:rPr>
+          <w:sz w:val="22"/>
+          <w:szCs w:val="22"/>
+        </w:rPr>
+        <w:fldChar w:fldCharType="end"/>
+      </w:r>
+      <w:r>
+        <w:rPr>
+          <w:sz w:val="22"/>
+          <w:szCs w:val="22"/>
+        </w:rPr>
+        <w:t>. Bảng TO-BE mapping với Odoo</w:t>
+      </w:r>
+    </w:p>
+    <w:p>
+      <w:pPr>
+        <w:pStyle w:val="Heading3"/>
+        <w:numPr>
+          <w:ilvl w:val="0"/>
+          <w:numId w:val="6"/>
+        </w:numPr>
+      </w:pPr>
+      <w:r>
+        <w:t>Sơ đồ Swimlane với Odoo</w:t>
+      </w:r>
+    </w:p>
+    <w:p>
+      <w:pPr>
+        <w:keepNext/>
+        <w:ind w:left="360"/>
+        <w:jc w:val="center"/>
+      </w:pPr>
+      <w:r>
+        <w:rPr>
+          <w:noProof/>
+        </w:rPr>
+        <w:drawing>
+          <wp:inline distT="0" distB="0" distL="0" distR="0" wp14:anchorId="74ACAB68" wp14:editId="2ECAD65F">
+            <wp:extent cx="5943600" cy="5345284"/>
+            <wp:effectExtent l="0" t="0" r="0" b="8255"/>
+            <wp:docPr id="5" name="Picture 5"/>
+            <wp:cNvGraphicFramePr>
+              <a:graphicFrameLocks xmlns:a="http://schemas.openxmlformats.org/drawingml/2006/main" noChangeAspect="1"/>
+            </wp:cNvGraphicFramePr>
+            <a:graphic xmlns:a="http://schemas.openxmlformats.org/drawingml/2006/main">
+              <a:graphicData uri="http://schemas.openxmlformats.org/drawingml/2006/picture">
+                <pic:pic xmlns:pic="http://schemas.openxmlformats.org/drawingml/2006/picture">
+                  <pic:nvPicPr>
+                    <pic:cNvPr id="5" name="OdooLearning-USofa-25_6_2026.drawio (1).png"/>
+                    <pic:cNvPicPr/>
+                  </pic:nvPicPr>
+                  <pic:blipFill>
+                    <a:blip r:embed="rId18">
+                      <a:extLst>
+                        <a:ext uri="{28A0092B-C50C-407E-A947-70E740481C1C}">
+                          <a14:useLocalDpi xmlns:a14="http://schemas.microsoft.com/office/drawing/2010/main" val="0"/>
+                        </a:ext>
+                      </a:extLst>
+                    </a:blip>
+                    <a:stretch>
+                      <a:fillRect/>
+                    </a:stretch>
+                  </pic:blipFill>
+                  <pic:spPr>
+                    <a:xfrm>
+                      <a:off x="0" y="0"/>
+                      <a:ext cx="5943600" cy="5345284"/>
+                    </a:xfrm>
+                    <a:prstGeom prst="rect">
+                      <a:avLst/>
+                    </a:prstGeom>
+                  </pic:spPr>
+                </pic:pic>
+              </a:graphicData>
+            </a:graphic>
+          </wp:inline>
+        </w:drawing>
+      </w:r>
+    </w:p>
+    <w:p>
+      <w:pPr>
+        <w:pStyle w:val="Caption"/>
+        <w:jc w:val="center"/>
+        <w:rPr>
+          <w:sz w:val="22"/>
+          <w:szCs w:val="22"/>
+        </w:rPr>
+      </w:pPr>
+      <w:r>
+        <w:rPr>
+          <w:sz w:val="22"/>
+          <w:szCs w:val="22"/>
+        </w:rPr>
+        <w:t xml:space="preserve">Hình </w:t>
+      </w:r>
+      <w:r>
+        <w:rPr>
+          <w:sz w:val="22"/>
+          <w:szCs w:val="22"/>
+        </w:rPr>
+        <w:fldChar w:fldCharType="begin"/>
+      </w:r>
+      <w:r>
+        <w:rPr>
+          <w:sz w:val="22"/>
+          <w:szCs w:val="22"/>
+        </w:rPr>
+        <w:instrText xml:space="preserve"> SEQ Hình \* ARABIC </w:instrText>
+      </w:r>
+      <w:r>
+        <w:rPr>
+          <w:sz w:val="22"/>
+          <w:szCs w:val="22"/>
+        </w:rPr>
+        <w:fldChar w:fldCharType="separate"/>
+      </w:r>
+      <w:r>
+        <w:rPr>
+          <w:noProof/>
+          <w:sz w:val="22"/>
+          <w:szCs w:val="22"/>
+        </w:rPr>
+        <w:t>11</w:t>
+      </w:r>
+      <w:r>
+        <w:rPr>
+          <w:sz w:val="22"/>
+          <w:szCs w:val="22"/>
+        </w:rPr>
+        <w:fldChar w:fldCharType="end"/>
+      </w:r>
+      <w:r>
+        <w:rPr>
+          <w:sz w:val="22"/>
+          <w:szCs w:val="22"/>
+        </w:rPr>
+        <w:t>. Sơ đồ Swimlane các module của Odoo</w:t>
+      </w:r>
+    </w:p>
+    <w:p>
+      <w:pPr>
+        <w:pStyle w:val="Heading3"/>
+        <w:numPr>
+          <w:ilvl w:val="0"/>
+          <w:numId w:val="6"/>
+        </w:numPr>
+      </w:pPr>
+      <w:r>
+        <w:lastRenderedPageBreak/>
+        <w:t xml:space="preserve">Sơ đồ </w:t>
+      </w:r>
+      <w:r>
+        <w:t>swimlane</w:t>
+      </w:r>
+      <w:r>
+        <w:t xml:space="preserve"> bán hàng POS tại showroom café </w:t>
+      </w:r>
+      <w:r>
+        <w:t>USofa Hub</w:t>
+      </w:r>
+    </w:p>
+    <w:p>
+      <w:pPr>
+        <w:keepNext/>
+        <w:ind w:left="360"/>
+      </w:pPr>
+      <w:r>
+        <w:rPr>
+          <w:noProof/>
+        </w:rPr>
+        <w:drawing>
+          <wp:inline distT="0" distB="0" distL="0" distR="0" wp14:anchorId="053E126E" wp14:editId="403BC5C6">
+            <wp:extent cx="5943600" cy="6814820"/>
+            <wp:effectExtent l="0" t="0" r="0" b="5080"/>
+            <wp:docPr id="9" name="Picture 9"/>
+            <wp:cNvGraphicFramePr>
+              <a:graphicFrameLocks xmlns:a="http://schemas.openxmlformats.org/drawingml/2006/main" noChangeAspect="1"/>
+            </wp:cNvGraphicFramePr>
+            <a:graphic xmlns:a="http://schemas.openxmlformats.org/drawingml/2006/main">
+              <a:graphicData uri="http://schemas.openxmlformats.org/drawingml/2006/picture">
+                <pic:pic xmlns:pic="http://schemas.openxmlformats.org/drawingml/2006/picture">
+                  <pic:nvPicPr>
+                    <pic:cNvPr id="9" name="OdooLearning-USofa-25_6_2026.drawio (4).png"/>
+                    <pic:cNvPicPr/>
+                  </pic:nvPicPr>
+                  <pic:blipFill>
+                    <a:blip r:embed="rId19">
+                      <a:extLst>
+                        <a:ext uri="{28A0092B-C50C-407E-A947-70E740481C1C}">
+                          <a14:useLocalDpi xmlns:a14="http://schemas.microsoft.com/office/drawing/2010/main" val="0"/>
+                        </a:ext>
+                      </a:extLst>
+                    </a:blip>
+                    <a:stretch>
+                      <a:fillRect/>
+                    </a:stretch>
+                  </pic:blipFill>
+                  <pic:spPr>
+                    <a:xfrm>
+                      <a:off x="0" y="0"/>
+                      <a:ext cx="5943600" cy="6814820"/>
+                    </a:xfrm>
+                    <a:prstGeom prst="rect">
+                      <a:avLst/>
+                    </a:prstGeom>
+                  </pic:spPr>
+                </pic:pic>
+              </a:graphicData>
+            </a:graphic>
+          </wp:inline>
+        </w:drawing>
+      </w:r>
+    </w:p>
+    <w:p>
+      <w:pPr>
+        <w:pStyle w:val="Caption"/>
+        <w:jc w:val="center"/>
+        <w:rPr>
+          <w:sz w:val="22"/>
+          <w:szCs w:val="22"/>
+        </w:rPr>
+      </w:pPr>
+      <w:r>
+        <w:rPr>
+          <w:sz w:val="22"/>
+          <w:szCs w:val="22"/>
+        </w:rPr>
+        <w:t xml:space="preserve">Hình </w:t>
+      </w:r>
+      <w:r>
+        <w:rPr>
+          <w:sz w:val="22"/>
+          <w:szCs w:val="22"/>
+        </w:rPr>
+        <w:fldChar w:fldCharType="begin"/>
+      </w:r>
+      <w:r>
+        <w:rPr>
+          <w:sz w:val="22"/>
+          <w:szCs w:val="22"/>
+        </w:rPr>
+        <w:instrText xml:space="preserve"> SEQ Hình \* ARABIC </w:instrText>
+      </w:r>
+      <w:r>
+        <w:rPr>
+          <w:sz w:val="22"/>
+          <w:szCs w:val="22"/>
+        </w:rPr>
+        <w:fldChar w:fldCharType="separate"/>
+      </w:r>
+      <w:r>
+        <w:rPr>
+          <w:noProof/>
+          <w:sz w:val="22"/>
+          <w:szCs w:val="22"/>
+        </w:rPr>
+        <w:t>12</w:t>
+      </w:r>
+      <w:r>
+        <w:rPr>
+          <w:sz w:val="22"/>
+          <w:szCs w:val="22"/>
+        </w:rPr>
+        <w:fldChar w:fldCharType="end"/>
+      </w:r>
+      <w:r>
+        <w:rPr>
+          <w:sz w:val="22"/>
+          <w:szCs w:val="22"/>
+        </w:rPr>
+        <w:t>. Sơ đồ swimlane bán hàng POS cafe tại showroom</w:t>
+      </w:r>
+      <w:r>
+        <w:rPr>
+          <w:sz w:val="22"/>
+          <w:szCs w:val="22"/>
+        </w:rPr>
+        <w:t xml:space="preserve"> USofa Hub</w:t>
+      </w:r>
+    </w:p>
+    <w:p>
+      <w:pPr>
+        <w:pStyle w:val="Heading1"/>
+        <w:numPr>
+          <w:ilvl w:val="0"/>
+          <w:numId w:val="1"/>
+        </w:numPr>
+      </w:pPr>
+      <w:r>
+        <w:t>Phân tích Fit/Gap</w:t>
+      </w:r>
+      <w:r>
+        <w:t xml:space="preserve"> hệ thống Odoo ERP cho USofa</w:t>
+      </w:r>
+    </w:p>
+    <w:p>
+      <w:pPr>
+        <w:ind w:left="360" w:firstLine="360"/>
+        <w:jc w:val="both"/>
+      </w:pPr>
+      <w:r>
+        <w:t>Dưới đây là bảng phân tích chi tiết mức đô đáp ứng của Odoo đối với từng yêu cầu nghiệp vụ cụ thể của USofa</w:t>
+      </w:r>
+      <w:r>
+        <w:t>, làm cơ sở cho đội ngủ kỹ thuật triển khai cấu hình và lập trình</w:t>
+      </w:r>
+      <w:r>
+        <w:t xml:space="preserve"> (như Bảng 5)</w:t>
+      </w:r>
+      <w:r>
+        <w:t>.</w:t>
+      </w:r>
+    </w:p>
+    <w:tbl>
+      <w:tblPr>
+        <w:tblStyle w:val="TableGrid"/>
+        <w:tblW w:w="0" w:type="auto"/>
+        <w:tblInd w:w="360" w:type="dxa"/>
+        <w:tblLook w:val="04A0" w:firstRow="1" w:lastRow="0" w:firstColumn="1" w:lastColumn="0" w:noHBand="0" w:noVBand="1"/>
+      </w:tblPr>
+      <w:tblGrid>
+        <w:gridCol w:w="1195"/>
+        <w:gridCol w:w="1701"/>
+        <w:gridCol w:w="2488"/>
+        <w:gridCol w:w="1818"/>
+        <w:gridCol w:w="1788"/>
+      </w:tblGrid>
+      <w:tr>
+        <w:tc>
+          <w:tcPr>
+            <w:tcW w:w="1195" w:type="dxa"/>
+            <w:shd w:val="clear" w:color="auto" w:fill="4472C4" w:themeFill="accent1"/>
+          </w:tcPr>
+          <w:p>
+            <w:pPr>
+              <w:jc w:val="center"/>
+              <w:rPr>
+                <w:b/>
+              </w:rPr>
+            </w:pPr>
+            <w:r>
+              <w:rPr>
+                <w:b/>
+              </w:rPr>
+              <w:lastRenderedPageBreak/>
+              <w:t>STT</w:t>
+            </w:r>
+          </w:p>
+        </w:tc>
+        <w:tc>
+          <w:tcPr>
+            <w:tcW w:w="1701" w:type="dxa"/>
+            <w:shd w:val="clear" w:color="auto" w:fill="4472C4" w:themeFill="accent1"/>
+          </w:tcPr>
+          <w:p>
+            <w:pPr>
+              <w:jc w:val="center"/>
+              <w:rPr>
+                <w:b/>
+              </w:rPr>
+            </w:pPr>
+            <w:r>
+              <w:rPr>
+                <w:b/>
+              </w:rPr>
+              <w:t>Phân hệ nghiệp vụ</w:t>
+            </w:r>
+          </w:p>
+        </w:tc>
+        <w:tc>
+          <w:tcPr>
+            <w:tcW w:w="2488" w:type="dxa"/>
+            <w:shd w:val="clear" w:color="auto" w:fill="4472C4" w:themeFill="accent1"/>
+          </w:tcPr>
+          <w:p>
+            <w:pPr>
+              <w:jc w:val="center"/>
+              <w:rPr>
+                <w:b/>
+              </w:rPr>
+            </w:pPr>
+            <w:r>
+              <w:rPr>
+                <w:b/>
+              </w:rPr>
+              <w:t>Yêu cầu chi tiết của USofa</w:t>
+            </w:r>
+          </w:p>
+        </w:tc>
+        <w:tc>
+          <w:tcPr>
+            <w:tcW w:w="1818" w:type="dxa"/>
+            <w:shd w:val="clear" w:color="auto" w:fill="4472C4" w:themeFill="accent1"/>
+          </w:tcPr>
+          <w:p>
+            <w:pPr>
+              <w:jc w:val="center"/>
+              <w:rPr>
+                <w:b/>
+              </w:rPr>
+            </w:pPr>
+            <w:r>
+              <w:rPr>
+                <w:b/>
+              </w:rPr>
+              <w:t>Đánh giá (Fit/Gap)</w:t>
+            </w:r>
+          </w:p>
+        </w:tc>
+        <w:tc>
+          <w:tcPr>
+            <w:tcW w:w="1788" w:type="dxa"/>
+            <w:shd w:val="clear" w:color="auto" w:fill="4472C4" w:themeFill="accent1"/>
+          </w:tcPr>
+          <w:p>
+            <w:pPr>
+              <w:jc w:val="center"/>
+              <w:rPr>
+                <w:b/>
+              </w:rPr>
+            </w:pPr>
+            <w:r>
+              <w:rPr>
+                <w:b/>
+              </w:rPr>
+              <w:t>Giải pháp hiện thực</w:t>
+            </w:r>
+          </w:p>
+        </w:tc>
+      </w:tr>
+      <w:tr>
+        <w:tc>
+          <w:tcPr>
+            <w:tcW w:w="1195" w:type="dxa"/>
+          </w:tcPr>
+          <w:p>
+            <w:pPr>
+              <w:jc w:val="both"/>
+            </w:pPr>
+            <w:r>
+              <w:t>1</w:t>
+            </w:r>
+          </w:p>
+        </w:tc>
+        <w:tc>
+          <w:tcPr>
+            <w:tcW w:w="1701" w:type="dxa"/>
+          </w:tcPr>
+          <w:p>
+            <w:pPr>
+              <w:jc w:val="both"/>
+            </w:pPr>
+            <w:r>
+              <w:t>CRM</w:t>
+            </w:r>
+          </w:p>
+        </w:tc>
+        <w:tc>
+          <w:tcPr>
+            <w:tcW w:w="2488" w:type="dxa"/>
+          </w:tcPr>
+          <w:p>
+            <w:pPr>
+              <w:jc w:val="both"/>
+            </w:pPr>
+            <w:r>
+              <w:t>Quản lý phễu bán hàng từ Facebook, Website, Hotline đổ về tập trung</w:t>
+            </w:r>
+            <w:r>
+              <w:t>.</w:t>
+            </w:r>
+          </w:p>
+        </w:tc>
+        <w:tc>
+          <w:tcPr>
+            <w:tcW w:w="1818" w:type="dxa"/>
+          </w:tcPr>
+          <w:p>
+            <w:pPr>
+              <w:jc w:val="both"/>
+            </w:pPr>
+            <w:r>
+              <w:t>Fit</w:t>
+            </w:r>
+          </w:p>
+        </w:tc>
+        <w:tc>
+          <w:tcPr>
+            <w:tcW w:w="1788" w:type="dxa"/>
+          </w:tcPr>
+          <w:p>
+            <w:pPr>
+              <w:jc w:val="both"/>
+            </w:pPr>
+            <w:r>
+              <w:t>Cấu hình Odoo CRM kết nối Omnichannel thông qua API Social.</w:t>
+            </w:r>
+          </w:p>
+        </w:tc>
+      </w:tr>
+      <w:tr>
+        <w:tc>
+          <w:tcPr>
+            <w:tcW w:w="1195" w:type="dxa"/>
+          </w:tcPr>
+          <w:p>
+            <w:pPr>
+              <w:jc w:val="both"/>
+            </w:pPr>
+            <w:r>
+              <w:t>2</w:t>
+            </w:r>
+          </w:p>
+        </w:tc>
+        <w:tc>
+          <w:tcPr>
+            <w:tcW w:w="1701" w:type="dxa"/>
+          </w:tcPr>
+          <w:p>
+            <w:pPr>
+              <w:jc w:val="both"/>
+            </w:pPr>
+            <w:r>
+              <w:t>Sales</w:t>
+            </w:r>
+          </w:p>
+        </w:tc>
+        <w:tc>
+          <w:tcPr>
+            <w:tcW w:w="2488" w:type="dxa"/>
+          </w:tcPr>
+          <w:p>
+            <w:pPr>
+              <w:jc w:val="both"/>
+            </w:pPr>
+            <w:r>
+              <w:t>Cấu hình biến thể sản phẩm Sofa theo chất liệu (Da bò, nỉ), màu sắc, kích thước tùy chỉnh</w:t>
+            </w:r>
+          </w:p>
+        </w:tc>
+        <w:tc>
+          <w:tcPr>
+            <w:tcW w:w="1818" w:type="dxa"/>
+          </w:tcPr>
+          <w:p>
+            <w:pPr>
+              <w:jc w:val="both"/>
+            </w:pPr>
+            <w:r>
+              <w:t>Fit</w:t>
+            </w:r>
+          </w:p>
+        </w:tc>
+        <w:tc>
+          <w:tcPr>
+            <w:tcW w:w="1788" w:type="dxa"/>
+          </w:tcPr>
+          <w:p>
+            <w:pPr>
+              <w:jc w:val="both"/>
+            </w:pPr>
+            <w:r>
+              <w:t>Sử dụng tính năng Product Variants chuẩn của Odoo Sales.</w:t>
+            </w:r>
+          </w:p>
+        </w:tc>
+      </w:tr>
+      <w:tr>
+        <w:tc>
+          <w:tcPr>
+            <w:tcW w:w="1195" w:type="dxa"/>
+          </w:tcPr>
+          <w:p>
+            <w:pPr>
+              <w:jc w:val="both"/>
+            </w:pPr>
+            <w:r>
+              <w:t>3</w:t>
+            </w:r>
+          </w:p>
+        </w:tc>
+        <w:tc>
+          <w:tcPr>
+            <w:tcW w:w="1701" w:type="dxa"/>
+          </w:tcPr>
+          <w:p>
+            <w:pPr>
+              <w:jc w:val="both"/>
+            </w:pPr>
+            <w:r>
+              <w:t>Sales</w:t>
+            </w:r>
+          </w:p>
+        </w:tc>
+        <w:tc>
+          <w:tcPr>
+            <w:tcW w:w="2488" w:type="dxa"/>
+          </w:tcPr>
+          <w:p>
+            <w:pPr>
+              <w:jc w:val="both"/>
+            </w:pPr>
+            <w:r>
+              <w:t>Tự động tính chiết khấu thương mại cho khách hàng thân thiết theo hạng thẻ</w:t>
+            </w:r>
+            <w:r>
+              <w:t>.</w:t>
+            </w:r>
+          </w:p>
+        </w:tc>
+        <w:tc>
+          <w:tcPr>
+            <w:tcW w:w="1818" w:type="dxa"/>
+          </w:tcPr>
+          <w:p>
+            <w:pPr>
+              <w:jc w:val="both"/>
+            </w:pPr>
+            <w:r>
+              <w:t>Fit</w:t>
+            </w:r>
+          </w:p>
+        </w:tc>
+        <w:tc>
+          <w:tcPr>
+            <w:tcW w:w="1788" w:type="dxa"/>
+          </w:tcPr>
+          <w:p>
+            <w:pPr>
+              <w:jc w:val="both"/>
+            </w:pPr>
+            <w:r>
+              <w:t>Cấu hình bảng giá Pricelist theo phân khúc khách hàng.</w:t>
+            </w:r>
+          </w:p>
+        </w:tc>
+      </w:tr>
+      <w:tr>
+        <w:tc>
+          <w:tcPr>
+            <w:tcW w:w="1195" w:type="dxa"/>
+          </w:tcPr>
+          <w:p>
+            <w:pPr>
+              <w:jc w:val="both"/>
+            </w:pPr>
+            <w:r>
+              <w:t>4</w:t>
+            </w:r>
+          </w:p>
+        </w:tc>
+        <w:tc>
+          <w:tcPr>
+            <w:tcW w:w="1701" w:type="dxa"/>
+          </w:tcPr>
+          <w:p>
+            <w:pPr>
+              <w:jc w:val="both"/>
+            </w:pPr>
+            <w:r>
+              <w:t>POS Cafe</w:t>
+            </w:r>
+          </w:p>
+        </w:tc>
+        <w:tc>
+          <w:tcPr>
+            <w:tcW w:w="2488" w:type="dxa"/>
+          </w:tcPr>
+          <w:p>
+            <w:pPr>
+              <w:jc w:val="both"/>
+            </w:pPr>
+            <w:r>
+              <w:t>Hoạt động bán hàng liên tục ngay cả khi mất kết nối mạng.</w:t>
+            </w:r>
+          </w:p>
+        </w:tc>
+        <w:tc>
+          <w:tcPr>
+            <w:tcW w:w="1818" w:type="dxa"/>
+          </w:tcPr>
+          <w:p>
+            <w:pPr>
+              <w:jc w:val="both"/>
+            </w:pPr>
+            <w:r>
+              <w:t>Fit</w:t>
+            </w:r>
+          </w:p>
+        </w:tc>
+        <w:tc>
+          <w:tcPr>
+            <w:tcW w:w="1788" w:type="dxa"/>
+          </w:tcPr>
+          <w:p>
+            <w:pPr>
+              <w:jc w:val="both"/>
+            </w:pPr>
+            <w:r>
+              <w:t>Tính năng Offline Local Storage của Odoo POS chuẩn.</w:t>
+            </w:r>
+          </w:p>
+        </w:tc>
+      </w:tr>
+      <w:tr>
+        <w:tc>
+          <w:tcPr>
+            <w:tcW w:w="1195" w:type="dxa"/>
+          </w:tcPr>
+          <w:p>
+            <w:pPr>
+              <w:jc w:val="both"/>
+            </w:pPr>
+            <w:r>
+              <w:t>5</w:t>
+            </w:r>
+          </w:p>
+        </w:tc>
+        <w:tc>
+          <w:tcPr>
+            <w:tcW w:w="1701" w:type="dxa"/>
+          </w:tcPr>
+          <w:p>
+            <w:pPr>
+              <w:jc w:val="both"/>
+            </w:pPr>
+            <w:r>
+              <w:t>Inventory</w:t>
+            </w:r>
+          </w:p>
+        </w:tc>
+        <w:tc>
+          <w:tcPr>
+            <w:tcW w:w="2488" w:type="dxa"/>
+          </w:tcPr>
+          <w:p>
+            <w:pPr>
+              <w:jc w:val="both"/>
+            </w:pPr>
+            <w:r>
+              <w:t>Quét mã vạch kiểm kho, xuất kho bằng thiết bị cầm tay Barcode Scanner.</w:t>
+            </w:r>
+          </w:p>
+        </w:tc>
+        <w:tc>
+          <w:tcPr>
+            <w:tcW w:w="1818" w:type="dxa"/>
+          </w:tcPr>
+          <w:p>
+            <w:pPr>
+              <w:jc w:val="both"/>
+            </w:pPr>
+            <w:r>
+              <w:t>Fit</w:t>
+            </w:r>
+          </w:p>
+        </w:tc>
+        <w:tc>
+          <w:tcPr>
+            <w:tcW w:w="1788" w:type="dxa"/>
+          </w:tcPr>
+          <w:p>
+            <w:pPr>
+              <w:jc w:val="both"/>
+            </w:pPr>
+            <w:r>
+              <w:t>Triển khai ứng dụng Odoo Barcode trên nền tảng Android/iOS.</w:t>
+            </w:r>
+          </w:p>
+        </w:tc>
+      </w:tr>
+      <w:tr>
+        <w:tc>
+          <w:tcPr>
+            <w:tcW w:w="1195" w:type="dxa"/>
+          </w:tcPr>
+          <w:p>
+            <w:pPr>
+              <w:jc w:val="both"/>
+            </w:pPr>
+            <w:r>
+              <w:t>6</w:t>
+            </w:r>
+          </w:p>
+        </w:tc>
+        <w:tc>
+          <w:tcPr>
+            <w:tcW w:w="1701" w:type="dxa"/>
+          </w:tcPr>
+          <w:p>
+            <w:pPr>
+              <w:jc w:val="both"/>
+            </w:pPr>
+            <w:r>
+              <w:t>Inventory</w:t>
+            </w:r>
+          </w:p>
+        </w:tc>
+        <w:tc>
+          <w:tcPr>
+            <w:tcW w:w="2488" w:type="dxa"/>
+          </w:tcPr>
+          <w:p>
+            <w:pPr>
+              <w:jc w:val="both"/>
+              <w:rPr>
+                <w:sz w:val="22"/>
+              </w:rPr>
+            </w:pPr>
+            <w:r>
+              <w:t>Tính toán định mức nguyên vật liệu (BOM) tự động trừ kho nguyên liệu khi bán ly Café.</w:t>
+            </w:r>
+          </w:p>
+        </w:tc>
+        <w:tc>
+          <w:tcPr>
+            <w:tcW w:w="1818" w:type="dxa"/>
+          </w:tcPr>
+          <w:p>
+            <w:pPr>
+              <w:jc w:val="both"/>
+            </w:pPr>
+            <w:r>
+              <w:t>Fit</w:t>
+            </w:r>
+          </w:p>
+        </w:tc>
+        <w:tc>
+          <w:tcPr>
+            <w:tcW w:w="1788" w:type="dxa"/>
+          </w:tcPr>
+          <w:p>
+            <w:pPr>
+              <w:jc w:val="both"/>
+            </w:pPr>
+            <w:r>
+              <w:t>Cấu hình Kit BOM hoặc Manufacturing BOM liên kết trực tiếp POS.</w:t>
+            </w:r>
+          </w:p>
+        </w:tc>
+      </w:tr>
+      <w:tr>
+        <w:tc>
+          <w:tcPr>
+            <w:tcW w:w="1195" w:type="dxa"/>
+          </w:tcPr>
+          <w:p>
+            <w:pPr>
+              <w:jc w:val="both"/>
+            </w:pPr>
+            <w:r>
+              <w:t>7</w:t>
+            </w:r>
+          </w:p>
+        </w:tc>
+        <w:tc>
+          <w:tcPr>
+            <w:tcW w:w="1701" w:type="dxa"/>
+          </w:tcPr>
+          <w:p>
+            <w:pPr>
+              <w:jc w:val="both"/>
+            </w:pPr>
+            <w:r>
+              <w:t>Fleet</w:t>
+            </w:r>
+          </w:p>
+        </w:tc>
+        <w:tc>
+          <w:tcPr>
+            <w:tcW w:w="2488" w:type="dxa"/>
+          </w:tcPr>
+          <w:p>
+            <w:pPr>
+              <w:jc w:val="both"/>
+            </w:pPr>
+            <w:r>
+              <w:t>Lập lịch trình điều phối xe tải giao hàng, hiển thị dạng lịch Gantt/Calendar trực quan</w:t>
+            </w:r>
+          </w:p>
+        </w:tc>
+        <w:tc>
+          <w:tcPr>
+            <w:tcW w:w="1818" w:type="dxa"/>
+          </w:tcPr>
+          <w:p>
+            <w:pPr>
+              <w:jc w:val="both"/>
+            </w:pPr>
+            <w:r>
+              <w:t>Gap (30%)</w:t>
+            </w:r>
+          </w:p>
+        </w:tc>
+        <w:tc>
+          <w:tcPr>
+            <w:tcW w:w="1788" w:type="dxa"/>
+          </w:tcPr>
+          <w:p>
+            <w:pPr>
+              <w:jc w:val="both"/>
+            </w:pPr>
+            <w:r>
+              <w:t xml:space="preserve">Lập trình bổ sung (Custom code) màn hình kéo thả liên kết giữa </w:t>
+            </w:r>
+            <w:proofErr w:type="gramStart"/>
+            <w:r>
+              <w:t>stock.picking</w:t>
+            </w:r>
+            <w:proofErr w:type="gramEnd"/>
+            <w:r>
+              <w:t xml:space="preserve"> và fleet.vehicle.</w:t>
+            </w:r>
+          </w:p>
+        </w:tc>
+      </w:tr>
+      <w:tr>
+        <w:tc>
+          <w:tcPr>
+            <w:tcW w:w="1195" w:type="dxa"/>
+          </w:tcPr>
+          <w:p>
+            <w:pPr>
+              <w:jc w:val="both"/>
+            </w:pPr>
+            <w:r>
+              <w:t>8</w:t>
+            </w:r>
+          </w:p>
+        </w:tc>
+        <w:tc>
+          <w:tcPr>
+            <w:tcW w:w="1701" w:type="dxa"/>
+          </w:tcPr>
+          <w:p>
+            <w:pPr>
+              <w:jc w:val="both"/>
+            </w:pPr>
+            <w:r>
+              <w:t>Approvals</w:t>
+            </w:r>
+          </w:p>
+        </w:tc>
+        <w:tc>
+          <w:tcPr>
+            <w:tcW w:w="2488" w:type="dxa"/>
+          </w:tcPr>
+          <w:p>
+            <w:pPr>
+              <w:jc w:val="both"/>
+            </w:pPr>
+            <w:r>
+              <w:t>Quy trình chặn xuất kho tự động, bắt buộc TGĐ duyệt trên App Mobile đối với đơn hàng lớn.</w:t>
+            </w:r>
+          </w:p>
+        </w:tc>
+        <w:tc>
+          <w:tcPr>
+            <w:tcW w:w="1818" w:type="dxa"/>
+          </w:tcPr>
+          <w:p>
+            <w:pPr>
+              <w:jc w:val="both"/>
+            </w:pPr>
+            <w:r>
+              <w:t>Gap (20%)</w:t>
+            </w:r>
+          </w:p>
+        </w:tc>
+        <w:tc>
+          <w:tcPr>
+            <w:tcW w:w="1788" w:type="dxa"/>
+          </w:tcPr>
+          <w:p>
+            <w:pPr>
+              <w:jc w:val="both"/>
+            </w:pPr>
+            <w:r>
+              <w:t>Sử dụng Odoo Studio kết hợp Automated Actions để thiết lập điều kiện khóa trạng thái xuất kho.</w:t>
+            </w:r>
+          </w:p>
+        </w:tc>
+      </w:tr>
+      <w:tr>
+        <w:tc>
+          <w:tcPr>
+            <w:tcW w:w="1195" w:type="dxa"/>
+          </w:tcPr>
+          <w:p>
+            <w:pPr>
+              <w:jc w:val="both"/>
+            </w:pPr>
+            <w:r>
+              <w:lastRenderedPageBreak/>
+              <w:t>9</w:t>
+            </w:r>
+          </w:p>
+        </w:tc>
+        <w:tc>
+          <w:tcPr>
+            <w:tcW w:w="1701" w:type="dxa"/>
+          </w:tcPr>
+          <w:p>
+            <w:pPr>
+              <w:jc w:val="both"/>
+            </w:pPr>
+            <w:r>
+              <w:t>Accounting</w:t>
+            </w:r>
+          </w:p>
+        </w:tc>
+        <w:tc>
+          <w:tcPr>
+            <w:tcW w:w="2488" w:type="dxa"/>
+          </w:tcPr>
+          <w:p>
+            <w:pPr>
+              <w:jc w:val="both"/>
+            </w:pPr>
+            <w:r>
+              <w:t>Hệ thống tài khoản kế toán Việt Nam, thông tư 200/TT-BTC, sổ cái, bảng cân đối.</w:t>
+            </w:r>
+          </w:p>
+        </w:tc>
+        <w:tc>
+          <w:tcPr>
+            <w:tcW w:w="1818" w:type="dxa"/>
+          </w:tcPr>
+          <w:p>
+            <w:pPr>
+              <w:jc w:val="both"/>
+            </w:pPr>
+            <w:r>
+              <w:t>Gap (40%)</w:t>
+            </w:r>
+          </w:p>
+        </w:tc>
+        <w:tc>
+          <w:tcPr>
+            <w:tcW w:w="1788" w:type="dxa"/>
+          </w:tcPr>
+          <w:p>
+            <w:pPr>
+              <w:jc w:val="both"/>
+            </w:pPr>
+            <w:r>
+              <w:t>Cài đặt phân hệ Localization Vietnam và tùy chỉnh cấu hình phân bổ tài khoản kế toán.</w:t>
+            </w:r>
+          </w:p>
+        </w:tc>
+      </w:tr>
+      <w:tr>
+        <w:tc>
+          <w:tcPr>
+            <w:tcW w:w="1195" w:type="dxa"/>
+          </w:tcPr>
+          <w:p>
+            <w:pPr>
+              <w:jc w:val="both"/>
+            </w:pPr>
+            <w:r>
+              <w:t>10</w:t>
+            </w:r>
+          </w:p>
+        </w:tc>
+        <w:tc>
+          <w:tcPr>
+            <w:tcW w:w="1701" w:type="dxa"/>
+          </w:tcPr>
+          <w:p>
+            <w:pPr>
+              <w:jc w:val="both"/>
+            </w:pPr>
+            <w:r>
+              <w:t>Accounting</w:t>
+            </w:r>
+          </w:p>
+        </w:tc>
+        <w:tc>
+          <w:tcPr>
+            <w:tcW w:w="2488" w:type="dxa"/>
+          </w:tcPr>
+          <w:p>
+            <w:pPr>
+              <w:jc w:val="both"/>
+            </w:pPr>
+            <w:r>
+              <w:t>Tự động đối soát công nợ COD của tài xế khi bàn giao tiền mặt cuối ngày cho thủ quỹ.</w:t>
+            </w:r>
+          </w:p>
+        </w:tc>
+        <w:tc>
+          <w:tcPr>
+            <w:tcW w:w="1818" w:type="dxa"/>
+          </w:tcPr>
+          <w:p>
+            <w:pPr>
+              <w:jc w:val="both"/>
+            </w:pPr>
+            <w:r>
+              <w:t>Fit</w:t>
+            </w:r>
+          </w:p>
+        </w:tc>
+        <w:tc>
+          <w:tcPr>
+            <w:tcW w:w="1788" w:type="dxa"/>
+          </w:tcPr>
+          <w:p>
+            <w:pPr>
+              <w:jc w:val="both"/>
+            </w:pPr>
+            <w:r>
+              <w:t>Sử dụng tính năng Bank/Cash Reconciliation tiêu chuẩn.</w:t>
+            </w:r>
+          </w:p>
+        </w:tc>
+      </w:tr>
+      <w:tr>
+        <w:tc>
+          <w:tcPr>
+            <w:tcW w:w="1195" w:type="dxa"/>
+          </w:tcPr>
+          <w:p>
+            <w:pPr>
+              <w:jc w:val="both"/>
+            </w:pPr>
+            <w:r>
+              <w:t>11</w:t>
+            </w:r>
+          </w:p>
+        </w:tc>
+        <w:tc>
+          <w:tcPr>
+            <w:tcW w:w="1701" w:type="dxa"/>
+          </w:tcPr>
+          <w:p>
+            <w:pPr>
+              <w:jc w:val="both"/>
+            </w:pPr>
+            <w:r>
+              <w:t>Reports</w:t>
+            </w:r>
+          </w:p>
+        </w:tc>
+        <w:tc>
+          <w:tcPr>
+            <w:tcW w:w="2488" w:type="dxa"/>
+          </w:tcPr>
+          <w:p>
+            <w:pPr>
+              <w:jc w:val="both"/>
+            </w:pPr>
+            <w:r>
+              <w:t>Thiết kế mẫu in Phiếu xuất kho, Nhãn địa chỉ dán kiện Sofa, Lịch điều xe đặc thù.</w:t>
+            </w:r>
+          </w:p>
+        </w:tc>
+        <w:tc>
+          <w:tcPr>
+            <w:tcW w:w="1818" w:type="dxa"/>
+          </w:tcPr>
+          <w:p>
+            <w:pPr>
+              <w:jc w:val="both"/>
+            </w:pPr>
+            <w:r>
+              <w:t>Gap (50%)</w:t>
+            </w:r>
+          </w:p>
+        </w:tc>
+        <w:tc>
+          <w:tcPr>
+            <w:tcW w:w="1788" w:type="dxa"/>
+          </w:tcPr>
+          <w:p>
+            <w:pPr>
+              <w:keepNext/>
+              <w:jc w:val="both"/>
+            </w:pPr>
+            <w:r>
+              <w:t>Lập trình thiết kế lại toàn bộ template báo cáo bằng ngôn ngữ QWeb XML của Odoo.</w:t>
+            </w:r>
+          </w:p>
+        </w:tc>
+      </w:tr>
+    </w:tbl>
+    <w:p>
+      <w:pPr>
+        <w:pStyle w:val="Caption"/>
+        <w:jc w:val="center"/>
+        <w:rPr>
+          <w:sz w:val="22"/>
+          <w:szCs w:val="22"/>
+        </w:rPr>
+      </w:pPr>
+      <w:r>
+        <w:rPr>
+          <w:sz w:val="22"/>
+          <w:szCs w:val="22"/>
+        </w:rPr>
+        <w:t xml:space="preserve">Bảng </w:t>
+      </w:r>
+      <w:r>
+        <w:rPr>
+          <w:sz w:val="22"/>
+          <w:szCs w:val="22"/>
+        </w:rPr>
+        <w:fldChar w:fldCharType="begin"/>
+      </w:r>
+      <w:r>
+        <w:rPr>
+          <w:sz w:val="22"/>
+          <w:szCs w:val="22"/>
+        </w:rPr>
+        <w:instrText xml:space="preserve"> SEQ Bảng \* ARABIC </w:instrText>
+      </w:r>
+      <w:r>
+        <w:rPr>
+          <w:sz w:val="22"/>
+          <w:szCs w:val="22"/>
+        </w:rPr>
+        <w:fldChar w:fldCharType="separate"/>
+      </w:r>
+      <w:r>
+        <w:rPr>
+          <w:noProof/>
+          <w:sz w:val="22"/>
+          <w:szCs w:val="22"/>
+        </w:rPr>
+        <w:t>5</w:t>
+      </w:r>
+      <w:r>
+        <w:rPr>
+          <w:sz w:val="22"/>
+          <w:szCs w:val="22"/>
+        </w:rPr>
+        <w:fldChar w:fldCharType="end"/>
+      </w:r>
+      <w:r>
+        <w:rPr>
+          <w:sz w:val="22"/>
+          <w:szCs w:val="22"/>
+        </w:rPr>
+        <w:t>. Bảng phân tích Fit/Gap hệ thống Odoo ERP cho showroom USofa Hub</w:t>
+      </w:r>
+    </w:p>
+    <w:p>
+      <w:pPr>
+        <w:pStyle w:val="Heading1"/>
+        <w:numPr>
+          <w:ilvl w:val="0"/>
+          <w:numId w:val="1"/>
+        </w:numPr>
+      </w:pPr>
+      <w:r>
+        <w:t>Các giải pháp triển khai hệ thống Odoo ERP tại USofa Hub</w:t>
+      </w:r>
+    </w:p>
+    <w:p>
+      <w:pPr>
+        <w:ind w:left="360" w:firstLine="360"/>
+        <w:jc w:val="both"/>
+      </w:pPr>
+      <w:r>
+        <w:t>Việc chuyển đổi từ hệ thống cũ (Kiot Việt, Misa, Excel) sang hệ thống ERP mới dễ gây ra tình trạng "sốc văn hóa" cho nhân sự. Do đó, giải pháp triển khai cần tập trung vào sự an toàn và kiểm soát rủi ro.</w:t>
+      </w:r>
+    </w:p>
+    <w:p>
+      <w:pPr>
+        <w:pStyle w:val="Heading2"/>
+        <w:numPr>
+          <w:ilvl w:val="1"/>
+          <w:numId w:val="1"/>
+        </w:numPr>
+      </w:pPr>
+      <w:r>
+        <w:t>Phương pháp triển khai</w:t>
+      </w:r>
+    </w:p>
+    <w:p>
+      <w:pPr>
+        <w:ind w:left="360" w:firstLine="360"/>
+        <w:jc w:val="both"/>
+      </w:pPr>
+      <w:r>
+        <w:t>Phương pháp triển khai: Cuốn chiếu theo giai đoạn (Phased Roll-out)</w:t>
+      </w:r>
+      <w:r>
+        <w:t>.</w:t>
+      </w:r>
+    </w:p>
+    <w:p>
+      <w:pPr>
+        <w:ind w:left="360" w:firstLine="360"/>
+        <w:jc w:val="both"/>
+      </w:pPr>
+      <w:r>
+        <w:t>Thay vì áp dụng kiểu "Big Bang" (thay đổi toàn bộ cùng 1 ngày), Usofa nên triển khai theo từng giai đoạn.</w:t>
+      </w:r>
+    </w:p>
+    <w:p>
+      <w:pPr>
+        <w:pStyle w:val="ListParagraph"/>
+        <w:numPr>
+          <w:ilvl w:val="0"/>
+          <w:numId w:val="2"/>
+        </w:numPr>
+        <w:jc w:val="both"/>
+      </w:pPr>
+      <w:r>
+        <w:t>Phase 1 (Core Module): Triển khai luồng Bán hàng (Sales), Kho (Inventory), Kế toán (Accounting) và POS Cafe trước để đảm bảo dòng tiền và hàng hóa lưu thông không bị đứt gãy.</w:t>
+      </w:r>
+    </w:p>
+    <w:p>
+      <w:pPr>
+        <w:pStyle w:val="ListParagraph"/>
+        <w:numPr>
+          <w:ilvl w:val="0"/>
+          <w:numId w:val="2"/>
+        </w:numPr>
+        <w:jc w:val="both"/>
+      </w:pPr>
+      <w:r>
+        <w:t>Phase 2 (Advanced Module): Sau 1 tháng khi nhân sự đã quen, tiếp tục Go-live phân hệ điều phối xe tải (Fleet), ứng dụng Mobile cho tài xế và luồng duyệt tự động của TGĐ (Approvals).</w:t>
+      </w:r>
+    </w:p>
+    <w:p>
+      <w:pPr>
+        <w:pStyle w:val="Heading2"/>
+        <w:numPr>
+          <w:ilvl w:val="1"/>
+          <w:numId w:val="1"/>
+        </w:numPr>
+      </w:pPr>
+      <w:r>
+        <w:t>Chiến lược xử lý và di chuyển dữ liệu (Data Migration)</w:t>
+      </w:r>
+    </w:p>
+    <w:p>
+      <w:pPr>
+        <w:ind w:left="360" w:firstLine="360"/>
+        <w:jc w:val="both"/>
+      </w:pPr>
+      <w:r>
+        <w:t>Việc chuẩn hoá data và di chuyển dữ liệu sang hệ thống mới rất quan trọng, cần có chiến lược xử lý một cách hợp lý.</w:t>
+      </w:r>
+    </w:p>
+    <w:p>
+      <w:pPr>
+        <w:pStyle w:val="ListParagraph"/>
+        <w:numPr>
+          <w:ilvl w:val="0"/>
+          <w:numId w:val="2"/>
+        </w:numPr>
+        <w:jc w:val="both"/>
+      </w:pPr>
+      <w:r>
+        <w:t>Data Cleansing (Làm sạch dữ liệu): Dữ liệu cũ trên Kiot Việt thường chứa nhiều mã khách hàng hoặc mã sản phẩm trùng lặp/rác. Cần xuất ra Excel và chuẩn hóa lại trước khi đưa lên Odoo.</w:t>
+      </w:r>
+    </w:p>
+    <w:p>
+      <w:pPr>
+        <w:pStyle w:val="ListParagraph"/>
+        <w:numPr>
+          <w:ilvl w:val="0"/>
+          <w:numId w:val="2"/>
+        </w:numPr>
+        <w:jc w:val="both"/>
+      </w:pPr>
+      <w:r>
+        <w:t xml:space="preserve">Cut-over Data (Chốt sổ chuyển đổi): Chọn một ngày cuối tuần (VD: Chủ Nhật). Lúc 23h59, tiến hành khóa sổ Misa và Kiot Việt. Xuất số dư công nợ, tồn kho thực tế hiện tại và đẩy </w:t>
+      </w:r>
+      <w:r>
+        <w:lastRenderedPageBreak/>
+        <w:t>lên Odoo làm "Bút toán đầu kỳ". Sáng Thứ 2 tuần sau, toàn bộ nhân viên bắt đầu làm việc 100% trên Odoo.</w:t>
+      </w:r>
+    </w:p>
+    <w:p>
+      <w:pPr>
+        <w:pStyle w:val="Heading2"/>
+        <w:numPr>
+          <w:ilvl w:val="1"/>
+          <w:numId w:val="1"/>
+        </w:numPr>
+      </w:pPr>
+      <w:r>
+        <w:t>Kiến trúc hạ tầng đám mây (Cloud Infrastructure)</w:t>
+      </w:r>
+    </w:p>
+    <w:p>
+      <w:pPr>
+        <w:pStyle w:val="ListParagraph"/>
+        <w:numPr>
+          <w:ilvl w:val="0"/>
+          <w:numId w:val="2"/>
+        </w:numPr>
+        <w:jc w:val="both"/>
+      </w:pPr>
+      <w:r>
+        <w:t>Sử dụng hạ tầng Cloud (Odoo.sh hoặc AWS/Google Cloud) có tính năng High Availability (Sẵn sàng cao).</w:t>
+      </w:r>
+    </w:p>
+    <w:p>
+      <w:pPr>
+        <w:pStyle w:val="ListParagraph"/>
+        <w:numPr>
+          <w:ilvl w:val="0"/>
+          <w:numId w:val="2"/>
+        </w:numPr>
+        <w:jc w:val="both"/>
+      </w:pPr>
+      <w:r>
+        <w:t>POS Offline-First: Đặc thù mảng Usofa Cafe cần tốc độ nhanh. Cấu hình Odoo POS chạy trên Local Network của quán (cơ chế Offline Mode), đảm bảo quán cafe vẫn bán hàng, in bill và mở két tiền bình thường ngay cả khi đứt cáp quang internet, dữ liệu sẽ tự đồng bộ (Sync) lên Cloud khi có mạng trở lại.</w:t>
+      </w:r>
+    </w:p>
+    <w:p>
+      <w:pPr>
+        <w:pStyle w:val="Heading2"/>
+        <w:numPr>
+          <w:ilvl w:val="1"/>
+          <w:numId w:val="1"/>
+        </w:numPr>
+      </w:pPr>
+      <w:r>
+        <w:t xml:space="preserve">Giải pháp đào tạo (Training </w:t>
+      </w:r>
+      <w:r>
+        <w:t>&amp; Onboarding)</w:t>
+      </w:r>
+    </w:p>
+    <w:p>
+      <w:pPr>
+        <w:pStyle w:val="ListParagraph"/>
+        <w:numPr>
+          <w:ilvl w:val="0"/>
+          <w:numId w:val="2"/>
+        </w:numPr>
+        <w:jc w:val="both"/>
+      </w:pPr>
+      <w:r>
+        <w:t>Áp dụng mô hình "Train the Trainer" (Đào tạo người nội bộ): Các chuyên gia ERP sẽ đào tạo thật sâu cho các Key Users (Trưởng phòng KD, Kế toán trưởng, Quản lý kho). Sau đó, Key Users sẽ là người hướng dẫn lại cho nhân viên cấp dưới để ngôn ngữ giao tiếp gần gũi và thực tế hơn.</w:t>
+      </w:r>
+    </w:p>
+    <w:p>
+      <w:pPr>
+        <w:pStyle w:val="ListParagraph"/>
+        <w:numPr>
+          <w:ilvl w:val="0"/>
+          <w:numId w:val="2"/>
+        </w:numPr>
+        <w:jc w:val="both"/>
+      </w:pPr>
+      <w:r>
+        <w:t>Cung cấp tài liệu đào tạo theo định dạng Video quay màn hình (Screencast) ngắn (2-3 phút) cho từng thao tác cụ thể (VD: "Cách quét mã vạch xuất kho", "Cách tài xế cập nhật trạng thái").</w:t>
+      </w:r>
+    </w:p>
+    <w:p>
+      <w:pPr>
+        <w:pStyle w:val="Heading1"/>
+        <w:numPr>
+          <w:ilvl w:val="0"/>
+          <w:numId w:val="1"/>
+        </w:numPr>
+      </w:pPr>
+      <w:r>
+        <w:t>Giải pháp vận hành và bảo trì hệ thống (Operation &amp; Maintenance)</w:t>
+      </w:r>
+    </w:p>
+    <w:p>
+      <w:pPr>
+        <w:ind w:left="360" w:firstLine="360"/>
+        <w:jc w:val="both"/>
+      </w:pPr>
+      <w:r>
+        <w:t>Hệ thống ERP chỉ thực sự phát huy giá trị trong quá trình vận hành lâu dài. Dưới đây là chiến lược duy trì sự ổn định:</w:t>
+      </w:r>
+    </w:p>
+    <w:p>
+      <w:pPr>
+        <w:pStyle w:val="Heading2"/>
+        <w:numPr>
+          <w:ilvl w:val="1"/>
+          <w:numId w:val="1"/>
+        </w:numPr>
+      </w:pPr>
+      <w:r>
+        <w:t>Giai đoạn Hypercare (Hỗ trợ đặc biệt sau Go-Live)</w:t>
+      </w:r>
+    </w:p>
+    <w:p>
+      <w:pPr>
+        <w:pStyle w:val="ListParagraph"/>
+        <w:numPr>
+          <w:ilvl w:val="0"/>
+          <w:numId w:val="2"/>
+        </w:numPr>
+        <w:jc w:val="both"/>
+      </w:pPr>
+      <w:r>
+        <w:t>Tuần 1 &amp; 2 sau Go-live: Đây là giai đoạn nhân sự dễ mắc lỗi nhất. Bố trí BA và đội ngũ IT túc trực trực tiếp (On-site) tại Showroom, Kho và Quầy Cafe Usofa.</w:t>
+      </w:r>
+    </w:p>
+    <w:p>
+      <w:pPr>
+        <w:pStyle w:val="ListParagraph"/>
+        <w:numPr>
+          <w:ilvl w:val="0"/>
+          <w:numId w:val="2"/>
+        </w:numPr>
+        <w:jc w:val="both"/>
+      </w:pPr>
+      <w:r>
+        <w:t xml:space="preserve">Mục tiêu: Xử lý ngay lập tức các sự cố "kẹt đơn", "không xuất được hóa đơn" để không làm ảnh hưởng đến trải nghiệm của khách mua Sofa hay uống </w:t>
+      </w:r>
+      <w:r>
+        <w:t>Café</w:t>
+      </w:r>
+    </w:p>
+    <w:p>
+      <w:pPr>
+        <w:pStyle w:val="Heading2"/>
+        <w:numPr>
+          <w:ilvl w:val="1"/>
+          <w:numId w:val="1"/>
+        </w:numPr>
+      </w:pPr>
+      <w:r>
+        <w:t>Phân cấp hỗ trợ kỹ thuật (Helpdesk SLA)</w:t>
+      </w:r>
+    </w:p>
+    <w:p>
+      <w:pPr>
+        <w:ind w:left="360" w:firstLine="360"/>
+        <w:jc w:val="both"/>
+      </w:pPr>
+      <w:r>
+        <w:t>Khi chuyển sang trạng thái vận hành ổn định, mọi yêu cầu hỗ trợ sẽ được kiểm soát qua hệ thống Ticket nội bộ với 3 cấp độ (Tier):</w:t>
+      </w:r>
+    </w:p>
+    <w:p>
+      <w:pPr>
+        <w:pStyle w:val="ListParagraph"/>
+        <w:numPr>
+          <w:ilvl w:val="0"/>
+          <w:numId w:val="2"/>
+        </w:numPr>
+        <w:jc w:val="both"/>
+      </w:pPr>
+      <w:r>
+        <w:t>L1 (Hỗ trợ nội bộ): Do Key User hoặc IT nội bộ Usofa xử lý các lỗi cơ bản (quên mật khẩu, quên cách bấm nút, nhập sai số liệu cần hủy phiếu).</w:t>
+      </w:r>
+    </w:p>
+    <w:p>
+      <w:pPr>
+        <w:pStyle w:val="ListParagraph"/>
+        <w:numPr>
+          <w:ilvl w:val="0"/>
+          <w:numId w:val="2"/>
+        </w:numPr>
+        <w:jc w:val="both"/>
+      </w:pPr>
+      <w:r>
+        <w:t>L2 (Chuyên gia ERP): Can thiệp cấu hình, điều chỉnh phân quyền, xử lý các lỗi lệch luồng dữ liệu (Data Inconsistency) giữa Kho và Kế toán. (Cam kết xử lý trong 4 - 8 giờ làm việc).</w:t>
+      </w:r>
+    </w:p>
+    <w:p>
+      <w:pPr>
+        <w:pStyle w:val="ListParagraph"/>
+        <w:numPr>
+          <w:ilvl w:val="0"/>
+          <w:numId w:val="2"/>
+        </w:numPr>
+        <w:jc w:val="both"/>
+      </w:pPr>
+      <w:r>
+        <w:t>L3 (Lập trình viên Dev): Sửa lỗi mã nguồn (Bug code), nâng cấp hệ thống hoặc lập trình thêm tính năng mới. (Cam kết xử lý trong 24 - 48 giờ làm việc).</w:t>
+      </w:r>
+    </w:p>
+    <w:p>
+      <w:pPr>
+        <w:pStyle w:val="Heading2"/>
+        <w:numPr>
+          <w:ilvl w:val="1"/>
+          <w:numId w:val="1"/>
+        </w:numPr>
+      </w:pPr>
+      <w:r>
+        <w:t>Cơ chế Sao lưu &amp; Bảo mật (Backup &amp; Security)</w:t>
+      </w:r>
+    </w:p>
+    <w:p>
+      <w:pPr>
+        <w:pStyle w:val="ListParagraph"/>
+        <w:numPr>
+          <w:ilvl w:val="0"/>
+          <w:numId w:val="2"/>
+        </w:numPr>
+        <w:jc w:val="both"/>
+      </w:pPr>
+      <w:r>
+        <w:t>Bảo mật phân quyền (RBAC): Tuân thủ tuyệt đối Ma trận phân quyền. Tài xế chỉ thấy đơn hàng của mình, NV Sale không được xem giá vốn, Kế toán không được tự ý đổi số lượng tồn kho.</w:t>
+      </w:r>
+    </w:p>
+    <w:p>
+      <w:pPr>
+        <w:pStyle w:val="ListParagraph"/>
+        <w:numPr>
+          <w:ilvl w:val="0"/>
+          <w:numId w:val="2"/>
+        </w:numPr>
+        <w:jc w:val="both"/>
+      </w:pPr>
+      <w:r>
+        <w:lastRenderedPageBreak/>
+        <w:t>Backup tự động 3-2-1: Thiết lập tự động sao lưu dữ liệu toàn bộ hệ thống (Database &amp; File) ít nhất 1 lần/ngày. Lưu trữ bản backup tại 2 máy chủ vật lý khác nhau để phòng chống rủi ro cháy nổ hoặc mã độc tống tiền (Ransomware).</w:t>
+      </w:r>
+    </w:p>
+    <w:p>
+      <w:pPr>
+        <w:pStyle w:val="Heading2"/>
+        <w:numPr>
+          <w:ilvl w:val="1"/>
+          <w:numId w:val="1"/>
+        </w:numPr>
+      </w:pPr>
+      <w:r>
+        <w:t>Khảo sát đo lường &amp; Cải tiến liên tục (Continuous Improvement)</w:t>
+      </w:r>
+    </w:p>
+    <w:p>
+      <w:pPr>
+        <w:pStyle w:val="ListParagraph"/>
+        <w:numPr>
+          <w:ilvl w:val="0"/>
+          <w:numId w:val="2"/>
+        </w:numPr>
+        <w:jc w:val="both"/>
+      </w:pPr>
+      <w:r>
+        <w:t>Thành lập "Ban Quản trị hệ thống". Định kỳ mỗi cuối tháng/quý họp đánh giá hệ thống 1 lần.</w:t>
+      </w:r>
+    </w:p>
+    <w:p>
+      <w:pPr>
+        <w:pStyle w:val="ListParagraph"/>
+        <w:numPr>
+          <w:ilvl w:val="0"/>
+          <w:numId w:val="2"/>
+        </w:numPr>
+        <w:jc w:val="both"/>
+      </w:pPr>
+      <w:r>
+        <w:t>Lấy phản hồi trực tiếp từ người dùng cuối (Tài xế dùng App có mượt không? Quét mã vạch có bị trễ không?) để đưa ra các "Change Request" (Yêu cầu thay đổi) tối ưu hóa giao diện (UI/UX) liên tục.</w:t>
+      </w:r>
+    </w:p>
+    <w:p>
+      <w:pPr>
+        <w:pStyle w:val="Heading1"/>
+        <w:numPr>
+          <w:ilvl w:val="0"/>
+          <w:numId w:val="1"/>
+        </w:numPr>
+      </w:pPr>
+      <w:r>
+        <w:t>Hướng dẫn cấu hình và thao tác các module trong h</w:t>
+      </w:r>
+      <w:r>
+        <w:t>ệ</w:t>
+      </w:r>
+      <w:r>
+        <w:t xml:space="preserve"> thống</w:t>
+      </w:r>
+    </w:p>
+    <w:p>
+      <w:pPr>
+        <w:pStyle w:val="Heading2"/>
+        <w:numPr>
+          <w:ilvl w:val="1"/>
+          <w:numId w:val="1"/>
+        </w:numPr>
+      </w:pPr>
+      <w:r>
+        <w:t>Tạo người dùng, phân quyền cơ bản</w:t>
+      </w:r>
+    </w:p>
+    <w:p>
+      <w:pPr>
+        <w:ind w:left="360"/>
+      </w:pPr>
+      <w:r>
+        <w:t>Các bước thao tác tạo người dùng và phân quyền:</w:t>
+      </w:r>
+    </w:p>
+    <w:p>
+      <w:pPr>
+        <w:pStyle w:val="ListParagraph"/>
+        <w:numPr>
+          <w:ilvl w:val="0"/>
+          <w:numId w:val="2"/>
+        </w:numPr>
+      </w:pPr>
+      <w:r>
+        <w:t>Chọn Setting =&gt; Users &amp; Companies =&gt; New =&gt; Nhập thông tin và phân quyền</w:t>
+      </w:r>
+      <w:r>
+        <w:t xml:space="preserve"> (như Hình 13</w:t>
+      </w:r>
+      <w:r>
+        <w:t>, 14</w:t>
+      </w:r>
+      <w:r>
+        <w:t>)</w:t>
+      </w:r>
+    </w:p>
+    <w:p>
+      <w:pPr>
+        <w:keepNext/>
+        <w:ind w:left="360"/>
+        <w:jc w:val="center"/>
+      </w:pPr>
+      <w:r>
+        <w:rPr>
+          <w:noProof/>
+        </w:rPr>
+        <w:drawing>
+          <wp:inline distT="0" distB="0" distL="0" distR="0" wp14:anchorId="7A74E1EB" wp14:editId="71BBC960">
+            <wp:extent cx="5943600" cy="2841625"/>
+            <wp:effectExtent l="0" t="0" r="0" b="0"/>
+            <wp:docPr id="11" name="Picture 11"/>
+            <wp:cNvGraphicFramePr>
+              <a:graphicFrameLocks xmlns:a="http://schemas.openxmlformats.org/drawingml/2006/main" noChangeAspect="1"/>
+            </wp:cNvGraphicFramePr>
+            <a:graphic xmlns:a="http://schemas.openxmlformats.org/drawingml/2006/main">
+              <a:graphicData uri="http://schemas.openxmlformats.org/drawingml/2006/picture">
+                <pic:pic xmlns:pic="http://schemas.openxmlformats.org/drawingml/2006/picture">
+                  <pic:nvPicPr>
+                    <pic:cNvPr id="1" name=""/>
+                    <pic:cNvPicPr/>
+                  </pic:nvPicPr>
+                  <pic:blipFill>
+                    <a:blip r:embed="rId20"/>
+                    <a:stretch>
+                      <a:fillRect/>
+                    </a:stretch>
+                  </pic:blipFill>
+                  <pic:spPr>
+                    <a:xfrm>
+                      <a:off x="0" y="0"/>
+                      <a:ext cx="5943600" cy="2841625"/>
+                    </a:xfrm>
+                    <a:prstGeom prst="rect">
+                      <a:avLst/>
+                    </a:prstGeom>
+                  </pic:spPr>
+                </pic:pic>
+              </a:graphicData>
+            </a:graphic>
+          </wp:inline>
+        </w:drawing>
+      </w:r>
+    </w:p>
+    <w:p>
+      <w:pPr>
+        <w:pStyle w:val="Caption"/>
+        <w:jc w:val="center"/>
+        <w:rPr>
+          <w:sz w:val="22"/>
+          <w:szCs w:val="22"/>
+        </w:rPr>
+      </w:pPr>
+      <w:r>
+        <w:rPr>
+          <w:sz w:val="22"/>
+          <w:szCs w:val="22"/>
+        </w:rPr>
+        <w:t xml:space="preserve">Hình </w:t>
+      </w:r>
+      <w:r>
+        <w:rPr>
+          <w:sz w:val="22"/>
+          <w:szCs w:val="22"/>
+        </w:rPr>
+        <w:fldChar w:fldCharType="begin"/>
+      </w:r>
+      <w:r>
+        <w:rPr>
+          <w:sz w:val="22"/>
+          <w:szCs w:val="22"/>
+        </w:rPr>
+        <w:instrText xml:space="preserve"> SEQ Hình \* ARABIC </w:instrText>
+      </w:r>
+      <w:r>
+        <w:rPr>
+          <w:sz w:val="22"/>
+          <w:szCs w:val="22"/>
+        </w:rPr>
+        <w:fldChar w:fldCharType="separate"/>
+      </w:r>
+      <w:r>
+        <w:rPr>
+          <w:noProof/>
+          <w:sz w:val="22"/>
+          <w:szCs w:val="22"/>
+        </w:rPr>
+        <w:t>13</w:t>
+      </w:r>
+      <w:r>
+        <w:rPr>
+          <w:sz w:val="22"/>
+          <w:szCs w:val="22"/>
+        </w:rPr>
+        <w:fldChar w:fldCharType="end"/>
+      </w:r>
+      <w:r>
+        <w:rPr>
+          <w:sz w:val="22"/>
+          <w:szCs w:val="22"/>
+        </w:rPr>
+        <w:t>. Tạo người dùng cho hệ thống</w:t>
+      </w:r>
+    </w:p>
+    <w:p/>
+    <w:p>
+      <w:pPr>
+        <w:keepNext/>
+        <w:ind w:left="360"/>
+        <w:jc w:val="center"/>
+      </w:pPr>
+      <w:r>
+        <w:rPr>
+          <w:noProof/>
+        </w:rPr>
+        <w:lastRenderedPageBreak/>
+        <w:drawing>
+          <wp:inline distT="0" distB="0" distL="0" distR="0" wp14:anchorId="125E5C5D" wp14:editId="4FAB6C36">
+            <wp:extent cx="5943600" cy="2371090"/>
+            <wp:effectExtent l="0" t="0" r="0" b="0"/>
+            <wp:docPr id="13" name="Picture 13"/>
+            <wp:cNvGraphicFramePr>
+              <a:graphicFrameLocks xmlns:a="http://schemas.openxmlformats.org/drawingml/2006/main" noChangeAspect="1"/>
+            </wp:cNvGraphicFramePr>
+            <a:graphic xmlns:a="http://schemas.openxmlformats.org/drawingml/2006/main">
+              <a:graphicData uri="http://schemas.openxmlformats.org/drawingml/2006/picture">
+                <pic:pic xmlns:pic="http://schemas.openxmlformats.org/drawingml/2006/picture">
+                  <pic:nvPicPr>
+                    <pic:cNvPr id="1" name=""/>
+                    <pic:cNvPicPr/>
+                  </pic:nvPicPr>
+                  <pic:blipFill>
+                    <a:blip r:embed="rId21"/>
+                    <a:stretch>
+                      <a:fillRect/>
+                    </a:stretch>
+                  </pic:blipFill>
+                  <pic:spPr>
+                    <a:xfrm>
+                      <a:off x="0" y="0"/>
+                      <a:ext cx="5943600" cy="2371090"/>
+                    </a:xfrm>
+                    <a:prstGeom prst="rect">
+                      <a:avLst/>
+                    </a:prstGeom>
+                  </pic:spPr>
+                </pic:pic>
+              </a:graphicData>
+            </a:graphic>
+          </wp:inline>
+        </w:drawing>
+      </w:r>
+    </w:p>
+    <w:p>
+      <w:pPr>
+        <w:pStyle w:val="Caption"/>
+        <w:jc w:val="center"/>
+        <w:rPr>
+          <w:sz w:val="22"/>
+          <w:szCs w:val="22"/>
+        </w:rPr>
+      </w:pPr>
+      <w:r>
+        <w:rPr>
+          <w:sz w:val="22"/>
+          <w:szCs w:val="22"/>
+        </w:rPr>
+        <w:t xml:space="preserve">Hình </w:t>
+      </w:r>
+      <w:r>
+        <w:rPr>
+          <w:sz w:val="22"/>
+          <w:szCs w:val="22"/>
+        </w:rPr>
+        <w:fldChar w:fldCharType="begin"/>
+      </w:r>
+      <w:r>
+        <w:rPr>
+          <w:sz w:val="22"/>
+          <w:szCs w:val="22"/>
+        </w:rPr>
+        <w:instrText xml:space="preserve"> SEQ Hình \* ARABIC </w:instrText>
+      </w:r>
+      <w:r>
+        <w:rPr>
+          <w:sz w:val="22"/>
+          <w:szCs w:val="22"/>
+        </w:rPr>
+        <w:fldChar w:fldCharType="separate"/>
+      </w:r>
+      <w:r>
+        <w:rPr>
+          <w:noProof/>
+          <w:sz w:val="22"/>
+          <w:szCs w:val="22"/>
+        </w:rPr>
+        <w:t>14</w:t>
+      </w:r>
+      <w:r>
+        <w:rPr>
+          <w:sz w:val="22"/>
+          <w:szCs w:val="22"/>
+        </w:rPr>
+        <w:fldChar w:fldCharType="end"/>
+      </w:r>
+      <w:r>
+        <w:rPr>
+          <w:sz w:val="22"/>
+          <w:szCs w:val="22"/>
+        </w:rPr>
+        <w:t>. Kết quả sau khi thêm người dùng</w:t>
+      </w:r>
+    </w:p>
+    <w:p/>
+    <w:p>
+      <w:pPr>
+        <w:pStyle w:val="Heading2"/>
+        <w:numPr>
+          <w:ilvl w:val="1"/>
+          <w:numId w:val="1"/>
+        </w:numPr>
+      </w:pPr>
+      <w:r>
+        <w:t>Thêm customer</w:t>
+      </w:r>
+    </w:p>
+    <w:p>
+      <w:pPr>
+        <w:ind w:left="360"/>
+      </w:pPr>
+      <w:r>
+        <w:t xml:space="preserve">Có thể thêm khách hàng trong Module Sales, </w:t>
+      </w:r>
+      <w:proofErr w:type="gramStart"/>
+      <w:r>
+        <w:t>POS,…</w:t>
+      </w:r>
+      <w:proofErr w:type="gramEnd"/>
+    </w:p>
+    <w:p>
+      <w:pPr>
+        <w:ind w:left="360"/>
+      </w:pPr>
+      <w:bookmarkStart w:id="1" w:name="_GoBack"/>
+      <w:bookmarkEnd w:id="1"/>
     </w:p>
     <w:sectPr>
-      <w:headerReference w:type="default" r:id="rId16"/>
-      <w:footerReference w:type="default" r:id="rId17"/>
+      <w:headerReference w:type="default" r:id="rId22"/>
+      <w:footerReference w:type="default" r:id="rId23"/>
       <w:pgSz w:w="12240" w:h="15840" w:code="1"/>
       <w:pgMar w:top="1440" w:right="1440" w:bottom="1440" w:left="1440" w:header="720" w:footer="720" w:gutter="0"/>
       <w:cols w:space="720"/>
@@ -2302,13 +6729,7 @@
           <w:rPr>
             <w:color w:val="7F7F7F" w:themeColor="text1" w:themeTint="80"/>
           </w:rPr>
-          <w:t>PSM Global</w:t>
-        </w:r>
-        <w:r>
-          <w:rPr>
-            <w:color w:val="7F7F7F" w:themeColor="text1" w:themeTint="80"/>
-          </w:rPr>
-          <w:t xml:space="preserve"> - USofa | Giải pháp triển khai Showroom</w:t>
+          <w:t>PSM Global - USofa | Giải pháp triển khai Showroom</w:t>
         </w:r>
       </w:p>
     </w:sdtContent>
@@ -2413,6 +6834,95 @@
     </w:lvl>
   </w:abstractNum>
   <w:abstractNum w:abstractNumId="1" w15:restartNumberingAfterBreak="0">
+    <w:nsid w:val="1E375F9A"/>
+    <w:multiLevelType w:val="hybridMultilevel"/>
+    <w:tmpl w:val="1240A2DE"/>
+    <w:lvl w:ilvl="0" w:tplc="04090017">
+      <w:start w:val="1"/>
+      <w:numFmt w:val="lowerLetter"/>
+      <w:lvlText w:val="%1)"/>
+      <w:lvlJc w:val="left"/>
+      <w:pPr>
+        <w:ind w:left="720" w:hanging="360"/>
+      </w:pPr>
+      <w:rPr>
+        <w:rFonts w:hint="default"/>
+      </w:rPr>
+    </w:lvl>
+    <w:lvl w:ilvl="1" w:tplc="04090019" w:tentative="1">
+      <w:start w:val="1"/>
+      <w:numFmt w:val="lowerLetter"/>
+      <w:lvlText w:val="%2."/>
+      <w:lvlJc w:val="left"/>
+      <w:pPr>
+        <w:ind w:left="1440" w:hanging="360"/>
+      </w:pPr>
+    </w:lvl>
+    <w:lvl w:ilvl="2" w:tplc="0409001B" w:tentative="1">
+      <w:start w:val="1"/>
+      <w:numFmt w:val="lowerRoman"/>
+      <w:lvlText w:val="%3."/>
+      <w:lvlJc w:val="right"/>
+      <w:pPr>
+        <w:ind w:left="2160" w:hanging="180"/>
+      </w:pPr>
+    </w:lvl>
+    <w:lvl w:ilvl="3" w:tplc="0409000F" w:tentative="1">
+      <w:start w:val="1"/>
+      <w:numFmt w:val="decimal"/>
+      <w:lvlText w:val="%4."/>
+      <w:lvlJc w:val="left"/>
+      <w:pPr>
+        <w:ind w:left="2880" w:hanging="360"/>
+      </w:pPr>
+    </w:lvl>
+    <w:lvl w:ilvl="4" w:tplc="04090019" w:tentative="1">
+      <w:start w:val="1"/>
+      <w:numFmt w:val="lowerLetter"/>
+      <w:lvlText w:val="%5."/>
+      <w:lvlJc w:val="left"/>
+      <w:pPr>
+        <w:ind w:left="3600" w:hanging="360"/>
+      </w:pPr>
+    </w:lvl>
+    <w:lvl w:ilvl="5" w:tplc="0409001B" w:tentative="1">
+      <w:start w:val="1"/>
+      <w:numFmt w:val="lowerRoman"/>
+      <w:lvlText w:val="%6."/>
+      <w:lvlJc w:val="right"/>
+      <w:pPr>
+        <w:ind w:left="4320" w:hanging="180"/>
+      </w:pPr>
+    </w:lvl>
+    <w:lvl w:ilvl="6" w:tplc="0409000F" w:tentative="1">
+      <w:start w:val="1"/>
+      <w:numFmt w:val="decimal"/>
+      <w:lvlText w:val="%7."/>
+      <w:lvlJc w:val="left"/>
+      <w:pPr>
+        <w:ind w:left="5040" w:hanging="360"/>
+      </w:pPr>
+    </w:lvl>
+    <w:lvl w:ilvl="7" w:tplc="04090019" w:tentative="1">
+      <w:start w:val="1"/>
+      <w:numFmt w:val="lowerLetter"/>
+      <w:lvlText w:val="%8."/>
+      <w:lvlJc w:val="left"/>
+      <w:pPr>
+        <w:ind w:left="5760" w:hanging="360"/>
+      </w:pPr>
+    </w:lvl>
+    <w:lvl w:ilvl="8" w:tplc="0409001B" w:tentative="1">
+      <w:start w:val="1"/>
+      <w:numFmt w:val="lowerRoman"/>
+      <w:lvlText w:val="%9."/>
+      <w:lvlJc w:val="right"/>
+      <w:pPr>
+        <w:ind w:left="6480" w:hanging="180"/>
+      </w:pPr>
+    </w:lvl>
+  </w:abstractNum>
+  <w:abstractNum w:abstractNumId="2" w15:restartNumberingAfterBreak="0">
     <w:nsid w:val="33446C01"/>
     <w:multiLevelType w:val="multilevel"/>
     <w:tmpl w:val="831096FE"/>
@@ -2533,7 +7043,185 @@
       </w:rPr>
     </w:lvl>
   </w:abstractNum>
-  <w:abstractNum w:abstractNumId="2" w15:restartNumberingAfterBreak="0">
+  <w:abstractNum w:abstractNumId="3" w15:restartNumberingAfterBreak="0">
+    <w:nsid w:val="38CB742B"/>
+    <w:multiLevelType w:val="hybridMultilevel"/>
+    <w:tmpl w:val="AC54AB7A"/>
+    <w:lvl w:ilvl="0" w:tplc="04090017">
+      <w:start w:val="1"/>
+      <w:numFmt w:val="lowerLetter"/>
+      <w:lvlText w:val="%1)"/>
+      <w:lvlJc w:val="left"/>
+      <w:pPr>
+        <w:ind w:left="720" w:hanging="360"/>
+      </w:pPr>
+      <w:rPr>
+        <w:rFonts w:hint="default"/>
+      </w:rPr>
+    </w:lvl>
+    <w:lvl w:ilvl="1" w:tplc="04090019" w:tentative="1">
+      <w:start w:val="1"/>
+      <w:numFmt w:val="lowerLetter"/>
+      <w:lvlText w:val="%2."/>
+      <w:lvlJc w:val="left"/>
+      <w:pPr>
+        <w:ind w:left="1440" w:hanging="360"/>
+      </w:pPr>
+    </w:lvl>
+    <w:lvl w:ilvl="2" w:tplc="0409001B" w:tentative="1">
+      <w:start w:val="1"/>
+      <w:numFmt w:val="lowerRoman"/>
+      <w:lvlText w:val="%3."/>
+      <w:lvlJc w:val="right"/>
+      <w:pPr>
+        <w:ind w:left="2160" w:hanging="180"/>
+      </w:pPr>
+    </w:lvl>
+    <w:lvl w:ilvl="3" w:tplc="0409000F" w:tentative="1">
+      <w:start w:val="1"/>
+      <w:numFmt w:val="decimal"/>
+      <w:lvlText w:val="%4."/>
+      <w:lvlJc w:val="left"/>
+      <w:pPr>
+        <w:ind w:left="2880" w:hanging="360"/>
+      </w:pPr>
+    </w:lvl>
+    <w:lvl w:ilvl="4" w:tplc="04090019" w:tentative="1">
+      <w:start w:val="1"/>
+      <w:numFmt w:val="lowerLetter"/>
+      <w:lvlText w:val="%5."/>
+      <w:lvlJc w:val="left"/>
+      <w:pPr>
+        <w:ind w:left="3600" w:hanging="360"/>
+      </w:pPr>
+    </w:lvl>
+    <w:lvl w:ilvl="5" w:tplc="0409001B" w:tentative="1">
+      <w:start w:val="1"/>
+      <w:numFmt w:val="lowerRoman"/>
+      <w:lvlText w:val="%6."/>
+      <w:lvlJc w:val="right"/>
+      <w:pPr>
+        <w:ind w:left="4320" w:hanging="180"/>
+      </w:pPr>
+    </w:lvl>
+    <w:lvl w:ilvl="6" w:tplc="0409000F" w:tentative="1">
+      <w:start w:val="1"/>
+      <w:numFmt w:val="decimal"/>
+      <w:lvlText w:val="%7."/>
+      <w:lvlJc w:val="left"/>
+      <w:pPr>
+        <w:ind w:left="5040" w:hanging="360"/>
+      </w:pPr>
+    </w:lvl>
+    <w:lvl w:ilvl="7" w:tplc="04090019" w:tentative="1">
+      <w:start w:val="1"/>
+      <w:numFmt w:val="lowerLetter"/>
+      <w:lvlText w:val="%8."/>
+      <w:lvlJc w:val="left"/>
+      <w:pPr>
+        <w:ind w:left="5760" w:hanging="360"/>
+      </w:pPr>
+    </w:lvl>
+    <w:lvl w:ilvl="8" w:tplc="0409001B" w:tentative="1">
+      <w:start w:val="1"/>
+      <w:numFmt w:val="lowerRoman"/>
+      <w:lvlText w:val="%9."/>
+      <w:lvlJc w:val="right"/>
+      <w:pPr>
+        <w:ind w:left="6480" w:hanging="180"/>
+      </w:pPr>
+    </w:lvl>
+  </w:abstractNum>
+  <w:abstractNum w:abstractNumId="4" w15:restartNumberingAfterBreak="0">
+    <w:nsid w:val="502559F4"/>
+    <w:multiLevelType w:val="hybridMultilevel"/>
+    <w:tmpl w:val="E36C5776"/>
+    <w:lvl w:ilvl="0" w:tplc="04090017">
+      <w:start w:val="1"/>
+      <w:numFmt w:val="lowerLetter"/>
+      <w:lvlText w:val="%1)"/>
+      <w:lvlJc w:val="left"/>
+      <w:pPr>
+        <w:ind w:left="720" w:hanging="360"/>
+      </w:pPr>
+      <w:rPr>
+        <w:rFonts w:hint="default"/>
+      </w:rPr>
+    </w:lvl>
+    <w:lvl w:ilvl="1" w:tplc="04090019" w:tentative="1">
+      <w:start w:val="1"/>
+      <w:numFmt w:val="lowerLetter"/>
+      <w:lvlText w:val="%2."/>
+      <w:lvlJc w:val="left"/>
+      <w:pPr>
+        <w:ind w:left="1440" w:hanging="360"/>
+      </w:pPr>
+    </w:lvl>
+    <w:lvl w:ilvl="2" w:tplc="0409001B" w:tentative="1">
+      <w:start w:val="1"/>
+      <w:numFmt w:val="lowerRoman"/>
+      <w:lvlText w:val="%3."/>
+      <w:lvlJc w:val="right"/>
+      <w:pPr>
+        <w:ind w:left="2160" w:hanging="180"/>
+      </w:pPr>
+    </w:lvl>
+    <w:lvl w:ilvl="3" w:tplc="0409000F" w:tentative="1">
+      <w:start w:val="1"/>
+      <w:numFmt w:val="decimal"/>
+      <w:lvlText w:val="%4."/>
+      <w:lvlJc w:val="left"/>
+      <w:pPr>
+        <w:ind w:left="2880" w:hanging="360"/>
+      </w:pPr>
+    </w:lvl>
+    <w:lvl w:ilvl="4" w:tplc="04090019" w:tentative="1">
+      <w:start w:val="1"/>
+      <w:numFmt w:val="lowerLetter"/>
+      <w:lvlText w:val="%5."/>
+      <w:lvlJc w:val="left"/>
+      <w:pPr>
+        <w:ind w:left="3600" w:hanging="360"/>
+      </w:pPr>
+    </w:lvl>
+    <w:lvl w:ilvl="5" w:tplc="0409001B" w:tentative="1">
+      <w:start w:val="1"/>
+      <w:numFmt w:val="lowerRoman"/>
+      <w:lvlText w:val="%6."/>
+      <w:lvlJc w:val="right"/>
+      <w:pPr>
+        <w:ind w:left="4320" w:hanging="180"/>
+      </w:pPr>
+    </w:lvl>
+    <w:lvl w:ilvl="6" w:tplc="0409000F" w:tentative="1">
+      <w:start w:val="1"/>
+      <w:numFmt w:val="decimal"/>
+      <w:lvlText w:val="%7."/>
+      <w:lvlJc w:val="left"/>
+      <w:pPr>
+        <w:ind w:left="5040" w:hanging="360"/>
+      </w:pPr>
+    </w:lvl>
+    <w:lvl w:ilvl="7" w:tplc="04090019" w:tentative="1">
+      <w:start w:val="1"/>
+      <w:numFmt w:val="lowerLetter"/>
+      <w:lvlText w:val="%8."/>
+      <w:lvlJc w:val="left"/>
+      <w:pPr>
+        <w:ind w:left="5760" w:hanging="360"/>
+      </w:pPr>
+    </w:lvl>
+    <w:lvl w:ilvl="8" w:tplc="0409001B" w:tentative="1">
+      <w:start w:val="1"/>
+      <w:numFmt w:val="lowerRoman"/>
+      <w:lvlText w:val="%9."/>
+      <w:lvlJc w:val="right"/>
+      <w:pPr>
+        <w:ind w:left="6480" w:hanging="180"/>
+      </w:pPr>
+    </w:lvl>
+  </w:abstractNum>
+  <w:abstractNum w:abstractNumId="5" w15:restartNumberingAfterBreak="0">
     <w:nsid w:val="52B47CC6"/>
     <w:multiLevelType w:val="hybridMultilevel"/>
     <w:tmpl w:val="761CB352"/>
@@ -2646,14 +7334,115 @@
       </w:rPr>
     </w:lvl>
   </w:abstractNum>
+  <w:abstractNum w:abstractNumId="6" w15:restartNumberingAfterBreak="0">
+    <w:nsid w:val="592E12D8"/>
+    <w:multiLevelType w:val="hybridMultilevel"/>
+    <w:tmpl w:val="82F428D6"/>
+    <w:lvl w:ilvl="0" w:tplc="0409000F">
+      <w:start w:val="1"/>
+      <w:numFmt w:val="decimal"/>
+      <w:lvlText w:val="%1."/>
+      <w:lvlJc w:val="left"/>
+      <w:pPr>
+        <w:ind w:left="720" w:hanging="360"/>
+      </w:pPr>
+      <w:rPr>
+        <w:rFonts w:hint="default"/>
+      </w:rPr>
+    </w:lvl>
+    <w:lvl w:ilvl="1" w:tplc="04090019" w:tentative="1">
+      <w:start w:val="1"/>
+      <w:numFmt w:val="lowerLetter"/>
+      <w:lvlText w:val="%2."/>
+      <w:lvlJc w:val="left"/>
+      <w:pPr>
+        <w:ind w:left="1440" w:hanging="360"/>
+      </w:pPr>
+    </w:lvl>
+    <w:lvl w:ilvl="2" w:tplc="0409001B" w:tentative="1">
+      <w:start w:val="1"/>
+      <w:numFmt w:val="lowerRoman"/>
+      <w:lvlText w:val="%3."/>
+      <w:lvlJc w:val="right"/>
+      <w:pPr>
+        <w:ind w:left="2160" w:hanging="180"/>
+      </w:pPr>
+    </w:lvl>
+    <w:lvl w:ilvl="3" w:tplc="0409000F" w:tentative="1">
+      <w:start w:val="1"/>
+      <w:numFmt w:val="decimal"/>
+      <w:lvlText w:val="%4."/>
+      <w:lvlJc w:val="left"/>
+      <w:pPr>
+        <w:ind w:left="2880" w:hanging="360"/>
+      </w:pPr>
+    </w:lvl>
+    <w:lvl w:ilvl="4" w:tplc="04090019" w:tentative="1">
+      <w:start w:val="1"/>
+      <w:numFmt w:val="lowerLetter"/>
+      <w:lvlText w:val="%5."/>
+      <w:lvlJc w:val="left"/>
+      <w:pPr>
+        <w:ind w:left="3600" w:hanging="360"/>
+      </w:pPr>
+    </w:lvl>
+    <w:lvl w:ilvl="5" w:tplc="0409001B" w:tentative="1">
+      <w:start w:val="1"/>
+      <w:numFmt w:val="lowerRoman"/>
+      <w:lvlText w:val="%6."/>
+      <w:lvlJc w:val="right"/>
+      <w:pPr>
+        <w:ind w:left="4320" w:hanging="180"/>
+      </w:pPr>
+    </w:lvl>
+    <w:lvl w:ilvl="6" w:tplc="0409000F" w:tentative="1">
+      <w:start w:val="1"/>
+      <w:numFmt w:val="decimal"/>
+      <w:lvlText w:val="%7."/>
+      <w:lvlJc w:val="left"/>
+      <w:pPr>
+        <w:ind w:left="5040" w:hanging="360"/>
+      </w:pPr>
+    </w:lvl>
+    <w:lvl w:ilvl="7" w:tplc="04090019" w:tentative="1">
+      <w:start w:val="1"/>
+      <w:numFmt w:val="lowerLetter"/>
+      <w:lvlText w:val="%8."/>
+      <w:lvlJc w:val="left"/>
+      <w:pPr>
+        <w:ind w:left="5760" w:hanging="360"/>
+      </w:pPr>
+    </w:lvl>
+    <w:lvl w:ilvl="8" w:tplc="0409001B" w:tentative="1">
+      <w:start w:val="1"/>
+      <w:numFmt w:val="lowerRoman"/>
+      <w:lvlText w:val="%9."/>
+      <w:lvlJc w:val="right"/>
+      <w:pPr>
+        <w:ind w:left="6480" w:hanging="180"/>
+      </w:pPr>
+    </w:lvl>
+  </w:abstractNum>
   <w:num w:numId="1">
-    <w:abstractNumId w:val="1"/>
+    <w:abstractNumId w:val="2"/>
   </w:num>
   <w:num w:numId="2">
-    <w:abstractNumId w:val="2"/>
+    <w:abstractNumId w:val="5"/>
   </w:num>
   <w:num w:numId="3">
     <w:abstractNumId w:val="0"/>
+  </w:num>
+  <w:num w:numId="4">
+    <w:abstractNumId w:val="6"/>
+  </w:num>
+  <w:num w:numId="5">
+    <w:abstractNumId w:val="3"/>
+  </w:num>
+  <w:num w:numId="6">
+    <w:abstractNumId w:val="1"/>
+  </w:num>
+  <w:num w:numId="7">
+    <w:abstractNumId w:val="4"/>
   </w:num>
 </w:numbering>
 </file>
@@ -3349,14 +8138,14 @@
     <w:charset w:val="00"/>
     <w:family w:val="swiss"/>
     <w:pitch w:val="variable"/>
-    <w:sig w:usb0="E00002FF" w:usb1="4000ACFF" w:usb2="00000001" w:usb3="00000000" w:csb0="0000019F" w:csb1="00000000"/>
+    <w:sig w:usb0="E0002AFF" w:usb1="4000ACFF" w:usb2="00000001" w:usb3="00000000" w:csb0="000001FF" w:csb1="00000000"/>
   </w:font>
   <w:font w:name="Courier New">
     <w:panose1 w:val="02070309020205020404"/>
     <w:charset w:val="00"/>
     <w:family w:val="modern"/>
     <w:pitch w:val="fixed"/>
-    <w:sig w:usb0="E0002AFF" w:usb1="C0007843" w:usb2="00000009" w:usb3="00000000" w:csb0="000001FF" w:csb1="00000000"/>
+    <w:sig w:usb0="E0002EFF" w:usb1="C0007843" w:usb2="00000009" w:usb3="00000000" w:csb0="000001FF" w:csb1="00000000"/>
   </w:font>
   <w:font w:name="Wingdings">
     <w:panose1 w:val="05000000000000000000"/>
@@ -3377,7 +8166,7 @@
     <w:charset w:val="00"/>
     <w:family w:val="swiss"/>
     <w:pitch w:val="variable"/>
-    <w:sig w:usb0="A00002EF" w:usb1="4000207B" w:usb2="00000000" w:usb3="00000000" w:csb0="0000009F" w:csb1="00000000"/>
+    <w:sig w:usb0="A0002AEF" w:usb1="4000207B" w:usb2="00000000" w:usb3="00000000" w:csb0="000001FF" w:csb1="00000000"/>
   </w:font>
 </w:fonts>
 </file>
@@ -3398,6 +8187,7 @@
   </w:compat>
   <w:rsids>
     <w:rsidRoot w:val="00B535CE"/>
+    <w:rsid w:val="003940D6"/>
     <w:rsid w:val="00B535CE"/>
     <w:rsid w:val="00E26100"/>
   </w:rsids>
@@ -4165,7 +8955,7 @@
 </file>
 
 <file path=customXml/itemProps1.xml><?xml version="1.0" encoding="utf-8"?>
-<ds:datastoreItem xmlns:ds="http://schemas.openxmlformats.org/officeDocument/2006/customXml" ds:itemID="{6DA3723A-2E58-4A7F-9E63-6EBFB2B9A206}">
+<ds:datastoreItem xmlns:ds="http://schemas.openxmlformats.org/officeDocument/2006/customXml" ds:itemID="{A98836D6-686C-4B1F-BAB0-CD0C5E174F7D}">
   <ds:schemaRefs>
     <ds:schemaRef ds:uri="http://schemas.openxmlformats.org/officeDocument/2006/bibliography"/>
   </ds:schemaRefs>

--- a/Tai_lieu_giai_phap_va_huong_dan_trien_khai_showroom_cafe.docx
+++ b/Tai_lieu_giai_phap_va_huong_dan_trien_khai_showroom_cafe.docx
@@ -2,6 +2,3060 @@
 <file path=word/document.xml><?xml version="1.0" encoding="utf-8"?>
 <w:document xmlns:wpc="http://schemas.microsoft.com/office/word/2010/wordprocessingCanvas" xmlns:cx="http://schemas.microsoft.com/office/drawing/2014/chartex" xmlns:cx1="http://schemas.microsoft.com/office/drawing/2015/9/8/chartex" xmlns:cx2="http://schemas.microsoft.com/office/drawing/2015/10/21/chartex" xmlns:cx3="http://schemas.microsoft.com/office/drawing/2016/5/9/chartex" xmlns:cx4="http://schemas.microsoft.com/office/drawing/2016/5/10/chartex" xmlns:cx5="http://schemas.microsoft.com/office/drawing/2016/5/11/chartex" xmlns:cx6="http://schemas.microsoft.com/office/drawing/2016/5/12/chartex" xmlns:cx7="http://schemas.microsoft.com/office/drawing/2016/5/13/chartex" xmlns:cx8="http://schemas.microsoft.com/office/drawing/2016/5/14/chartex" xmlns:mc="http://schemas.openxmlformats.org/markup-compatibility/2006" xmlns:aink="http://schemas.microsoft.com/office/drawing/2016/ink" xmlns:am3d="http://schemas.microsoft.com/office/drawing/2017/model3d" xmlns:o="urn:schemas-microsoft-com:office:office" xmlns:r="http://schemas.openxmlformats.org/officeDocument/2006/relationships" xmlns:m="http://schemas.openxmlformats.org/officeDocument/2006/math" xmlns:v="urn:schemas-microsoft-com:vml" xmlns:wp14="http://schemas.microsoft.com/office/word/2010/wordprocessingDrawing" xmlns:wp="http://schemas.openxmlformats.org/drawingml/2006/wordprocessingDrawing" xmlns:w10="urn:schemas-microsoft-com:office:word" xmlns:w="http://schemas.openxmlformats.org/wordprocessingml/2006/main" xmlns:w14="http://schemas.microsoft.com/office/word/2010/wordml" xmlns:w15="http://schemas.microsoft.com/office/word/2012/wordml" xmlns:w16cid="http://schemas.microsoft.com/office/word/2016/wordml/cid" xmlns:w16se="http://schemas.microsoft.com/office/word/2015/wordml/symex" xmlns:wpg="http://schemas.microsoft.com/office/word/2010/wordprocessingGroup" xmlns:wpi="http://schemas.microsoft.com/office/word/2010/wordprocessingInk" xmlns:wne="http://schemas.microsoft.com/office/word/2006/wordml" xmlns:wps="http://schemas.microsoft.com/office/word/2010/wordprocessingShape" mc:Ignorable="w14 w15 w16se w16cid wp14">
   <w:body>
+    <w:p>
+      <w:pPr>
+        <w:rPr>
+          <w:b/>
+          <w:sz w:val="28"/>
+        </w:rPr>
+      </w:pPr>
+      <w:r>
+        <w:rPr>
+          <w:b/>
+          <w:sz w:val="28"/>
+        </w:rPr>
+        <w:br w:type="page"/>
+      </w:r>
+    </w:p>
+    <w:sdt>
+      <w:sdtPr>
+        <w:id w:val="2004623670"/>
+        <w:docPartObj>
+          <w:docPartGallery w:val="Table of Contents"/>
+          <w:docPartUnique/>
+        </w:docPartObj>
+      </w:sdtPr>
+      <w:sdtEndPr>
+        <w:rPr>
+          <w:rFonts w:ascii="Times New Roman" w:eastAsiaTheme="minorHAnsi" w:hAnsi="Times New Roman" w:cstheme="minorBidi"/>
+          <w:b/>
+          <w:bCs/>
+          <w:noProof/>
+          <w:color w:val="auto"/>
+          <w:sz w:val="24"/>
+          <w:szCs w:val="22"/>
+        </w:rPr>
+      </w:sdtEndPr>
+      <w:sdtContent>
+        <w:p>
+          <w:pPr>
+            <w:pStyle w:val="TOCHeading"/>
+          </w:pPr>
+          <w:r>
+            <w:t>Mục lục</w:t>
+          </w:r>
+        </w:p>
+        <w:p>
+          <w:pPr>
+            <w:pStyle w:val="TOC1"/>
+            <w:tabs>
+              <w:tab w:val="left" w:pos="440"/>
+              <w:tab w:val="right" w:leader="dot" w:pos="9350"/>
+            </w:tabs>
+            <w:rPr>
+              <w:noProof/>
+            </w:rPr>
+          </w:pPr>
+          <w:r>
+            <w:rPr>
+              <w:b/>
+              <w:bCs/>
+              <w:noProof/>
+            </w:rPr>
+            <w:fldChar w:fldCharType="begin"/>
+          </w:r>
+          <w:r>
+            <w:rPr>
+              <w:b/>
+              <w:bCs/>
+              <w:noProof/>
+            </w:rPr>
+            <w:instrText xml:space="preserve"> TOC \o "1-3" \h \z \u </w:instrText>
+          </w:r>
+          <w:r>
+            <w:rPr>
+              <w:b/>
+              <w:bCs/>
+              <w:noProof/>
+            </w:rPr>
+            <w:fldChar w:fldCharType="separate"/>
+          </w:r>
+          <w:hyperlink w:anchor="_Toc233301648" w:history="1">
+            <w:r>
+              <w:rPr>
+                <w:rStyle w:val="Hyperlink"/>
+                <w:noProof/>
+              </w:rPr>
+              <w:t>1.</w:t>
+            </w:r>
+            <w:r>
+              <w:rPr>
+                <w:noProof/>
+              </w:rPr>
+              <w:tab/>
+            </w:r>
+            <w:r>
+              <w:rPr>
+                <w:rStyle w:val="Hyperlink"/>
+                <w:noProof/>
+              </w:rPr>
+              <w:t>Tổng quan và mục tiêu</w:t>
+            </w:r>
+            <w:r>
+              <w:rPr>
+                <w:noProof/>
+                <w:webHidden/>
+              </w:rPr>
+              <w:tab/>
+            </w:r>
+            <w:r>
+              <w:rPr>
+                <w:noProof/>
+                <w:webHidden/>
+              </w:rPr>
+              <w:fldChar w:fldCharType="begin"/>
+            </w:r>
+            <w:r>
+              <w:rPr>
+                <w:noProof/>
+                <w:webHidden/>
+              </w:rPr>
+              <w:instrText xml:space="preserve"> PAGEREF _Toc233301648 \h </w:instrText>
+            </w:r>
+            <w:r>
+              <w:rPr>
+                <w:noProof/>
+                <w:webHidden/>
+              </w:rPr>
+            </w:r>
+            <w:r>
+              <w:rPr>
+                <w:noProof/>
+                <w:webHidden/>
+              </w:rPr>
+              <w:fldChar w:fldCharType="separate"/>
+            </w:r>
+            <w:r>
+              <w:rPr>
+                <w:noProof/>
+                <w:webHidden/>
+              </w:rPr>
+              <w:t>2</w:t>
+            </w:r>
+            <w:r>
+              <w:rPr>
+                <w:noProof/>
+                <w:webHidden/>
+              </w:rPr>
+              <w:fldChar w:fldCharType="end"/>
+            </w:r>
+          </w:hyperlink>
+        </w:p>
+        <w:p>
+          <w:pPr>
+            <w:pStyle w:val="TOC1"/>
+            <w:tabs>
+              <w:tab w:val="left" w:pos="440"/>
+              <w:tab w:val="right" w:leader="dot" w:pos="9350"/>
+            </w:tabs>
+            <w:rPr>
+              <w:noProof/>
+            </w:rPr>
+          </w:pPr>
+          <w:hyperlink w:anchor="_Toc233301649" w:history="1">
+            <w:r>
+              <w:rPr>
+                <w:rStyle w:val="Hyperlink"/>
+                <w:noProof/>
+              </w:rPr>
+              <w:t>2.</w:t>
+            </w:r>
+            <w:r>
+              <w:rPr>
+                <w:noProof/>
+              </w:rPr>
+              <w:tab/>
+            </w:r>
+            <w:r>
+              <w:rPr>
+                <w:rStyle w:val="Hyperlink"/>
+                <w:noProof/>
+              </w:rPr>
+              <w:t>Khảo sát và hiện trạng (AS-IS)</w:t>
+            </w:r>
+            <w:r>
+              <w:rPr>
+                <w:noProof/>
+                <w:webHidden/>
+              </w:rPr>
+              <w:tab/>
+            </w:r>
+            <w:r>
+              <w:rPr>
+                <w:noProof/>
+                <w:webHidden/>
+              </w:rPr>
+              <w:fldChar w:fldCharType="begin"/>
+            </w:r>
+            <w:r>
+              <w:rPr>
+                <w:noProof/>
+                <w:webHidden/>
+              </w:rPr>
+              <w:instrText xml:space="preserve"> PAGEREF _Toc233301649 \h </w:instrText>
+            </w:r>
+            <w:r>
+              <w:rPr>
+                <w:noProof/>
+                <w:webHidden/>
+              </w:rPr>
+            </w:r>
+            <w:r>
+              <w:rPr>
+                <w:noProof/>
+                <w:webHidden/>
+              </w:rPr>
+              <w:fldChar w:fldCharType="separate"/>
+            </w:r>
+            <w:r>
+              <w:rPr>
+                <w:noProof/>
+                <w:webHidden/>
+              </w:rPr>
+              <w:t>2</w:t>
+            </w:r>
+            <w:r>
+              <w:rPr>
+                <w:noProof/>
+                <w:webHidden/>
+              </w:rPr>
+              <w:fldChar w:fldCharType="end"/>
+            </w:r>
+          </w:hyperlink>
+        </w:p>
+        <w:p>
+          <w:pPr>
+            <w:pStyle w:val="TOC2"/>
+            <w:tabs>
+              <w:tab w:val="left" w:pos="880"/>
+              <w:tab w:val="right" w:leader="dot" w:pos="9350"/>
+            </w:tabs>
+            <w:rPr>
+              <w:noProof/>
+            </w:rPr>
+          </w:pPr>
+          <w:hyperlink w:anchor="_Toc233301650" w:history="1">
+            <w:r>
+              <w:rPr>
+                <w:rStyle w:val="Hyperlink"/>
+                <w:noProof/>
+              </w:rPr>
+              <w:t>2.1.</w:t>
+            </w:r>
+            <w:r>
+              <w:rPr>
+                <w:noProof/>
+              </w:rPr>
+              <w:tab/>
+            </w:r>
+            <w:r>
+              <w:rPr>
+                <w:rStyle w:val="Hyperlink"/>
+                <w:noProof/>
+              </w:rPr>
+              <w:t>Hiện trạng quy trình bán lẻ tại các showroom của Usofa</w:t>
+            </w:r>
+            <w:r>
+              <w:rPr>
+                <w:noProof/>
+                <w:webHidden/>
+              </w:rPr>
+              <w:tab/>
+            </w:r>
+            <w:r>
+              <w:rPr>
+                <w:noProof/>
+                <w:webHidden/>
+              </w:rPr>
+              <w:fldChar w:fldCharType="begin"/>
+            </w:r>
+            <w:r>
+              <w:rPr>
+                <w:noProof/>
+                <w:webHidden/>
+              </w:rPr>
+              <w:instrText xml:space="preserve"> PAGEREF _Toc233301650 \h </w:instrText>
+            </w:r>
+            <w:r>
+              <w:rPr>
+                <w:noProof/>
+                <w:webHidden/>
+              </w:rPr>
+            </w:r>
+            <w:r>
+              <w:rPr>
+                <w:noProof/>
+                <w:webHidden/>
+              </w:rPr>
+              <w:fldChar w:fldCharType="separate"/>
+            </w:r>
+            <w:r>
+              <w:rPr>
+                <w:noProof/>
+                <w:webHidden/>
+              </w:rPr>
+              <w:t>2</w:t>
+            </w:r>
+            <w:r>
+              <w:rPr>
+                <w:noProof/>
+                <w:webHidden/>
+              </w:rPr>
+              <w:fldChar w:fldCharType="end"/>
+            </w:r>
+          </w:hyperlink>
+        </w:p>
+        <w:p>
+          <w:pPr>
+            <w:pStyle w:val="TOC3"/>
+            <w:tabs>
+              <w:tab w:val="left" w:pos="880"/>
+              <w:tab w:val="right" w:leader="dot" w:pos="9350"/>
+            </w:tabs>
+            <w:rPr>
+              <w:noProof/>
+            </w:rPr>
+          </w:pPr>
+          <w:hyperlink w:anchor="_Toc233301651" w:history="1">
+            <w:r>
+              <w:rPr>
+                <w:rStyle w:val="Hyperlink"/>
+                <w:noProof/>
+              </w:rPr>
+              <w:t>a)</w:t>
+            </w:r>
+            <w:r>
+              <w:rPr>
+                <w:noProof/>
+              </w:rPr>
+              <w:tab/>
+            </w:r>
+            <w:r>
+              <w:rPr>
+                <w:rStyle w:val="Hyperlink"/>
+                <w:noProof/>
+              </w:rPr>
+              <w:t>Quy trình bán lẻ tại các showroom của Usofa</w:t>
+            </w:r>
+            <w:r>
+              <w:rPr>
+                <w:noProof/>
+                <w:webHidden/>
+              </w:rPr>
+              <w:tab/>
+            </w:r>
+            <w:r>
+              <w:rPr>
+                <w:noProof/>
+                <w:webHidden/>
+              </w:rPr>
+              <w:fldChar w:fldCharType="begin"/>
+            </w:r>
+            <w:r>
+              <w:rPr>
+                <w:noProof/>
+                <w:webHidden/>
+              </w:rPr>
+              <w:instrText xml:space="preserve"> PAGEREF _Toc233301651 \h </w:instrText>
+            </w:r>
+            <w:r>
+              <w:rPr>
+                <w:noProof/>
+                <w:webHidden/>
+              </w:rPr>
+            </w:r>
+            <w:r>
+              <w:rPr>
+                <w:noProof/>
+                <w:webHidden/>
+              </w:rPr>
+              <w:fldChar w:fldCharType="separate"/>
+            </w:r>
+            <w:r>
+              <w:rPr>
+                <w:noProof/>
+                <w:webHidden/>
+              </w:rPr>
+              <w:t>2</w:t>
+            </w:r>
+            <w:r>
+              <w:rPr>
+                <w:noProof/>
+                <w:webHidden/>
+              </w:rPr>
+              <w:fldChar w:fldCharType="end"/>
+            </w:r>
+          </w:hyperlink>
+        </w:p>
+        <w:p>
+          <w:pPr>
+            <w:pStyle w:val="TOC3"/>
+            <w:tabs>
+              <w:tab w:val="left" w:pos="880"/>
+              <w:tab w:val="right" w:leader="dot" w:pos="9350"/>
+            </w:tabs>
+            <w:rPr>
+              <w:noProof/>
+            </w:rPr>
+          </w:pPr>
+          <w:hyperlink w:anchor="_Toc233301652" w:history="1">
+            <w:r>
+              <w:rPr>
+                <w:rStyle w:val="Hyperlink"/>
+                <w:noProof/>
+              </w:rPr>
+              <w:t>b)</w:t>
+            </w:r>
+            <w:r>
+              <w:rPr>
+                <w:noProof/>
+              </w:rPr>
+              <w:tab/>
+            </w:r>
+            <w:r>
+              <w:rPr>
+                <w:rStyle w:val="Hyperlink"/>
+                <w:noProof/>
+              </w:rPr>
+              <w:t>Quy trình lập hoá đơn bán hàng trên Kiot Việt (tương ứng với bước 2 của quy trình bán lẻ)</w:t>
+            </w:r>
+            <w:r>
+              <w:rPr>
+                <w:noProof/>
+                <w:webHidden/>
+              </w:rPr>
+              <w:tab/>
+            </w:r>
+            <w:r>
+              <w:rPr>
+                <w:noProof/>
+                <w:webHidden/>
+              </w:rPr>
+              <w:fldChar w:fldCharType="begin"/>
+            </w:r>
+            <w:r>
+              <w:rPr>
+                <w:noProof/>
+                <w:webHidden/>
+              </w:rPr>
+              <w:instrText xml:space="preserve"> PAGEREF _Toc233301652 \h </w:instrText>
+            </w:r>
+            <w:r>
+              <w:rPr>
+                <w:noProof/>
+                <w:webHidden/>
+              </w:rPr>
+            </w:r>
+            <w:r>
+              <w:rPr>
+                <w:noProof/>
+                <w:webHidden/>
+              </w:rPr>
+              <w:fldChar w:fldCharType="separate"/>
+            </w:r>
+            <w:r>
+              <w:rPr>
+                <w:noProof/>
+                <w:webHidden/>
+              </w:rPr>
+              <w:t>5</w:t>
+            </w:r>
+            <w:r>
+              <w:rPr>
+                <w:noProof/>
+                <w:webHidden/>
+              </w:rPr>
+              <w:fldChar w:fldCharType="end"/>
+            </w:r>
+          </w:hyperlink>
+        </w:p>
+        <w:p>
+          <w:pPr>
+            <w:pStyle w:val="TOC2"/>
+            <w:tabs>
+              <w:tab w:val="left" w:pos="880"/>
+              <w:tab w:val="right" w:leader="dot" w:pos="9350"/>
+            </w:tabs>
+            <w:rPr>
+              <w:noProof/>
+            </w:rPr>
+          </w:pPr>
+          <w:hyperlink w:anchor="_Toc233301653" w:history="1">
+            <w:r>
+              <w:rPr>
+                <w:rStyle w:val="Hyperlink"/>
+                <w:noProof/>
+              </w:rPr>
+              <w:t>2.2.</w:t>
+            </w:r>
+            <w:r>
+              <w:rPr>
+                <w:noProof/>
+              </w:rPr>
+              <w:tab/>
+            </w:r>
+            <w:r>
+              <w:rPr>
+                <w:rStyle w:val="Hyperlink"/>
+                <w:noProof/>
+              </w:rPr>
+              <w:t>Xác định phạm vi (Start, End, Module)</w:t>
+            </w:r>
+            <w:r>
+              <w:rPr>
+                <w:noProof/>
+                <w:webHidden/>
+              </w:rPr>
+              <w:tab/>
+            </w:r>
+            <w:r>
+              <w:rPr>
+                <w:noProof/>
+                <w:webHidden/>
+              </w:rPr>
+              <w:fldChar w:fldCharType="begin"/>
+            </w:r>
+            <w:r>
+              <w:rPr>
+                <w:noProof/>
+                <w:webHidden/>
+              </w:rPr>
+              <w:instrText xml:space="preserve"> PAGEREF _Toc233301653 \h </w:instrText>
+            </w:r>
+            <w:r>
+              <w:rPr>
+                <w:noProof/>
+                <w:webHidden/>
+              </w:rPr>
+            </w:r>
+            <w:r>
+              <w:rPr>
+                <w:noProof/>
+                <w:webHidden/>
+              </w:rPr>
+              <w:fldChar w:fldCharType="separate"/>
+            </w:r>
+            <w:r>
+              <w:rPr>
+                <w:noProof/>
+                <w:webHidden/>
+              </w:rPr>
+              <w:t>7</w:t>
+            </w:r>
+            <w:r>
+              <w:rPr>
+                <w:noProof/>
+                <w:webHidden/>
+              </w:rPr>
+              <w:fldChar w:fldCharType="end"/>
+            </w:r>
+          </w:hyperlink>
+        </w:p>
+        <w:p>
+          <w:pPr>
+            <w:pStyle w:val="TOC2"/>
+            <w:tabs>
+              <w:tab w:val="left" w:pos="880"/>
+              <w:tab w:val="right" w:leader="dot" w:pos="9350"/>
+            </w:tabs>
+            <w:rPr>
+              <w:noProof/>
+            </w:rPr>
+          </w:pPr>
+          <w:hyperlink w:anchor="_Toc233301654" w:history="1">
+            <w:r>
+              <w:rPr>
+                <w:rStyle w:val="Hyperlink"/>
+                <w:noProof/>
+              </w:rPr>
+              <w:t>2.3.</w:t>
+            </w:r>
+            <w:r>
+              <w:rPr>
+                <w:noProof/>
+              </w:rPr>
+              <w:tab/>
+            </w:r>
+            <w:r>
+              <w:rPr>
+                <w:rStyle w:val="Hyperlink"/>
+                <w:noProof/>
+              </w:rPr>
+              <w:t>Xác định các Stakeholder (Owner, Key User, Dev)</w:t>
+            </w:r>
+            <w:r>
+              <w:rPr>
+                <w:noProof/>
+                <w:webHidden/>
+              </w:rPr>
+              <w:tab/>
+            </w:r>
+            <w:r>
+              <w:rPr>
+                <w:noProof/>
+                <w:webHidden/>
+              </w:rPr>
+              <w:fldChar w:fldCharType="begin"/>
+            </w:r>
+            <w:r>
+              <w:rPr>
+                <w:noProof/>
+                <w:webHidden/>
+              </w:rPr>
+              <w:instrText xml:space="preserve"> PAGEREF _Toc233301654 \h </w:instrText>
+            </w:r>
+            <w:r>
+              <w:rPr>
+                <w:noProof/>
+                <w:webHidden/>
+              </w:rPr>
+            </w:r>
+            <w:r>
+              <w:rPr>
+                <w:noProof/>
+                <w:webHidden/>
+              </w:rPr>
+              <w:fldChar w:fldCharType="separate"/>
+            </w:r>
+            <w:r>
+              <w:rPr>
+                <w:noProof/>
+                <w:webHidden/>
+              </w:rPr>
+              <w:t>8</w:t>
+            </w:r>
+            <w:r>
+              <w:rPr>
+                <w:noProof/>
+                <w:webHidden/>
+              </w:rPr>
+              <w:fldChar w:fldCharType="end"/>
+            </w:r>
+          </w:hyperlink>
+        </w:p>
+        <w:p>
+          <w:pPr>
+            <w:pStyle w:val="TOC2"/>
+            <w:tabs>
+              <w:tab w:val="left" w:pos="880"/>
+              <w:tab w:val="right" w:leader="dot" w:pos="9350"/>
+            </w:tabs>
+            <w:rPr>
+              <w:noProof/>
+            </w:rPr>
+          </w:pPr>
+          <w:hyperlink w:anchor="_Toc233301655" w:history="1">
+            <w:r>
+              <w:rPr>
+                <w:rStyle w:val="Hyperlink"/>
+                <w:noProof/>
+              </w:rPr>
+              <w:t>2.4.</w:t>
+            </w:r>
+            <w:r>
+              <w:rPr>
+                <w:noProof/>
+              </w:rPr>
+              <w:tab/>
+            </w:r>
+            <w:r>
+              <w:rPr>
+                <w:rStyle w:val="Hyperlink"/>
+                <w:noProof/>
+              </w:rPr>
+              <w:t>Xác định các input/output</w:t>
+            </w:r>
+            <w:r>
+              <w:rPr>
+                <w:noProof/>
+                <w:webHidden/>
+              </w:rPr>
+              <w:tab/>
+            </w:r>
+            <w:r>
+              <w:rPr>
+                <w:noProof/>
+                <w:webHidden/>
+              </w:rPr>
+              <w:fldChar w:fldCharType="begin"/>
+            </w:r>
+            <w:r>
+              <w:rPr>
+                <w:noProof/>
+                <w:webHidden/>
+              </w:rPr>
+              <w:instrText xml:space="preserve"> PAGEREF _Toc233301655 \h </w:instrText>
+            </w:r>
+            <w:r>
+              <w:rPr>
+                <w:noProof/>
+                <w:webHidden/>
+              </w:rPr>
+            </w:r>
+            <w:r>
+              <w:rPr>
+                <w:noProof/>
+                <w:webHidden/>
+              </w:rPr>
+              <w:fldChar w:fldCharType="separate"/>
+            </w:r>
+            <w:r>
+              <w:rPr>
+                <w:noProof/>
+                <w:webHidden/>
+              </w:rPr>
+              <w:t>9</w:t>
+            </w:r>
+            <w:r>
+              <w:rPr>
+                <w:noProof/>
+                <w:webHidden/>
+              </w:rPr>
+              <w:fldChar w:fldCharType="end"/>
+            </w:r>
+          </w:hyperlink>
+        </w:p>
+        <w:p>
+          <w:pPr>
+            <w:pStyle w:val="TOC2"/>
+            <w:tabs>
+              <w:tab w:val="left" w:pos="880"/>
+              <w:tab w:val="right" w:leader="dot" w:pos="9350"/>
+            </w:tabs>
+            <w:rPr>
+              <w:noProof/>
+            </w:rPr>
+          </w:pPr>
+          <w:hyperlink w:anchor="_Toc233301656" w:history="1">
+            <w:r>
+              <w:rPr>
+                <w:rStyle w:val="Hyperlink"/>
+                <w:noProof/>
+              </w:rPr>
+              <w:t>2.5.</w:t>
+            </w:r>
+            <w:r>
+              <w:rPr>
+                <w:noProof/>
+              </w:rPr>
+              <w:tab/>
+            </w:r>
+            <w:r>
+              <w:rPr>
+                <w:rStyle w:val="Hyperlink"/>
+                <w:noProof/>
+              </w:rPr>
+              <w:t>Kết quả khảo sát hiện trạng</w:t>
+            </w:r>
+            <w:r>
+              <w:rPr>
+                <w:noProof/>
+                <w:webHidden/>
+              </w:rPr>
+              <w:tab/>
+            </w:r>
+            <w:r>
+              <w:rPr>
+                <w:noProof/>
+                <w:webHidden/>
+              </w:rPr>
+              <w:fldChar w:fldCharType="begin"/>
+            </w:r>
+            <w:r>
+              <w:rPr>
+                <w:noProof/>
+                <w:webHidden/>
+              </w:rPr>
+              <w:instrText xml:space="preserve"> PAGEREF _Toc233301656 \h </w:instrText>
+            </w:r>
+            <w:r>
+              <w:rPr>
+                <w:noProof/>
+                <w:webHidden/>
+              </w:rPr>
+            </w:r>
+            <w:r>
+              <w:rPr>
+                <w:noProof/>
+                <w:webHidden/>
+              </w:rPr>
+              <w:fldChar w:fldCharType="separate"/>
+            </w:r>
+            <w:r>
+              <w:rPr>
+                <w:noProof/>
+                <w:webHidden/>
+              </w:rPr>
+              <w:t>10</w:t>
+            </w:r>
+            <w:r>
+              <w:rPr>
+                <w:noProof/>
+                <w:webHidden/>
+              </w:rPr>
+              <w:fldChar w:fldCharType="end"/>
+            </w:r>
+          </w:hyperlink>
+        </w:p>
+        <w:p>
+          <w:pPr>
+            <w:pStyle w:val="TOC3"/>
+            <w:tabs>
+              <w:tab w:val="left" w:pos="880"/>
+              <w:tab w:val="right" w:leader="dot" w:pos="9350"/>
+            </w:tabs>
+            <w:rPr>
+              <w:noProof/>
+            </w:rPr>
+          </w:pPr>
+          <w:hyperlink w:anchor="_Toc233301657" w:history="1">
+            <w:r>
+              <w:rPr>
+                <w:rStyle w:val="Hyperlink"/>
+                <w:noProof/>
+              </w:rPr>
+              <w:t>a)</w:t>
+            </w:r>
+            <w:r>
+              <w:rPr>
+                <w:noProof/>
+              </w:rPr>
+              <w:tab/>
+            </w:r>
+            <w:r>
+              <w:rPr>
+                <w:rStyle w:val="Hyperlink"/>
+                <w:noProof/>
+              </w:rPr>
+              <w:t>Sơ đồ hiện trạng quy trình bán hàng tại showroom</w:t>
+            </w:r>
+            <w:r>
+              <w:rPr>
+                <w:noProof/>
+                <w:webHidden/>
+              </w:rPr>
+              <w:tab/>
+            </w:r>
+            <w:r>
+              <w:rPr>
+                <w:noProof/>
+                <w:webHidden/>
+              </w:rPr>
+              <w:fldChar w:fldCharType="begin"/>
+            </w:r>
+            <w:r>
+              <w:rPr>
+                <w:noProof/>
+                <w:webHidden/>
+              </w:rPr>
+              <w:instrText xml:space="preserve"> PAGEREF _Toc233301657 \h </w:instrText>
+            </w:r>
+            <w:r>
+              <w:rPr>
+                <w:noProof/>
+                <w:webHidden/>
+              </w:rPr>
+            </w:r>
+            <w:r>
+              <w:rPr>
+                <w:noProof/>
+                <w:webHidden/>
+              </w:rPr>
+              <w:fldChar w:fldCharType="separate"/>
+            </w:r>
+            <w:r>
+              <w:rPr>
+                <w:noProof/>
+                <w:webHidden/>
+              </w:rPr>
+              <w:t>10</w:t>
+            </w:r>
+            <w:r>
+              <w:rPr>
+                <w:noProof/>
+                <w:webHidden/>
+              </w:rPr>
+              <w:fldChar w:fldCharType="end"/>
+            </w:r>
+          </w:hyperlink>
+        </w:p>
+        <w:p>
+          <w:pPr>
+            <w:pStyle w:val="TOC3"/>
+            <w:tabs>
+              <w:tab w:val="left" w:pos="880"/>
+              <w:tab w:val="right" w:leader="dot" w:pos="9350"/>
+            </w:tabs>
+            <w:rPr>
+              <w:noProof/>
+            </w:rPr>
+          </w:pPr>
+          <w:hyperlink w:anchor="_Toc233301658" w:history="1">
+            <w:r>
+              <w:rPr>
+                <w:rStyle w:val="Hyperlink"/>
+                <w:noProof/>
+              </w:rPr>
+              <w:t>b)</w:t>
+            </w:r>
+            <w:r>
+              <w:rPr>
+                <w:noProof/>
+              </w:rPr>
+              <w:tab/>
+            </w:r>
+            <w:r>
+              <w:rPr>
+                <w:rStyle w:val="Hyperlink"/>
+                <w:noProof/>
+              </w:rPr>
+              <w:t>Sơ đồ quy trình bán hàng café tại showroom</w:t>
+            </w:r>
+            <w:r>
+              <w:rPr>
+                <w:noProof/>
+                <w:webHidden/>
+              </w:rPr>
+              <w:tab/>
+            </w:r>
+            <w:r>
+              <w:rPr>
+                <w:noProof/>
+                <w:webHidden/>
+              </w:rPr>
+              <w:fldChar w:fldCharType="begin"/>
+            </w:r>
+            <w:r>
+              <w:rPr>
+                <w:noProof/>
+                <w:webHidden/>
+              </w:rPr>
+              <w:instrText xml:space="preserve"> PAGEREF _Toc233301658 \h </w:instrText>
+            </w:r>
+            <w:r>
+              <w:rPr>
+                <w:noProof/>
+                <w:webHidden/>
+              </w:rPr>
+            </w:r>
+            <w:r>
+              <w:rPr>
+                <w:noProof/>
+                <w:webHidden/>
+              </w:rPr>
+              <w:fldChar w:fldCharType="separate"/>
+            </w:r>
+            <w:r>
+              <w:rPr>
+                <w:noProof/>
+                <w:webHidden/>
+              </w:rPr>
+              <w:t>11</w:t>
+            </w:r>
+            <w:r>
+              <w:rPr>
+                <w:noProof/>
+                <w:webHidden/>
+              </w:rPr>
+              <w:fldChar w:fldCharType="end"/>
+            </w:r>
+          </w:hyperlink>
+        </w:p>
+        <w:p>
+          <w:pPr>
+            <w:pStyle w:val="TOC3"/>
+            <w:tabs>
+              <w:tab w:val="left" w:pos="880"/>
+              <w:tab w:val="right" w:leader="dot" w:pos="9350"/>
+            </w:tabs>
+            <w:rPr>
+              <w:noProof/>
+            </w:rPr>
+          </w:pPr>
+          <w:hyperlink w:anchor="_Toc233301659" w:history="1">
+            <w:r>
+              <w:rPr>
+                <w:rStyle w:val="Hyperlink"/>
+                <w:noProof/>
+              </w:rPr>
+              <w:t>c)</w:t>
+            </w:r>
+            <w:r>
+              <w:rPr>
+                <w:noProof/>
+              </w:rPr>
+              <w:tab/>
+            </w:r>
+            <w:r>
+              <w:rPr>
+                <w:rStyle w:val="Hyperlink"/>
+                <w:noProof/>
+              </w:rPr>
+              <w:t>Các vấn đề và yêu cầu</w:t>
+            </w:r>
+            <w:r>
+              <w:rPr>
+                <w:noProof/>
+                <w:webHidden/>
+              </w:rPr>
+              <w:tab/>
+            </w:r>
+            <w:r>
+              <w:rPr>
+                <w:noProof/>
+                <w:webHidden/>
+              </w:rPr>
+              <w:fldChar w:fldCharType="begin"/>
+            </w:r>
+            <w:r>
+              <w:rPr>
+                <w:noProof/>
+                <w:webHidden/>
+              </w:rPr>
+              <w:instrText xml:space="preserve"> PAGEREF _Toc233301659 \h </w:instrText>
+            </w:r>
+            <w:r>
+              <w:rPr>
+                <w:noProof/>
+                <w:webHidden/>
+              </w:rPr>
+            </w:r>
+            <w:r>
+              <w:rPr>
+                <w:noProof/>
+                <w:webHidden/>
+              </w:rPr>
+              <w:fldChar w:fldCharType="separate"/>
+            </w:r>
+            <w:r>
+              <w:rPr>
+                <w:noProof/>
+                <w:webHidden/>
+              </w:rPr>
+              <w:t>12</w:t>
+            </w:r>
+            <w:r>
+              <w:rPr>
+                <w:noProof/>
+                <w:webHidden/>
+              </w:rPr>
+              <w:fldChar w:fldCharType="end"/>
+            </w:r>
+          </w:hyperlink>
+        </w:p>
+        <w:p>
+          <w:pPr>
+            <w:pStyle w:val="TOC1"/>
+            <w:tabs>
+              <w:tab w:val="left" w:pos="480"/>
+              <w:tab w:val="right" w:leader="dot" w:pos="9350"/>
+            </w:tabs>
+            <w:rPr>
+              <w:noProof/>
+            </w:rPr>
+          </w:pPr>
+          <w:hyperlink w:anchor="_Toc233301660" w:history="1">
+            <w:r>
+              <w:rPr>
+                <w:rStyle w:val="Hyperlink"/>
+                <w:noProof/>
+              </w:rPr>
+              <w:t>3.</w:t>
+            </w:r>
+            <w:r>
+              <w:rPr>
+                <w:noProof/>
+              </w:rPr>
+              <w:tab/>
+            </w:r>
+            <w:r>
+              <w:rPr>
+                <w:rStyle w:val="Hyperlink"/>
+                <w:noProof/>
+              </w:rPr>
+              <w:t>Phân tích và thiết kế (TO-BE)</w:t>
+            </w:r>
+            <w:r>
+              <w:rPr>
+                <w:noProof/>
+                <w:webHidden/>
+              </w:rPr>
+              <w:tab/>
+            </w:r>
+            <w:r>
+              <w:rPr>
+                <w:noProof/>
+                <w:webHidden/>
+              </w:rPr>
+              <w:fldChar w:fldCharType="begin"/>
+            </w:r>
+            <w:r>
+              <w:rPr>
+                <w:noProof/>
+                <w:webHidden/>
+              </w:rPr>
+              <w:instrText xml:space="preserve"> PAGEREF _Toc233301660 \h </w:instrText>
+            </w:r>
+            <w:r>
+              <w:rPr>
+                <w:noProof/>
+                <w:webHidden/>
+              </w:rPr>
+            </w:r>
+            <w:r>
+              <w:rPr>
+                <w:noProof/>
+                <w:webHidden/>
+              </w:rPr>
+              <w:fldChar w:fldCharType="separate"/>
+            </w:r>
+            <w:r>
+              <w:rPr>
+                <w:noProof/>
+                <w:webHidden/>
+              </w:rPr>
+              <w:t>12</w:t>
+            </w:r>
+            <w:r>
+              <w:rPr>
+                <w:noProof/>
+                <w:webHidden/>
+              </w:rPr>
+              <w:fldChar w:fldCharType="end"/>
+            </w:r>
+          </w:hyperlink>
+        </w:p>
+        <w:p>
+          <w:pPr>
+            <w:pStyle w:val="TOC2"/>
+            <w:tabs>
+              <w:tab w:val="left" w:pos="880"/>
+              <w:tab w:val="right" w:leader="dot" w:pos="9350"/>
+            </w:tabs>
+            <w:rPr>
+              <w:noProof/>
+            </w:rPr>
+          </w:pPr>
+          <w:hyperlink w:anchor="_Toc233301661" w:history="1">
+            <w:r>
+              <w:rPr>
+                <w:rStyle w:val="Hyperlink"/>
+                <w:noProof/>
+              </w:rPr>
+              <w:t>3.1.</w:t>
+            </w:r>
+            <w:r>
+              <w:rPr>
+                <w:noProof/>
+              </w:rPr>
+              <w:tab/>
+            </w:r>
+            <w:r>
+              <w:rPr>
+                <w:rStyle w:val="Hyperlink"/>
+                <w:noProof/>
+              </w:rPr>
+              <w:t>Xác định Rule/Decision (điều kiện rẽ nhánh)</w:t>
+            </w:r>
+            <w:r>
+              <w:rPr>
+                <w:noProof/>
+                <w:webHidden/>
+              </w:rPr>
+              <w:tab/>
+            </w:r>
+            <w:r>
+              <w:rPr>
+                <w:noProof/>
+                <w:webHidden/>
+              </w:rPr>
+              <w:fldChar w:fldCharType="begin"/>
+            </w:r>
+            <w:r>
+              <w:rPr>
+                <w:noProof/>
+                <w:webHidden/>
+              </w:rPr>
+              <w:instrText xml:space="preserve"> PAGEREF _Toc233301661 \h </w:instrText>
+            </w:r>
+            <w:r>
+              <w:rPr>
+                <w:noProof/>
+                <w:webHidden/>
+              </w:rPr>
+            </w:r>
+            <w:r>
+              <w:rPr>
+                <w:noProof/>
+                <w:webHidden/>
+              </w:rPr>
+              <w:fldChar w:fldCharType="separate"/>
+            </w:r>
+            <w:r>
+              <w:rPr>
+                <w:noProof/>
+                <w:webHidden/>
+              </w:rPr>
+              <w:t>12</w:t>
+            </w:r>
+            <w:r>
+              <w:rPr>
+                <w:noProof/>
+                <w:webHidden/>
+              </w:rPr>
+              <w:fldChar w:fldCharType="end"/>
+            </w:r>
+          </w:hyperlink>
+        </w:p>
+        <w:p>
+          <w:pPr>
+            <w:pStyle w:val="TOC2"/>
+            <w:tabs>
+              <w:tab w:val="left" w:pos="880"/>
+              <w:tab w:val="right" w:leader="dot" w:pos="9350"/>
+            </w:tabs>
+            <w:rPr>
+              <w:noProof/>
+            </w:rPr>
+          </w:pPr>
+          <w:hyperlink w:anchor="_Toc233301662" w:history="1">
+            <w:r>
+              <w:rPr>
+                <w:rStyle w:val="Hyperlink"/>
+                <w:noProof/>
+              </w:rPr>
+              <w:t>3.2.</w:t>
+            </w:r>
+            <w:r>
+              <w:rPr>
+                <w:noProof/>
+              </w:rPr>
+              <w:tab/>
+            </w:r>
+            <w:r>
+              <w:rPr>
+                <w:rStyle w:val="Hyperlink"/>
+                <w:noProof/>
+              </w:rPr>
+              <w:t>Phân tích các trường hợp exception.</w:t>
+            </w:r>
+            <w:r>
+              <w:rPr>
+                <w:noProof/>
+                <w:webHidden/>
+              </w:rPr>
+              <w:tab/>
+            </w:r>
+            <w:r>
+              <w:rPr>
+                <w:noProof/>
+                <w:webHidden/>
+              </w:rPr>
+              <w:fldChar w:fldCharType="begin"/>
+            </w:r>
+            <w:r>
+              <w:rPr>
+                <w:noProof/>
+                <w:webHidden/>
+              </w:rPr>
+              <w:instrText xml:space="preserve"> PAGEREF _Toc233301662 \h </w:instrText>
+            </w:r>
+            <w:r>
+              <w:rPr>
+                <w:noProof/>
+                <w:webHidden/>
+              </w:rPr>
+            </w:r>
+            <w:r>
+              <w:rPr>
+                <w:noProof/>
+                <w:webHidden/>
+              </w:rPr>
+              <w:fldChar w:fldCharType="separate"/>
+            </w:r>
+            <w:r>
+              <w:rPr>
+                <w:noProof/>
+                <w:webHidden/>
+              </w:rPr>
+              <w:t>13</w:t>
+            </w:r>
+            <w:r>
+              <w:rPr>
+                <w:noProof/>
+                <w:webHidden/>
+              </w:rPr>
+              <w:fldChar w:fldCharType="end"/>
+            </w:r>
+          </w:hyperlink>
+        </w:p>
+        <w:p>
+          <w:pPr>
+            <w:pStyle w:val="TOC2"/>
+            <w:tabs>
+              <w:tab w:val="left" w:pos="880"/>
+              <w:tab w:val="right" w:leader="dot" w:pos="9350"/>
+            </w:tabs>
+            <w:rPr>
+              <w:noProof/>
+            </w:rPr>
+          </w:pPr>
+          <w:hyperlink w:anchor="_Toc233301663" w:history="1">
+            <w:r>
+              <w:rPr>
+                <w:rStyle w:val="Hyperlink"/>
+                <w:noProof/>
+              </w:rPr>
+              <w:t>3.3.</w:t>
+            </w:r>
+            <w:r>
+              <w:rPr>
+                <w:noProof/>
+              </w:rPr>
+              <w:tab/>
+            </w:r>
+            <w:r>
+              <w:rPr>
+                <w:rStyle w:val="Hyperlink"/>
+                <w:noProof/>
+              </w:rPr>
+              <w:t>Thiết kế TO-BE (mapping với Odoo)</w:t>
+            </w:r>
+            <w:r>
+              <w:rPr>
+                <w:noProof/>
+                <w:webHidden/>
+              </w:rPr>
+              <w:tab/>
+            </w:r>
+            <w:r>
+              <w:rPr>
+                <w:noProof/>
+                <w:webHidden/>
+              </w:rPr>
+              <w:fldChar w:fldCharType="begin"/>
+            </w:r>
+            <w:r>
+              <w:rPr>
+                <w:noProof/>
+                <w:webHidden/>
+              </w:rPr>
+              <w:instrText xml:space="preserve"> PAGEREF _Toc233301663 \h </w:instrText>
+            </w:r>
+            <w:r>
+              <w:rPr>
+                <w:noProof/>
+                <w:webHidden/>
+              </w:rPr>
+            </w:r>
+            <w:r>
+              <w:rPr>
+                <w:noProof/>
+                <w:webHidden/>
+              </w:rPr>
+              <w:fldChar w:fldCharType="separate"/>
+            </w:r>
+            <w:r>
+              <w:rPr>
+                <w:noProof/>
+                <w:webHidden/>
+              </w:rPr>
+              <w:t>13</w:t>
+            </w:r>
+            <w:r>
+              <w:rPr>
+                <w:noProof/>
+                <w:webHidden/>
+              </w:rPr>
+              <w:fldChar w:fldCharType="end"/>
+            </w:r>
+          </w:hyperlink>
+        </w:p>
+        <w:p>
+          <w:pPr>
+            <w:pStyle w:val="TOC3"/>
+            <w:tabs>
+              <w:tab w:val="left" w:pos="880"/>
+              <w:tab w:val="right" w:leader="dot" w:pos="9350"/>
+            </w:tabs>
+            <w:rPr>
+              <w:noProof/>
+            </w:rPr>
+          </w:pPr>
+          <w:hyperlink w:anchor="_Toc233301664" w:history="1">
+            <w:r>
+              <w:rPr>
+                <w:rStyle w:val="Hyperlink"/>
+                <w:noProof/>
+              </w:rPr>
+              <w:t>a)</w:t>
+            </w:r>
+            <w:r>
+              <w:rPr>
+                <w:noProof/>
+              </w:rPr>
+              <w:tab/>
+            </w:r>
+            <w:r>
+              <w:rPr>
+                <w:rStyle w:val="Hyperlink"/>
+                <w:noProof/>
+              </w:rPr>
+              <w:t>Mapping với Odoo</w:t>
+            </w:r>
+            <w:r>
+              <w:rPr>
+                <w:noProof/>
+                <w:webHidden/>
+              </w:rPr>
+              <w:tab/>
+            </w:r>
+            <w:r>
+              <w:rPr>
+                <w:noProof/>
+                <w:webHidden/>
+              </w:rPr>
+              <w:fldChar w:fldCharType="begin"/>
+            </w:r>
+            <w:r>
+              <w:rPr>
+                <w:noProof/>
+                <w:webHidden/>
+              </w:rPr>
+              <w:instrText xml:space="preserve"> PAGEREF _Toc233301664 \h </w:instrText>
+            </w:r>
+            <w:r>
+              <w:rPr>
+                <w:noProof/>
+                <w:webHidden/>
+              </w:rPr>
+            </w:r>
+            <w:r>
+              <w:rPr>
+                <w:noProof/>
+                <w:webHidden/>
+              </w:rPr>
+              <w:fldChar w:fldCharType="separate"/>
+            </w:r>
+            <w:r>
+              <w:rPr>
+                <w:noProof/>
+                <w:webHidden/>
+              </w:rPr>
+              <w:t>13</w:t>
+            </w:r>
+            <w:r>
+              <w:rPr>
+                <w:noProof/>
+                <w:webHidden/>
+              </w:rPr>
+              <w:fldChar w:fldCharType="end"/>
+            </w:r>
+          </w:hyperlink>
+        </w:p>
+        <w:p>
+          <w:pPr>
+            <w:pStyle w:val="TOC3"/>
+            <w:tabs>
+              <w:tab w:val="left" w:pos="880"/>
+              <w:tab w:val="right" w:leader="dot" w:pos="9350"/>
+            </w:tabs>
+            <w:rPr>
+              <w:noProof/>
+            </w:rPr>
+          </w:pPr>
+          <w:hyperlink w:anchor="_Toc233301665" w:history="1">
+            <w:r>
+              <w:rPr>
+                <w:rStyle w:val="Hyperlink"/>
+                <w:noProof/>
+              </w:rPr>
+              <w:t>b)</w:t>
+            </w:r>
+            <w:r>
+              <w:rPr>
+                <w:noProof/>
+              </w:rPr>
+              <w:tab/>
+            </w:r>
+            <w:r>
+              <w:rPr>
+                <w:rStyle w:val="Hyperlink"/>
+                <w:noProof/>
+              </w:rPr>
+              <w:t>Sơ đồ Swimlane với Odoo</w:t>
+            </w:r>
+            <w:r>
+              <w:rPr>
+                <w:noProof/>
+                <w:webHidden/>
+              </w:rPr>
+              <w:tab/>
+            </w:r>
+            <w:r>
+              <w:rPr>
+                <w:noProof/>
+                <w:webHidden/>
+              </w:rPr>
+              <w:fldChar w:fldCharType="begin"/>
+            </w:r>
+            <w:r>
+              <w:rPr>
+                <w:noProof/>
+                <w:webHidden/>
+              </w:rPr>
+              <w:instrText xml:space="preserve"> PAGEREF _Toc233301665 \h </w:instrText>
+            </w:r>
+            <w:r>
+              <w:rPr>
+                <w:noProof/>
+                <w:webHidden/>
+              </w:rPr>
+            </w:r>
+            <w:r>
+              <w:rPr>
+                <w:noProof/>
+                <w:webHidden/>
+              </w:rPr>
+              <w:fldChar w:fldCharType="separate"/>
+            </w:r>
+            <w:r>
+              <w:rPr>
+                <w:noProof/>
+                <w:webHidden/>
+              </w:rPr>
+              <w:t>14</w:t>
+            </w:r>
+            <w:r>
+              <w:rPr>
+                <w:noProof/>
+                <w:webHidden/>
+              </w:rPr>
+              <w:fldChar w:fldCharType="end"/>
+            </w:r>
+          </w:hyperlink>
+        </w:p>
+        <w:p>
+          <w:pPr>
+            <w:pStyle w:val="TOC3"/>
+            <w:tabs>
+              <w:tab w:val="left" w:pos="880"/>
+              <w:tab w:val="right" w:leader="dot" w:pos="9350"/>
+            </w:tabs>
+            <w:rPr>
+              <w:noProof/>
+            </w:rPr>
+          </w:pPr>
+          <w:hyperlink w:anchor="_Toc233301666" w:history="1">
+            <w:r>
+              <w:rPr>
+                <w:rStyle w:val="Hyperlink"/>
+                <w:noProof/>
+              </w:rPr>
+              <w:t>c)</w:t>
+            </w:r>
+            <w:r>
+              <w:rPr>
+                <w:noProof/>
+              </w:rPr>
+              <w:tab/>
+            </w:r>
+            <w:r>
+              <w:rPr>
+                <w:rStyle w:val="Hyperlink"/>
+                <w:noProof/>
+              </w:rPr>
+              <w:t>Sơ đồ swimlane bán hàng POS tại showroom café USofa Hub</w:t>
+            </w:r>
+            <w:r>
+              <w:rPr>
+                <w:noProof/>
+                <w:webHidden/>
+              </w:rPr>
+              <w:tab/>
+            </w:r>
+            <w:r>
+              <w:rPr>
+                <w:noProof/>
+                <w:webHidden/>
+              </w:rPr>
+              <w:fldChar w:fldCharType="begin"/>
+            </w:r>
+            <w:r>
+              <w:rPr>
+                <w:noProof/>
+                <w:webHidden/>
+              </w:rPr>
+              <w:instrText xml:space="preserve"> PAGEREF _Toc233301666 \h </w:instrText>
+            </w:r>
+            <w:r>
+              <w:rPr>
+                <w:noProof/>
+                <w:webHidden/>
+              </w:rPr>
+            </w:r>
+            <w:r>
+              <w:rPr>
+                <w:noProof/>
+                <w:webHidden/>
+              </w:rPr>
+              <w:fldChar w:fldCharType="separate"/>
+            </w:r>
+            <w:r>
+              <w:rPr>
+                <w:noProof/>
+                <w:webHidden/>
+              </w:rPr>
+              <w:t>15</w:t>
+            </w:r>
+            <w:r>
+              <w:rPr>
+                <w:noProof/>
+                <w:webHidden/>
+              </w:rPr>
+              <w:fldChar w:fldCharType="end"/>
+            </w:r>
+          </w:hyperlink>
+        </w:p>
+        <w:p>
+          <w:pPr>
+            <w:pStyle w:val="TOC1"/>
+            <w:tabs>
+              <w:tab w:val="left" w:pos="480"/>
+              <w:tab w:val="right" w:leader="dot" w:pos="9350"/>
+            </w:tabs>
+            <w:rPr>
+              <w:noProof/>
+            </w:rPr>
+          </w:pPr>
+          <w:hyperlink w:anchor="_Toc233301667" w:history="1">
+            <w:r>
+              <w:rPr>
+                <w:rStyle w:val="Hyperlink"/>
+                <w:noProof/>
+              </w:rPr>
+              <w:t>4.</w:t>
+            </w:r>
+            <w:r>
+              <w:rPr>
+                <w:noProof/>
+              </w:rPr>
+              <w:tab/>
+            </w:r>
+            <w:r>
+              <w:rPr>
+                <w:rStyle w:val="Hyperlink"/>
+                <w:noProof/>
+              </w:rPr>
+              <w:t>Phân tích Fit/Gap hệ thống Odoo ERP cho USofa</w:t>
+            </w:r>
+            <w:r>
+              <w:rPr>
+                <w:noProof/>
+                <w:webHidden/>
+              </w:rPr>
+              <w:tab/>
+            </w:r>
+            <w:r>
+              <w:rPr>
+                <w:noProof/>
+                <w:webHidden/>
+              </w:rPr>
+              <w:fldChar w:fldCharType="begin"/>
+            </w:r>
+            <w:r>
+              <w:rPr>
+                <w:noProof/>
+                <w:webHidden/>
+              </w:rPr>
+              <w:instrText xml:space="preserve"> PAGEREF _Toc233301667 \h </w:instrText>
+            </w:r>
+            <w:r>
+              <w:rPr>
+                <w:noProof/>
+                <w:webHidden/>
+              </w:rPr>
+            </w:r>
+            <w:r>
+              <w:rPr>
+                <w:noProof/>
+                <w:webHidden/>
+              </w:rPr>
+              <w:fldChar w:fldCharType="separate"/>
+            </w:r>
+            <w:r>
+              <w:rPr>
+                <w:noProof/>
+                <w:webHidden/>
+              </w:rPr>
+              <w:t>15</w:t>
+            </w:r>
+            <w:r>
+              <w:rPr>
+                <w:noProof/>
+                <w:webHidden/>
+              </w:rPr>
+              <w:fldChar w:fldCharType="end"/>
+            </w:r>
+          </w:hyperlink>
+        </w:p>
+        <w:p>
+          <w:pPr>
+            <w:pStyle w:val="TOC1"/>
+            <w:tabs>
+              <w:tab w:val="left" w:pos="480"/>
+              <w:tab w:val="right" w:leader="dot" w:pos="9350"/>
+            </w:tabs>
+            <w:rPr>
+              <w:noProof/>
+            </w:rPr>
+          </w:pPr>
+          <w:hyperlink w:anchor="_Toc233301668" w:history="1">
+            <w:r>
+              <w:rPr>
+                <w:rStyle w:val="Hyperlink"/>
+                <w:noProof/>
+              </w:rPr>
+              <w:t>5.</w:t>
+            </w:r>
+            <w:r>
+              <w:rPr>
+                <w:noProof/>
+              </w:rPr>
+              <w:tab/>
+            </w:r>
+            <w:r>
+              <w:rPr>
+                <w:rStyle w:val="Hyperlink"/>
+                <w:noProof/>
+              </w:rPr>
+              <w:t>Các giải pháp triển khai hệ thống Odoo ERP tại USofa Hub</w:t>
+            </w:r>
+            <w:r>
+              <w:rPr>
+                <w:noProof/>
+                <w:webHidden/>
+              </w:rPr>
+              <w:tab/>
+            </w:r>
+            <w:r>
+              <w:rPr>
+                <w:noProof/>
+                <w:webHidden/>
+              </w:rPr>
+              <w:fldChar w:fldCharType="begin"/>
+            </w:r>
+            <w:r>
+              <w:rPr>
+                <w:noProof/>
+                <w:webHidden/>
+              </w:rPr>
+              <w:instrText xml:space="preserve"> PAGEREF _Toc233301668 \h </w:instrText>
+            </w:r>
+            <w:r>
+              <w:rPr>
+                <w:noProof/>
+                <w:webHidden/>
+              </w:rPr>
+            </w:r>
+            <w:r>
+              <w:rPr>
+                <w:noProof/>
+                <w:webHidden/>
+              </w:rPr>
+              <w:fldChar w:fldCharType="separate"/>
+            </w:r>
+            <w:r>
+              <w:rPr>
+                <w:noProof/>
+                <w:webHidden/>
+              </w:rPr>
+              <w:t>17</w:t>
+            </w:r>
+            <w:r>
+              <w:rPr>
+                <w:noProof/>
+                <w:webHidden/>
+              </w:rPr>
+              <w:fldChar w:fldCharType="end"/>
+            </w:r>
+          </w:hyperlink>
+        </w:p>
+        <w:p>
+          <w:pPr>
+            <w:pStyle w:val="TOC2"/>
+            <w:tabs>
+              <w:tab w:val="left" w:pos="880"/>
+              <w:tab w:val="right" w:leader="dot" w:pos="9350"/>
+            </w:tabs>
+            <w:rPr>
+              <w:noProof/>
+            </w:rPr>
+          </w:pPr>
+          <w:hyperlink w:anchor="_Toc233301669" w:history="1">
+            <w:r>
+              <w:rPr>
+                <w:rStyle w:val="Hyperlink"/>
+                <w:noProof/>
+              </w:rPr>
+              <w:t>5.1.</w:t>
+            </w:r>
+            <w:r>
+              <w:rPr>
+                <w:noProof/>
+              </w:rPr>
+              <w:tab/>
+            </w:r>
+            <w:r>
+              <w:rPr>
+                <w:rStyle w:val="Hyperlink"/>
+                <w:noProof/>
+              </w:rPr>
+              <w:t>Phương pháp triển khai</w:t>
+            </w:r>
+            <w:r>
+              <w:rPr>
+                <w:noProof/>
+                <w:webHidden/>
+              </w:rPr>
+              <w:tab/>
+            </w:r>
+            <w:r>
+              <w:rPr>
+                <w:noProof/>
+                <w:webHidden/>
+              </w:rPr>
+              <w:fldChar w:fldCharType="begin"/>
+            </w:r>
+            <w:r>
+              <w:rPr>
+                <w:noProof/>
+                <w:webHidden/>
+              </w:rPr>
+              <w:instrText xml:space="preserve"> PAGEREF _Toc233301669 \h </w:instrText>
+            </w:r>
+            <w:r>
+              <w:rPr>
+                <w:noProof/>
+                <w:webHidden/>
+              </w:rPr>
+            </w:r>
+            <w:r>
+              <w:rPr>
+                <w:noProof/>
+                <w:webHidden/>
+              </w:rPr>
+              <w:fldChar w:fldCharType="separate"/>
+            </w:r>
+            <w:r>
+              <w:rPr>
+                <w:noProof/>
+                <w:webHidden/>
+              </w:rPr>
+              <w:t>17</w:t>
+            </w:r>
+            <w:r>
+              <w:rPr>
+                <w:noProof/>
+                <w:webHidden/>
+              </w:rPr>
+              <w:fldChar w:fldCharType="end"/>
+            </w:r>
+          </w:hyperlink>
+        </w:p>
+        <w:p>
+          <w:pPr>
+            <w:pStyle w:val="TOC2"/>
+            <w:tabs>
+              <w:tab w:val="left" w:pos="880"/>
+              <w:tab w:val="right" w:leader="dot" w:pos="9350"/>
+            </w:tabs>
+            <w:rPr>
+              <w:noProof/>
+            </w:rPr>
+          </w:pPr>
+          <w:hyperlink w:anchor="_Toc233301670" w:history="1">
+            <w:r>
+              <w:rPr>
+                <w:rStyle w:val="Hyperlink"/>
+                <w:noProof/>
+              </w:rPr>
+              <w:t>5.2.</w:t>
+            </w:r>
+            <w:r>
+              <w:rPr>
+                <w:noProof/>
+              </w:rPr>
+              <w:tab/>
+            </w:r>
+            <w:r>
+              <w:rPr>
+                <w:rStyle w:val="Hyperlink"/>
+                <w:noProof/>
+              </w:rPr>
+              <w:t>Chiến lược xử lý và di chuyển dữ liệu (Data Migration)</w:t>
+            </w:r>
+            <w:r>
+              <w:rPr>
+                <w:noProof/>
+                <w:webHidden/>
+              </w:rPr>
+              <w:tab/>
+            </w:r>
+            <w:r>
+              <w:rPr>
+                <w:noProof/>
+                <w:webHidden/>
+              </w:rPr>
+              <w:fldChar w:fldCharType="begin"/>
+            </w:r>
+            <w:r>
+              <w:rPr>
+                <w:noProof/>
+                <w:webHidden/>
+              </w:rPr>
+              <w:instrText xml:space="preserve"> PAGEREF _Toc233301670 \h </w:instrText>
+            </w:r>
+            <w:r>
+              <w:rPr>
+                <w:noProof/>
+                <w:webHidden/>
+              </w:rPr>
+            </w:r>
+            <w:r>
+              <w:rPr>
+                <w:noProof/>
+                <w:webHidden/>
+              </w:rPr>
+              <w:fldChar w:fldCharType="separate"/>
+            </w:r>
+            <w:r>
+              <w:rPr>
+                <w:noProof/>
+                <w:webHidden/>
+              </w:rPr>
+              <w:t>17</w:t>
+            </w:r>
+            <w:r>
+              <w:rPr>
+                <w:noProof/>
+                <w:webHidden/>
+              </w:rPr>
+              <w:fldChar w:fldCharType="end"/>
+            </w:r>
+          </w:hyperlink>
+        </w:p>
+        <w:p>
+          <w:pPr>
+            <w:pStyle w:val="TOC2"/>
+            <w:tabs>
+              <w:tab w:val="left" w:pos="880"/>
+              <w:tab w:val="right" w:leader="dot" w:pos="9350"/>
+            </w:tabs>
+            <w:rPr>
+              <w:noProof/>
+            </w:rPr>
+          </w:pPr>
+          <w:hyperlink w:anchor="_Toc233301671" w:history="1">
+            <w:r>
+              <w:rPr>
+                <w:rStyle w:val="Hyperlink"/>
+                <w:noProof/>
+              </w:rPr>
+              <w:t>5.3.</w:t>
+            </w:r>
+            <w:r>
+              <w:rPr>
+                <w:noProof/>
+              </w:rPr>
+              <w:tab/>
+            </w:r>
+            <w:r>
+              <w:rPr>
+                <w:rStyle w:val="Hyperlink"/>
+                <w:noProof/>
+              </w:rPr>
+              <w:t>Kiến trúc hạ tầng đám mây (Cloud Infrastructure)</w:t>
+            </w:r>
+            <w:r>
+              <w:rPr>
+                <w:noProof/>
+                <w:webHidden/>
+              </w:rPr>
+              <w:tab/>
+            </w:r>
+            <w:r>
+              <w:rPr>
+                <w:noProof/>
+                <w:webHidden/>
+              </w:rPr>
+              <w:fldChar w:fldCharType="begin"/>
+            </w:r>
+            <w:r>
+              <w:rPr>
+                <w:noProof/>
+                <w:webHidden/>
+              </w:rPr>
+              <w:instrText xml:space="preserve"> PAGEREF _Toc233301671 \h </w:instrText>
+            </w:r>
+            <w:r>
+              <w:rPr>
+                <w:noProof/>
+                <w:webHidden/>
+              </w:rPr>
+            </w:r>
+            <w:r>
+              <w:rPr>
+                <w:noProof/>
+                <w:webHidden/>
+              </w:rPr>
+              <w:fldChar w:fldCharType="separate"/>
+            </w:r>
+            <w:r>
+              <w:rPr>
+                <w:noProof/>
+                <w:webHidden/>
+              </w:rPr>
+              <w:t>18</w:t>
+            </w:r>
+            <w:r>
+              <w:rPr>
+                <w:noProof/>
+                <w:webHidden/>
+              </w:rPr>
+              <w:fldChar w:fldCharType="end"/>
+            </w:r>
+          </w:hyperlink>
+        </w:p>
+        <w:p>
+          <w:pPr>
+            <w:pStyle w:val="TOC2"/>
+            <w:tabs>
+              <w:tab w:val="left" w:pos="880"/>
+              <w:tab w:val="right" w:leader="dot" w:pos="9350"/>
+            </w:tabs>
+            <w:rPr>
+              <w:noProof/>
+            </w:rPr>
+          </w:pPr>
+          <w:hyperlink w:anchor="_Toc233301672" w:history="1">
+            <w:r>
+              <w:rPr>
+                <w:rStyle w:val="Hyperlink"/>
+                <w:noProof/>
+              </w:rPr>
+              <w:t>5.4.</w:t>
+            </w:r>
+            <w:r>
+              <w:rPr>
+                <w:noProof/>
+              </w:rPr>
+              <w:tab/>
+            </w:r>
+            <w:r>
+              <w:rPr>
+                <w:rStyle w:val="Hyperlink"/>
+                <w:noProof/>
+              </w:rPr>
+              <w:t>Giải pháp đào tạo (Training &amp; Onboarding)</w:t>
+            </w:r>
+            <w:r>
+              <w:rPr>
+                <w:noProof/>
+                <w:webHidden/>
+              </w:rPr>
+              <w:tab/>
+            </w:r>
+            <w:r>
+              <w:rPr>
+                <w:noProof/>
+                <w:webHidden/>
+              </w:rPr>
+              <w:fldChar w:fldCharType="begin"/>
+            </w:r>
+            <w:r>
+              <w:rPr>
+                <w:noProof/>
+                <w:webHidden/>
+              </w:rPr>
+              <w:instrText xml:space="preserve"> PAGEREF _Toc233301672 \h </w:instrText>
+            </w:r>
+            <w:r>
+              <w:rPr>
+                <w:noProof/>
+                <w:webHidden/>
+              </w:rPr>
+            </w:r>
+            <w:r>
+              <w:rPr>
+                <w:noProof/>
+                <w:webHidden/>
+              </w:rPr>
+              <w:fldChar w:fldCharType="separate"/>
+            </w:r>
+            <w:r>
+              <w:rPr>
+                <w:noProof/>
+                <w:webHidden/>
+              </w:rPr>
+              <w:t>18</w:t>
+            </w:r>
+            <w:r>
+              <w:rPr>
+                <w:noProof/>
+                <w:webHidden/>
+              </w:rPr>
+              <w:fldChar w:fldCharType="end"/>
+            </w:r>
+          </w:hyperlink>
+        </w:p>
+        <w:p>
+          <w:pPr>
+            <w:pStyle w:val="TOC1"/>
+            <w:tabs>
+              <w:tab w:val="left" w:pos="480"/>
+              <w:tab w:val="right" w:leader="dot" w:pos="9350"/>
+            </w:tabs>
+            <w:rPr>
+              <w:noProof/>
+            </w:rPr>
+          </w:pPr>
+          <w:hyperlink w:anchor="_Toc233301673" w:history="1">
+            <w:r>
+              <w:rPr>
+                <w:rStyle w:val="Hyperlink"/>
+                <w:noProof/>
+              </w:rPr>
+              <w:t>6.</w:t>
+            </w:r>
+            <w:r>
+              <w:rPr>
+                <w:noProof/>
+              </w:rPr>
+              <w:tab/>
+            </w:r>
+            <w:r>
+              <w:rPr>
+                <w:rStyle w:val="Hyperlink"/>
+                <w:noProof/>
+              </w:rPr>
+              <w:t>Giải pháp vận hành và bảo trì hệ thống (Operation &amp; Maintenance)</w:t>
+            </w:r>
+            <w:r>
+              <w:rPr>
+                <w:noProof/>
+                <w:webHidden/>
+              </w:rPr>
+              <w:tab/>
+            </w:r>
+            <w:r>
+              <w:rPr>
+                <w:noProof/>
+                <w:webHidden/>
+              </w:rPr>
+              <w:fldChar w:fldCharType="begin"/>
+            </w:r>
+            <w:r>
+              <w:rPr>
+                <w:noProof/>
+                <w:webHidden/>
+              </w:rPr>
+              <w:instrText xml:space="preserve"> PAGEREF _Toc233301673 \h </w:instrText>
+            </w:r>
+            <w:r>
+              <w:rPr>
+                <w:noProof/>
+                <w:webHidden/>
+              </w:rPr>
+            </w:r>
+            <w:r>
+              <w:rPr>
+                <w:noProof/>
+                <w:webHidden/>
+              </w:rPr>
+              <w:fldChar w:fldCharType="separate"/>
+            </w:r>
+            <w:r>
+              <w:rPr>
+                <w:noProof/>
+                <w:webHidden/>
+              </w:rPr>
+              <w:t>18</w:t>
+            </w:r>
+            <w:r>
+              <w:rPr>
+                <w:noProof/>
+                <w:webHidden/>
+              </w:rPr>
+              <w:fldChar w:fldCharType="end"/>
+            </w:r>
+          </w:hyperlink>
+        </w:p>
+        <w:p>
+          <w:pPr>
+            <w:pStyle w:val="TOC2"/>
+            <w:tabs>
+              <w:tab w:val="left" w:pos="880"/>
+              <w:tab w:val="right" w:leader="dot" w:pos="9350"/>
+            </w:tabs>
+            <w:rPr>
+              <w:noProof/>
+            </w:rPr>
+          </w:pPr>
+          <w:hyperlink w:anchor="_Toc233301674" w:history="1">
+            <w:r>
+              <w:rPr>
+                <w:rStyle w:val="Hyperlink"/>
+                <w:noProof/>
+              </w:rPr>
+              <w:t>6.1.</w:t>
+            </w:r>
+            <w:r>
+              <w:rPr>
+                <w:noProof/>
+              </w:rPr>
+              <w:tab/>
+            </w:r>
+            <w:r>
+              <w:rPr>
+                <w:rStyle w:val="Hyperlink"/>
+                <w:noProof/>
+              </w:rPr>
+              <w:t>Giai đoạn Hypercare (Hỗ trợ đặc biệt sau Go-Live)</w:t>
+            </w:r>
+            <w:r>
+              <w:rPr>
+                <w:noProof/>
+                <w:webHidden/>
+              </w:rPr>
+              <w:tab/>
+            </w:r>
+            <w:r>
+              <w:rPr>
+                <w:noProof/>
+                <w:webHidden/>
+              </w:rPr>
+              <w:fldChar w:fldCharType="begin"/>
+            </w:r>
+            <w:r>
+              <w:rPr>
+                <w:noProof/>
+                <w:webHidden/>
+              </w:rPr>
+              <w:instrText xml:space="preserve"> PAGEREF _Toc233301674 \h </w:instrText>
+            </w:r>
+            <w:r>
+              <w:rPr>
+                <w:noProof/>
+                <w:webHidden/>
+              </w:rPr>
+            </w:r>
+            <w:r>
+              <w:rPr>
+                <w:noProof/>
+                <w:webHidden/>
+              </w:rPr>
+              <w:fldChar w:fldCharType="separate"/>
+            </w:r>
+            <w:r>
+              <w:rPr>
+                <w:noProof/>
+                <w:webHidden/>
+              </w:rPr>
+              <w:t>18</w:t>
+            </w:r>
+            <w:r>
+              <w:rPr>
+                <w:noProof/>
+                <w:webHidden/>
+              </w:rPr>
+              <w:fldChar w:fldCharType="end"/>
+            </w:r>
+          </w:hyperlink>
+        </w:p>
+        <w:p>
+          <w:pPr>
+            <w:pStyle w:val="TOC2"/>
+            <w:tabs>
+              <w:tab w:val="left" w:pos="880"/>
+              <w:tab w:val="right" w:leader="dot" w:pos="9350"/>
+            </w:tabs>
+            <w:rPr>
+              <w:noProof/>
+            </w:rPr>
+          </w:pPr>
+          <w:hyperlink w:anchor="_Toc233301675" w:history="1">
+            <w:r>
+              <w:rPr>
+                <w:rStyle w:val="Hyperlink"/>
+                <w:noProof/>
+              </w:rPr>
+              <w:t>6.2.</w:t>
+            </w:r>
+            <w:r>
+              <w:rPr>
+                <w:noProof/>
+              </w:rPr>
+              <w:tab/>
+            </w:r>
+            <w:r>
+              <w:rPr>
+                <w:rStyle w:val="Hyperlink"/>
+                <w:noProof/>
+              </w:rPr>
+              <w:t>Phân cấp hỗ trợ kỹ thuật (Helpdesk SLA)</w:t>
+            </w:r>
+            <w:r>
+              <w:rPr>
+                <w:noProof/>
+                <w:webHidden/>
+              </w:rPr>
+              <w:tab/>
+            </w:r>
+            <w:r>
+              <w:rPr>
+                <w:noProof/>
+                <w:webHidden/>
+              </w:rPr>
+              <w:fldChar w:fldCharType="begin"/>
+            </w:r>
+            <w:r>
+              <w:rPr>
+                <w:noProof/>
+                <w:webHidden/>
+              </w:rPr>
+              <w:instrText xml:space="preserve"> PAGEREF _Toc233301675 \h </w:instrText>
+            </w:r>
+            <w:r>
+              <w:rPr>
+                <w:noProof/>
+                <w:webHidden/>
+              </w:rPr>
+            </w:r>
+            <w:r>
+              <w:rPr>
+                <w:noProof/>
+                <w:webHidden/>
+              </w:rPr>
+              <w:fldChar w:fldCharType="separate"/>
+            </w:r>
+            <w:r>
+              <w:rPr>
+                <w:noProof/>
+                <w:webHidden/>
+              </w:rPr>
+              <w:t>18</w:t>
+            </w:r>
+            <w:r>
+              <w:rPr>
+                <w:noProof/>
+                <w:webHidden/>
+              </w:rPr>
+              <w:fldChar w:fldCharType="end"/>
+            </w:r>
+          </w:hyperlink>
+        </w:p>
+        <w:p>
+          <w:pPr>
+            <w:pStyle w:val="TOC2"/>
+            <w:tabs>
+              <w:tab w:val="left" w:pos="880"/>
+              <w:tab w:val="right" w:leader="dot" w:pos="9350"/>
+            </w:tabs>
+            <w:rPr>
+              <w:noProof/>
+            </w:rPr>
+          </w:pPr>
+          <w:hyperlink w:anchor="_Toc233301676" w:history="1">
+            <w:r>
+              <w:rPr>
+                <w:rStyle w:val="Hyperlink"/>
+                <w:noProof/>
+              </w:rPr>
+              <w:t>6.3.</w:t>
+            </w:r>
+            <w:r>
+              <w:rPr>
+                <w:noProof/>
+              </w:rPr>
+              <w:tab/>
+            </w:r>
+            <w:r>
+              <w:rPr>
+                <w:rStyle w:val="Hyperlink"/>
+                <w:noProof/>
+              </w:rPr>
+              <w:t>Cơ chế Sao lưu &amp; Bảo mật (Backup &amp; Security)</w:t>
+            </w:r>
+            <w:r>
+              <w:rPr>
+                <w:noProof/>
+                <w:webHidden/>
+              </w:rPr>
+              <w:tab/>
+            </w:r>
+            <w:r>
+              <w:rPr>
+                <w:noProof/>
+                <w:webHidden/>
+              </w:rPr>
+              <w:fldChar w:fldCharType="begin"/>
+            </w:r>
+            <w:r>
+              <w:rPr>
+                <w:noProof/>
+                <w:webHidden/>
+              </w:rPr>
+              <w:instrText xml:space="preserve"> PAGEREF _Toc233301676 \h </w:instrText>
+            </w:r>
+            <w:r>
+              <w:rPr>
+                <w:noProof/>
+                <w:webHidden/>
+              </w:rPr>
+            </w:r>
+            <w:r>
+              <w:rPr>
+                <w:noProof/>
+                <w:webHidden/>
+              </w:rPr>
+              <w:fldChar w:fldCharType="separate"/>
+            </w:r>
+            <w:r>
+              <w:rPr>
+                <w:noProof/>
+                <w:webHidden/>
+              </w:rPr>
+              <w:t>18</w:t>
+            </w:r>
+            <w:r>
+              <w:rPr>
+                <w:noProof/>
+                <w:webHidden/>
+              </w:rPr>
+              <w:fldChar w:fldCharType="end"/>
+            </w:r>
+          </w:hyperlink>
+        </w:p>
+        <w:p>
+          <w:pPr>
+            <w:pStyle w:val="TOC2"/>
+            <w:tabs>
+              <w:tab w:val="left" w:pos="880"/>
+              <w:tab w:val="right" w:leader="dot" w:pos="9350"/>
+            </w:tabs>
+            <w:rPr>
+              <w:noProof/>
+            </w:rPr>
+          </w:pPr>
+          <w:hyperlink w:anchor="_Toc233301677" w:history="1">
+            <w:r>
+              <w:rPr>
+                <w:rStyle w:val="Hyperlink"/>
+                <w:noProof/>
+              </w:rPr>
+              <w:t>6.4.</w:t>
+            </w:r>
+            <w:r>
+              <w:rPr>
+                <w:noProof/>
+              </w:rPr>
+              <w:tab/>
+            </w:r>
+            <w:r>
+              <w:rPr>
+                <w:rStyle w:val="Hyperlink"/>
+                <w:noProof/>
+              </w:rPr>
+              <w:t>Khảo sát đo lường &amp; Cải tiến liên tục (Continuous Improvement)</w:t>
+            </w:r>
+            <w:r>
+              <w:rPr>
+                <w:noProof/>
+                <w:webHidden/>
+              </w:rPr>
+              <w:tab/>
+            </w:r>
+            <w:r>
+              <w:rPr>
+                <w:noProof/>
+                <w:webHidden/>
+              </w:rPr>
+              <w:fldChar w:fldCharType="begin"/>
+            </w:r>
+            <w:r>
+              <w:rPr>
+                <w:noProof/>
+                <w:webHidden/>
+              </w:rPr>
+              <w:instrText xml:space="preserve"> PAGEREF _Toc233301677 \h </w:instrText>
+            </w:r>
+            <w:r>
+              <w:rPr>
+                <w:noProof/>
+                <w:webHidden/>
+              </w:rPr>
+            </w:r>
+            <w:r>
+              <w:rPr>
+                <w:noProof/>
+                <w:webHidden/>
+              </w:rPr>
+              <w:fldChar w:fldCharType="separate"/>
+            </w:r>
+            <w:r>
+              <w:rPr>
+                <w:noProof/>
+                <w:webHidden/>
+              </w:rPr>
+              <w:t>19</w:t>
+            </w:r>
+            <w:r>
+              <w:rPr>
+                <w:noProof/>
+                <w:webHidden/>
+              </w:rPr>
+              <w:fldChar w:fldCharType="end"/>
+            </w:r>
+          </w:hyperlink>
+        </w:p>
+        <w:p>
+          <w:pPr>
+            <w:pStyle w:val="TOC1"/>
+            <w:tabs>
+              <w:tab w:val="left" w:pos="480"/>
+              <w:tab w:val="right" w:leader="dot" w:pos="9350"/>
+            </w:tabs>
+            <w:rPr>
+              <w:noProof/>
+            </w:rPr>
+          </w:pPr>
+          <w:hyperlink w:anchor="_Toc233301678" w:history="1">
+            <w:r>
+              <w:rPr>
+                <w:rStyle w:val="Hyperlink"/>
+                <w:noProof/>
+              </w:rPr>
+              <w:t>7.</w:t>
+            </w:r>
+            <w:r>
+              <w:rPr>
+                <w:noProof/>
+              </w:rPr>
+              <w:tab/>
+            </w:r>
+            <w:r>
+              <w:rPr>
+                <w:rStyle w:val="Hyperlink"/>
+                <w:noProof/>
+              </w:rPr>
+              <w:t>Hướng dẫn cấu hình và thao tác các module trong hệ thống</w:t>
+            </w:r>
+            <w:r>
+              <w:rPr>
+                <w:noProof/>
+                <w:webHidden/>
+              </w:rPr>
+              <w:tab/>
+            </w:r>
+            <w:r>
+              <w:rPr>
+                <w:noProof/>
+                <w:webHidden/>
+              </w:rPr>
+              <w:fldChar w:fldCharType="begin"/>
+            </w:r>
+            <w:r>
+              <w:rPr>
+                <w:noProof/>
+                <w:webHidden/>
+              </w:rPr>
+              <w:instrText xml:space="preserve"> PAGEREF _Toc233301678 \h </w:instrText>
+            </w:r>
+            <w:r>
+              <w:rPr>
+                <w:noProof/>
+                <w:webHidden/>
+              </w:rPr>
+            </w:r>
+            <w:r>
+              <w:rPr>
+                <w:noProof/>
+                <w:webHidden/>
+              </w:rPr>
+              <w:fldChar w:fldCharType="separate"/>
+            </w:r>
+            <w:r>
+              <w:rPr>
+                <w:noProof/>
+                <w:webHidden/>
+              </w:rPr>
+              <w:t>19</w:t>
+            </w:r>
+            <w:r>
+              <w:rPr>
+                <w:noProof/>
+                <w:webHidden/>
+              </w:rPr>
+              <w:fldChar w:fldCharType="end"/>
+            </w:r>
+          </w:hyperlink>
+        </w:p>
+        <w:p>
+          <w:pPr>
+            <w:pStyle w:val="TOC2"/>
+            <w:tabs>
+              <w:tab w:val="left" w:pos="880"/>
+              <w:tab w:val="right" w:leader="dot" w:pos="9350"/>
+            </w:tabs>
+            <w:rPr>
+              <w:noProof/>
+            </w:rPr>
+          </w:pPr>
+          <w:hyperlink w:anchor="_Toc233301679" w:history="1">
+            <w:r>
+              <w:rPr>
+                <w:rStyle w:val="Hyperlink"/>
+                <w:noProof/>
+              </w:rPr>
+              <w:t>7.1.</w:t>
+            </w:r>
+            <w:r>
+              <w:rPr>
+                <w:noProof/>
+              </w:rPr>
+              <w:tab/>
+            </w:r>
+            <w:r>
+              <w:rPr>
+                <w:rStyle w:val="Hyperlink"/>
+                <w:noProof/>
+              </w:rPr>
+              <w:t>Tạo người dùng, phân quyền cơ bản</w:t>
+            </w:r>
+            <w:r>
+              <w:rPr>
+                <w:noProof/>
+                <w:webHidden/>
+              </w:rPr>
+              <w:tab/>
+            </w:r>
+            <w:r>
+              <w:rPr>
+                <w:noProof/>
+                <w:webHidden/>
+              </w:rPr>
+              <w:fldChar w:fldCharType="begin"/>
+            </w:r>
+            <w:r>
+              <w:rPr>
+                <w:noProof/>
+                <w:webHidden/>
+              </w:rPr>
+              <w:instrText xml:space="preserve"> PAGEREF _Toc233301679 \h </w:instrText>
+            </w:r>
+            <w:r>
+              <w:rPr>
+                <w:noProof/>
+                <w:webHidden/>
+              </w:rPr>
+            </w:r>
+            <w:r>
+              <w:rPr>
+                <w:noProof/>
+                <w:webHidden/>
+              </w:rPr>
+              <w:fldChar w:fldCharType="separate"/>
+            </w:r>
+            <w:r>
+              <w:rPr>
+                <w:noProof/>
+                <w:webHidden/>
+              </w:rPr>
+              <w:t>19</w:t>
+            </w:r>
+            <w:r>
+              <w:rPr>
+                <w:noProof/>
+                <w:webHidden/>
+              </w:rPr>
+              <w:fldChar w:fldCharType="end"/>
+            </w:r>
+          </w:hyperlink>
+        </w:p>
+        <w:p>
+          <w:pPr>
+            <w:pStyle w:val="TOC2"/>
+            <w:tabs>
+              <w:tab w:val="left" w:pos="880"/>
+              <w:tab w:val="right" w:leader="dot" w:pos="9350"/>
+            </w:tabs>
+            <w:rPr>
+              <w:noProof/>
+            </w:rPr>
+          </w:pPr>
+          <w:hyperlink w:anchor="_Toc233301680" w:history="1">
+            <w:r>
+              <w:rPr>
+                <w:rStyle w:val="Hyperlink"/>
+                <w:noProof/>
+              </w:rPr>
+              <w:t>7.2.</w:t>
+            </w:r>
+            <w:r>
+              <w:rPr>
+                <w:noProof/>
+              </w:rPr>
+              <w:tab/>
+            </w:r>
+            <w:r>
+              <w:rPr>
+                <w:rStyle w:val="Hyperlink"/>
+                <w:noProof/>
+              </w:rPr>
+              <w:t>Thêm customer</w:t>
+            </w:r>
+            <w:r>
+              <w:rPr>
+                <w:noProof/>
+                <w:webHidden/>
+              </w:rPr>
+              <w:tab/>
+            </w:r>
+            <w:r>
+              <w:rPr>
+                <w:noProof/>
+                <w:webHidden/>
+              </w:rPr>
+              <w:fldChar w:fldCharType="begin"/>
+            </w:r>
+            <w:r>
+              <w:rPr>
+                <w:noProof/>
+                <w:webHidden/>
+              </w:rPr>
+              <w:instrText xml:space="preserve"> PAGEREF _Toc233301680 \h </w:instrText>
+            </w:r>
+            <w:r>
+              <w:rPr>
+                <w:noProof/>
+                <w:webHidden/>
+              </w:rPr>
+            </w:r>
+            <w:r>
+              <w:rPr>
+                <w:noProof/>
+                <w:webHidden/>
+              </w:rPr>
+              <w:fldChar w:fldCharType="separate"/>
+            </w:r>
+            <w:r>
+              <w:rPr>
+                <w:noProof/>
+                <w:webHidden/>
+              </w:rPr>
+              <w:t>20</w:t>
+            </w:r>
+            <w:r>
+              <w:rPr>
+                <w:noProof/>
+                <w:webHidden/>
+              </w:rPr>
+              <w:fldChar w:fldCharType="end"/>
+            </w:r>
+          </w:hyperlink>
+        </w:p>
+        <w:p>
+          <w:pPr>
+            <w:pStyle w:val="TOC2"/>
+            <w:tabs>
+              <w:tab w:val="left" w:pos="880"/>
+              <w:tab w:val="right" w:leader="dot" w:pos="9350"/>
+            </w:tabs>
+            <w:rPr>
+              <w:noProof/>
+            </w:rPr>
+          </w:pPr>
+          <w:hyperlink w:anchor="_Toc233301681" w:history="1">
+            <w:r>
+              <w:rPr>
+                <w:rStyle w:val="Hyperlink"/>
+                <w:noProof/>
+              </w:rPr>
+              <w:t>7.3.</w:t>
+            </w:r>
+            <w:r>
+              <w:rPr>
+                <w:noProof/>
+              </w:rPr>
+              <w:tab/>
+            </w:r>
+            <w:r>
+              <w:rPr>
+                <w:rStyle w:val="Hyperlink"/>
+                <w:noProof/>
+              </w:rPr>
+              <w:t>Thêm sản phẩm, cấu hình BOM cho sản phẩm</w:t>
+            </w:r>
+            <w:r>
+              <w:rPr>
+                <w:noProof/>
+                <w:webHidden/>
+              </w:rPr>
+              <w:tab/>
+            </w:r>
+            <w:r>
+              <w:rPr>
+                <w:noProof/>
+                <w:webHidden/>
+              </w:rPr>
+              <w:fldChar w:fldCharType="begin"/>
+            </w:r>
+            <w:r>
+              <w:rPr>
+                <w:noProof/>
+                <w:webHidden/>
+              </w:rPr>
+              <w:instrText xml:space="preserve"> PAGEREF _Toc233301681 \h </w:instrText>
+            </w:r>
+            <w:r>
+              <w:rPr>
+                <w:noProof/>
+                <w:webHidden/>
+              </w:rPr>
+            </w:r>
+            <w:r>
+              <w:rPr>
+                <w:noProof/>
+                <w:webHidden/>
+              </w:rPr>
+              <w:fldChar w:fldCharType="separate"/>
+            </w:r>
+            <w:r>
+              <w:rPr>
+                <w:noProof/>
+                <w:webHidden/>
+              </w:rPr>
+              <w:t>21</w:t>
+            </w:r>
+            <w:r>
+              <w:rPr>
+                <w:noProof/>
+                <w:webHidden/>
+              </w:rPr>
+              <w:fldChar w:fldCharType="end"/>
+            </w:r>
+          </w:hyperlink>
+        </w:p>
+        <w:p>
+          <w:pPr>
+            <w:pStyle w:val="TOC2"/>
+            <w:tabs>
+              <w:tab w:val="left" w:pos="880"/>
+              <w:tab w:val="right" w:leader="dot" w:pos="9350"/>
+            </w:tabs>
+            <w:rPr>
+              <w:noProof/>
+            </w:rPr>
+          </w:pPr>
+          <w:hyperlink w:anchor="_Toc233301682" w:history="1">
+            <w:r>
+              <w:rPr>
+                <w:rStyle w:val="Hyperlink"/>
+                <w:noProof/>
+              </w:rPr>
+              <w:t>7.4.</w:t>
+            </w:r>
+            <w:r>
+              <w:rPr>
+                <w:noProof/>
+              </w:rPr>
+              <w:tab/>
+            </w:r>
+            <w:r>
+              <w:rPr>
+                <w:rStyle w:val="Hyperlink"/>
+                <w:noProof/>
+              </w:rPr>
+              <w:t>Hướng dẫn sử dụng Module CRM</w:t>
+            </w:r>
+            <w:r>
+              <w:rPr>
+                <w:noProof/>
+                <w:webHidden/>
+              </w:rPr>
+              <w:tab/>
+            </w:r>
+            <w:r>
+              <w:rPr>
+                <w:noProof/>
+                <w:webHidden/>
+              </w:rPr>
+              <w:fldChar w:fldCharType="begin"/>
+            </w:r>
+            <w:r>
+              <w:rPr>
+                <w:noProof/>
+                <w:webHidden/>
+              </w:rPr>
+              <w:instrText xml:space="preserve"> PAGEREF _Toc233301682 \h </w:instrText>
+            </w:r>
+            <w:r>
+              <w:rPr>
+                <w:noProof/>
+                <w:webHidden/>
+              </w:rPr>
+            </w:r>
+            <w:r>
+              <w:rPr>
+                <w:noProof/>
+                <w:webHidden/>
+              </w:rPr>
+              <w:fldChar w:fldCharType="separate"/>
+            </w:r>
+            <w:r>
+              <w:rPr>
+                <w:noProof/>
+                <w:webHidden/>
+              </w:rPr>
+              <w:t>23</w:t>
+            </w:r>
+            <w:r>
+              <w:rPr>
+                <w:noProof/>
+                <w:webHidden/>
+              </w:rPr>
+              <w:fldChar w:fldCharType="end"/>
+            </w:r>
+          </w:hyperlink>
+        </w:p>
+        <w:p>
+          <w:pPr>
+            <w:pStyle w:val="TOC2"/>
+            <w:tabs>
+              <w:tab w:val="left" w:pos="880"/>
+              <w:tab w:val="right" w:leader="dot" w:pos="9350"/>
+            </w:tabs>
+            <w:rPr>
+              <w:noProof/>
+            </w:rPr>
+          </w:pPr>
+          <w:hyperlink w:anchor="_Toc233301683" w:history="1">
+            <w:r>
+              <w:rPr>
+                <w:rStyle w:val="Hyperlink"/>
+                <w:noProof/>
+              </w:rPr>
+              <w:t>7.5.</w:t>
+            </w:r>
+            <w:r>
+              <w:rPr>
+                <w:noProof/>
+              </w:rPr>
+              <w:tab/>
+            </w:r>
+            <w:r>
+              <w:rPr>
+                <w:rStyle w:val="Hyperlink"/>
+                <w:noProof/>
+              </w:rPr>
+              <w:t>Hướng dẫn sử dụng module Sales</w:t>
+            </w:r>
+            <w:r>
+              <w:rPr>
+                <w:noProof/>
+                <w:webHidden/>
+              </w:rPr>
+              <w:tab/>
+            </w:r>
+            <w:r>
+              <w:rPr>
+                <w:noProof/>
+                <w:webHidden/>
+              </w:rPr>
+              <w:fldChar w:fldCharType="begin"/>
+            </w:r>
+            <w:r>
+              <w:rPr>
+                <w:noProof/>
+                <w:webHidden/>
+              </w:rPr>
+              <w:instrText xml:space="preserve"> PAGEREF _Toc233301683 \h </w:instrText>
+            </w:r>
+            <w:r>
+              <w:rPr>
+                <w:noProof/>
+                <w:webHidden/>
+              </w:rPr>
+            </w:r>
+            <w:r>
+              <w:rPr>
+                <w:noProof/>
+                <w:webHidden/>
+              </w:rPr>
+              <w:fldChar w:fldCharType="separate"/>
+            </w:r>
+            <w:r>
+              <w:rPr>
+                <w:noProof/>
+                <w:webHidden/>
+              </w:rPr>
+              <w:t>24</w:t>
+            </w:r>
+            <w:r>
+              <w:rPr>
+                <w:noProof/>
+                <w:webHidden/>
+              </w:rPr>
+              <w:fldChar w:fldCharType="end"/>
+            </w:r>
+          </w:hyperlink>
+        </w:p>
+        <w:p>
+          <w:r>
+            <w:rPr>
+              <w:b/>
+              <w:bCs/>
+              <w:noProof/>
+            </w:rPr>
+            <w:fldChar w:fldCharType="end"/>
+          </w:r>
+        </w:p>
+      </w:sdtContent>
+    </w:sdt>
+    <w:p>
+      <w:pPr>
+        <w:rPr>
+          <w:b/>
+          <w:sz w:val="28"/>
+        </w:rPr>
+      </w:pPr>
+      <w:r>
+        <w:rPr>
+          <w:b/>
+          <w:sz w:val="28"/>
+        </w:rPr>
+        <w:br w:type="page"/>
+      </w:r>
+    </w:p>
+    <w:p>
+      <w:pPr>
+        <w:rPr>
+          <w:b/>
+          <w:sz w:val="28"/>
+        </w:rPr>
+      </w:pPr>
+    </w:p>
     <w:p>
       <w:pPr>
         <w:jc w:val="center"/>
@@ -42,12 +3096,14 @@
           <w:numId w:val="1"/>
         </w:numPr>
       </w:pPr>
+      <w:bookmarkStart w:id="0" w:name="_Toc233301648"/>
       <w:r>
         <w:t>Tổng quan và m</w:t>
       </w:r>
       <w:r>
         <w:t>ục tiêu</w:t>
       </w:r>
+      <w:bookmarkEnd w:id="0"/>
     </w:p>
     <w:p>
       <w:pPr>
@@ -90,12 +3146,14 @@
           <w:numId w:val="1"/>
         </w:numPr>
       </w:pPr>
+      <w:bookmarkStart w:id="1" w:name="_Toc233301649"/>
       <w:r>
         <w:t>Khảo sát và hiện trạng</w:t>
       </w:r>
       <w:r>
         <w:t xml:space="preserve"> (AS-IS)</w:t>
       </w:r>
+      <w:bookmarkEnd w:id="1"/>
     </w:p>
     <w:p>
       <w:pPr>
@@ -105,12 +3163,14 @@
           <w:numId w:val="1"/>
         </w:numPr>
       </w:pPr>
+      <w:bookmarkStart w:id="2" w:name="_Toc233301650"/>
       <w:r>
         <w:t>Hiện trạng q</w:t>
       </w:r>
       <w:r>
         <w:t>uy trình bán lẻ tại các showroom của Usofa</w:t>
       </w:r>
+      <w:bookmarkEnd w:id="2"/>
     </w:p>
     <w:p>
       <w:pPr>
@@ -120,9 +3180,11 @@
           <w:numId w:val="3"/>
         </w:numPr>
       </w:pPr>
+      <w:bookmarkStart w:id="3" w:name="_Toc233301651"/>
       <w:r>
         <w:t>Quy trình bán lẻ tại các showroom của Usofa</w:t>
       </w:r>
+      <w:bookmarkEnd w:id="3"/>
     </w:p>
     <w:p>
       <w:pPr>
@@ -299,6 +3361,7 @@
         <w:rPr>
           <w:b/>
         </w:rPr>
+        <w:lastRenderedPageBreak/>
         <w:t>Bước 5:</w:t>
       </w:r>
       <w:r>
@@ -318,7 +3381,6 @@
         <w:rPr>
           <w:b/>
         </w:rPr>
-        <w:lastRenderedPageBreak/>
         <w:t>Bước 6:</w:t>
       </w:r>
       <w:r>
@@ -598,15 +3660,17 @@
           <w:numId w:val="3"/>
         </w:numPr>
       </w:pPr>
-      <w:bookmarkStart w:id="0" w:name="_Hlk233237778"/>
+      <w:bookmarkStart w:id="4" w:name="_Hlk233237778"/>
+      <w:bookmarkStart w:id="5" w:name="_Toc233301652"/>
       <w:r>
         <w:lastRenderedPageBreak/>
         <w:t xml:space="preserve">Quy trình lập hoá đơn bán hàng trên Kiot Việt </w:t>
       </w:r>
-      <w:bookmarkEnd w:id="0"/>
+      <w:bookmarkEnd w:id="4"/>
       <w:r>
         <w:t>(tương ứng với bước 2 của quy trình bán lẻ)</w:t>
       </w:r>
+      <w:bookmarkEnd w:id="5"/>
     </w:p>
     <w:p>
       <w:pPr>
@@ -1708,9 +4772,11 @@
           <w:numId w:val="1"/>
         </w:numPr>
       </w:pPr>
+      <w:bookmarkStart w:id="6" w:name="_Toc233301653"/>
       <w:r>
         <w:t>Xác định phạm vi (Start, End, Module)</w:t>
       </w:r>
+      <w:bookmarkEnd w:id="6"/>
     </w:p>
     <w:p>
       <w:pPr>
@@ -2274,9 +5340,11 @@
           <w:numId w:val="1"/>
         </w:numPr>
       </w:pPr>
+      <w:bookmarkStart w:id="7" w:name="_Toc233301654"/>
       <w:r>
         <w:t>Xác định các Stakeholder (Owner, Key User, Dev)</w:t>
       </w:r>
+      <w:bookmarkEnd w:id="7"/>
       <w:r>
         <w:t xml:space="preserve"> </w:t>
       </w:r>
@@ -2770,10 +5838,12 @@
           <w:numId w:val="1"/>
         </w:numPr>
       </w:pPr>
+      <w:bookmarkStart w:id="8" w:name="_Toc233301655"/>
       <w:r>
         <w:lastRenderedPageBreak/>
         <w:t>Xác định các input/output</w:t>
       </w:r>
+      <w:bookmarkEnd w:id="8"/>
     </w:p>
     <w:p>
       <w:pPr>
@@ -3346,10 +6416,12 @@
           <w:numId w:val="1"/>
         </w:numPr>
       </w:pPr>
+      <w:bookmarkStart w:id="9" w:name="_Toc233301656"/>
       <w:r>
         <w:lastRenderedPageBreak/>
         <w:t>Kết quả khảo sát hiện trạng</w:t>
       </w:r>
+      <w:bookmarkEnd w:id="9"/>
     </w:p>
     <w:p>
       <w:pPr>
@@ -3359,6 +6431,7 @@
           <w:numId w:val="7"/>
         </w:numPr>
       </w:pPr>
+      <w:bookmarkStart w:id="10" w:name="_Toc233301657"/>
       <w:r>
         <w:t>Sơ đồ</w:t>
       </w:r>
@@ -3374,6 +6447,7 @@
       <w:r>
         <w:t xml:space="preserve"> bán hàng tại showroom</w:t>
       </w:r>
+      <w:bookmarkEnd w:id="10"/>
     </w:p>
     <w:p>
       <w:pPr>
@@ -3495,10 +6569,12 @@
           <w:numId w:val="7"/>
         </w:numPr>
       </w:pPr>
+      <w:bookmarkStart w:id="11" w:name="_Toc233301658"/>
       <w:r>
         <w:lastRenderedPageBreak/>
         <w:t>Sơ đồ quy trình bán hàng café tại showroom</w:t>
       </w:r>
+      <w:bookmarkEnd w:id="11"/>
     </w:p>
     <w:p>
       <w:pPr>
@@ -3593,10 +6669,12 @@
           <w:numId w:val="7"/>
         </w:numPr>
       </w:pPr>
+      <w:bookmarkStart w:id="12" w:name="_Toc233301659"/>
       <w:r>
         <w:lastRenderedPageBreak/>
         <w:t>Các vấn đề và yêu cầu</w:t>
       </w:r>
+      <w:bookmarkEnd w:id="12"/>
     </w:p>
     <w:p>
       <w:pPr>
@@ -3766,9 +6844,11 @@
           <w:numId w:val="1"/>
         </w:numPr>
       </w:pPr>
+      <w:bookmarkStart w:id="13" w:name="_Toc233301660"/>
       <w:r>
         <w:t>Phân tích và thiết kế (TO-BE)</w:t>
       </w:r>
+      <w:bookmarkEnd w:id="13"/>
     </w:p>
     <w:p>
       <w:pPr>
@@ -3778,9 +6858,11 @@
           <w:numId w:val="1"/>
         </w:numPr>
       </w:pPr>
+      <w:bookmarkStart w:id="14" w:name="_Toc233301661"/>
       <w:r>
         <w:t>Xác định Rule/Decision (điều kiện rẽ nhánh)</w:t>
       </w:r>
+      <w:bookmarkEnd w:id="14"/>
     </w:p>
     <w:p>
       <w:pPr>
@@ -3872,9 +6954,11 @@
           <w:numId w:val="1"/>
         </w:numPr>
       </w:pPr>
+      <w:bookmarkStart w:id="15" w:name="_Toc233301662"/>
       <w:r>
         <w:t>Phân tích các trường hợp exception.</w:t>
       </w:r>
+      <w:bookmarkEnd w:id="15"/>
     </w:p>
     <w:p>
       <w:pPr>
@@ -3962,9 +7046,11 @@
           <w:numId w:val="1"/>
         </w:numPr>
       </w:pPr>
+      <w:bookmarkStart w:id="16" w:name="_Toc233301663"/>
       <w:r>
         <w:t>Thiết kế TO-BE (mapping với Odoo)</w:t>
       </w:r>
+      <w:bookmarkEnd w:id="16"/>
     </w:p>
     <w:p>
       <w:pPr>
@@ -3974,9 +7060,11 @@
           <w:numId w:val="6"/>
         </w:numPr>
       </w:pPr>
+      <w:bookmarkStart w:id="17" w:name="_Toc233301664"/>
       <w:r>
         <w:t>Mapping với Odoo</w:t>
       </w:r>
+      <w:bookmarkEnd w:id="17"/>
     </w:p>
     <w:tbl>
       <w:tblPr>
@@ -4574,9 +7662,11 @@
           <w:numId w:val="6"/>
         </w:numPr>
       </w:pPr>
+      <w:bookmarkStart w:id="18" w:name="_Toc233301665"/>
       <w:r>
         <w:t>Sơ đồ Swimlane với Odoo</w:t>
       </w:r>
+      <w:bookmarkEnd w:id="18"/>
     </w:p>
     <w:p>
       <w:pPr>
@@ -4699,6 +7789,7 @@
           <w:numId w:val="6"/>
         </w:numPr>
       </w:pPr>
+      <w:bookmarkStart w:id="19" w:name="_Toc233301666"/>
       <w:r>
         <w:lastRenderedPageBreak/>
         <w:t xml:space="preserve">Sơ đồ </w:t>
@@ -4712,6 +7803,7 @@
       <w:r>
         <w:t>USofa Hub</w:t>
       </w:r>
+      <w:bookmarkEnd w:id="19"/>
     </w:p>
     <w:p>
       <w:pPr>
@@ -4840,12 +7932,14 @@
           <w:numId w:val="1"/>
         </w:numPr>
       </w:pPr>
+      <w:bookmarkStart w:id="20" w:name="_Toc233301667"/>
       <w:r>
         <w:t>Phân tích Fit/Gap</w:t>
       </w:r>
       <w:r>
         <w:t xml:space="preserve"> hệ thống Odoo ERP cho USofa</w:t>
       </w:r>
+      <w:bookmarkEnd w:id="20"/>
     </w:p>
     <w:p>
       <w:pPr>
@@ -5807,9 +8901,11 @@
           <w:numId w:val="1"/>
         </w:numPr>
       </w:pPr>
+      <w:bookmarkStart w:id="21" w:name="_Toc233301668"/>
       <w:r>
         <w:t>Các giải pháp triển khai hệ thống Odoo ERP tại USofa Hub</w:t>
       </w:r>
+      <w:bookmarkEnd w:id="21"/>
     </w:p>
     <w:p>
       <w:pPr>
@@ -5828,9 +8924,11 @@
           <w:numId w:val="1"/>
         </w:numPr>
       </w:pPr>
+      <w:bookmarkStart w:id="22" w:name="_Toc233301669"/>
       <w:r>
         <w:t>Phương pháp triển khai</w:t>
       </w:r>
+      <w:bookmarkEnd w:id="22"/>
     </w:p>
     <w:p>
       <w:pPr>
@@ -5887,9 +8985,11 @@
           <w:numId w:val="1"/>
         </w:numPr>
       </w:pPr>
+      <w:bookmarkStart w:id="23" w:name="_Toc233301670"/>
       <w:r>
         <w:t>Chiến lược xử lý và di chuyển dữ liệu (Data Migration)</w:t>
       </w:r>
+      <w:bookmarkEnd w:id="23"/>
     </w:p>
     <w:p>
       <w:pPr>
@@ -5938,9 +9038,11 @@
           <w:numId w:val="1"/>
         </w:numPr>
       </w:pPr>
+      <w:bookmarkStart w:id="24" w:name="_Toc233301671"/>
       <w:r>
         <w:t>Kiến trúc hạ tầng đám mây (Cloud Infrastructure)</w:t>
       </w:r>
+      <w:bookmarkEnd w:id="24"/>
     </w:p>
     <w:p>
       <w:pPr>
@@ -5976,12 +9078,14 @@
           <w:numId w:val="1"/>
         </w:numPr>
       </w:pPr>
+      <w:bookmarkStart w:id="25" w:name="_Toc233301672"/>
       <w:r>
         <w:t xml:space="preserve">Giải pháp đào tạo (Training </w:t>
       </w:r>
       <w:r>
         <w:t>&amp; Onboarding)</w:t>
       </w:r>
+      <w:bookmarkEnd w:id="25"/>
     </w:p>
     <w:p>
       <w:pPr>
@@ -6017,9 +9121,11 @@
           <w:numId w:val="1"/>
         </w:numPr>
       </w:pPr>
+      <w:bookmarkStart w:id="26" w:name="_Toc233301673"/>
       <w:r>
         <w:t>Giải pháp vận hành và bảo trì hệ thống (Operation &amp; Maintenance)</w:t>
       </w:r>
+      <w:bookmarkEnd w:id="26"/>
     </w:p>
     <w:p>
       <w:pPr>
@@ -6038,9 +9144,11 @@
           <w:numId w:val="1"/>
         </w:numPr>
       </w:pPr>
+      <w:bookmarkStart w:id="27" w:name="_Toc233301674"/>
       <w:r>
         <w:t>Giai đoạn Hypercare (Hỗ trợ đặc biệt sau Go-Live)</w:t>
       </w:r>
+      <w:bookmarkEnd w:id="27"/>
     </w:p>
     <w:p>
       <w:pPr>
@@ -6079,9 +9187,11 @@
           <w:numId w:val="1"/>
         </w:numPr>
       </w:pPr>
+      <w:bookmarkStart w:id="28" w:name="_Toc233301675"/>
       <w:r>
         <w:t>Phân cấp hỗ trợ kỹ thuật (Helpdesk SLA)</w:t>
       </w:r>
+      <w:bookmarkEnd w:id="28"/>
     </w:p>
     <w:p>
       <w:pPr>
@@ -6139,9 +9249,11 @@
           <w:numId w:val="1"/>
         </w:numPr>
       </w:pPr>
+      <w:bookmarkStart w:id="29" w:name="_Toc233301676"/>
       <w:r>
         <w:t>Cơ chế Sao lưu &amp; Bảo mật (Backup &amp; Security)</w:t>
       </w:r>
+      <w:bookmarkEnd w:id="29"/>
     </w:p>
     <w:p>
       <w:pPr>
@@ -6178,9 +9290,11 @@
           <w:numId w:val="1"/>
         </w:numPr>
       </w:pPr>
+      <w:bookmarkStart w:id="30" w:name="_Toc233301677"/>
       <w:r>
         <w:t>Khảo sát đo lường &amp; Cải tiến liên tục (Continuous Improvement)</w:t>
       </w:r>
+      <w:bookmarkEnd w:id="30"/>
     </w:p>
     <w:p>
       <w:pPr>
@@ -6216,6 +9330,7 @@
           <w:numId w:val="1"/>
         </w:numPr>
       </w:pPr>
+      <w:bookmarkStart w:id="31" w:name="_Toc233301678"/>
       <w:r>
         <w:t>Hướng dẫn cấu hình và thao tác các module trong h</w:t>
       </w:r>
@@ -6225,6 +9340,7 @@
       <w:r>
         <w:t xml:space="preserve"> thống</w:t>
       </w:r>
+      <w:bookmarkEnd w:id="31"/>
     </w:p>
     <w:p>
       <w:pPr>
@@ -6234,9 +9350,11 @@
           <w:numId w:val="1"/>
         </w:numPr>
       </w:pPr>
+      <w:bookmarkStart w:id="32" w:name="_Toc233301679"/>
       <w:r>
         <w:t>Tạo người dùng, phân quyền cơ bản</w:t>
       </w:r>
+      <w:bookmarkEnd w:id="32"/>
     </w:p>
     <w:p>
       <w:pPr>
@@ -6492,33 +9610,1885 @@
           <w:numId w:val="1"/>
         </w:numPr>
       </w:pPr>
+      <w:bookmarkStart w:id="33" w:name="_Toc233301680"/>
       <w:r>
         <w:t>Thêm customer</w:t>
       </w:r>
-    </w:p>
-    <w:p>
-      <w:pPr>
+      <w:bookmarkEnd w:id="33"/>
+    </w:p>
+    <w:p>
+      <w:pPr>
+        <w:ind w:left="360" w:firstLine="360"/>
+      </w:pPr>
+      <w:r>
+        <w:t>Có thể thêm khách hàng trong Module Sales, POS,</w:t>
+      </w:r>
+      <w:r>
+        <w:t xml:space="preserve"> CRM</w:t>
+      </w:r>
+      <w:r>
+        <w:t>…</w:t>
+      </w:r>
+      <w:r>
+        <w:t xml:space="preserve"> Các bước cơ bản để thêm 1 khách hàng:</w:t>
+      </w:r>
+    </w:p>
+    <w:p>
+      <w:pPr>
+        <w:pStyle w:val="ListParagraph"/>
+        <w:numPr>
+          <w:ilvl w:val="0"/>
+          <w:numId w:val="2"/>
+        </w:numPr>
+      </w:pPr>
+      <w:r>
+        <w:t>Chọn Customers (trong Sales hoặc POS, CRM) =&gt; New =&gt; điền thông tin khách hàng</w:t>
+      </w:r>
+      <w:r>
+        <w:t xml:space="preserve"> (như hình 15, 16)</w:t>
+      </w:r>
+    </w:p>
+    <w:p>
+      <w:pPr>
+        <w:keepNext/>
         <w:ind w:left="360"/>
       </w:pPr>
       <w:r>
-        <w:t xml:space="preserve">Có thể thêm khách hàng trong Module Sales, </w:t>
-      </w:r>
-      <w:proofErr w:type="gramStart"/>
-      <w:r>
-        <w:t>POS,…</w:t>
-      </w:r>
-      <w:proofErr w:type="gramEnd"/>
-    </w:p>
-    <w:p>
-      <w:pPr>
+        <w:rPr>
+          <w:noProof/>
+        </w:rPr>
+        <w:drawing>
+          <wp:inline distT="0" distB="0" distL="0" distR="0" wp14:anchorId="604A1B3F" wp14:editId="2F29DAC5">
+            <wp:extent cx="5943600" cy="2613025"/>
+            <wp:effectExtent l="0" t="0" r="0" b="0"/>
+            <wp:docPr id="8" name="Picture 8"/>
+            <wp:cNvGraphicFramePr>
+              <a:graphicFrameLocks xmlns:a="http://schemas.openxmlformats.org/drawingml/2006/main" noChangeAspect="1"/>
+            </wp:cNvGraphicFramePr>
+            <a:graphic xmlns:a="http://schemas.openxmlformats.org/drawingml/2006/main">
+              <a:graphicData uri="http://schemas.openxmlformats.org/drawingml/2006/picture">
+                <pic:pic xmlns:pic="http://schemas.openxmlformats.org/drawingml/2006/picture">
+                  <pic:nvPicPr>
+                    <pic:cNvPr id="1" name=""/>
+                    <pic:cNvPicPr/>
+                  </pic:nvPicPr>
+                  <pic:blipFill>
+                    <a:blip r:embed="rId22"/>
+                    <a:stretch>
+                      <a:fillRect/>
+                    </a:stretch>
+                  </pic:blipFill>
+                  <pic:spPr>
+                    <a:xfrm>
+                      <a:off x="0" y="0"/>
+                      <a:ext cx="5943600" cy="2613025"/>
+                    </a:xfrm>
+                    <a:prstGeom prst="rect">
+                      <a:avLst/>
+                    </a:prstGeom>
+                  </pic:spPr>
+                </pic:pic>
+              </a:graphicData>
+            </a:graphic>
+          </wp:inline>
+        </w:drawing>
+      </w:r>
+    </w:p>
+    <w:p>
+      <w:pPr>
+        <w:pStyle w:val="Caption"/>
+        <w:jc w:val="center"/>
+        <w:rPr>
+          <w:sz w:val="22"/>
+          <w:szCs w:val="22"/>
+        </w:rPr>
+      </w:pPr>
+      <w:r>
+        <w:rPr>
+          <w:sz w:val="22"/>
+          <w:szCs w:val="22"/>
+        </w:rPr>
+        <w:t xml:space="preserve">Hình </w:t>
+      </w:r>
+      <w:r>
+        <w:rPr>
+          <w:sz w:val="22"/>
+          <w:szCs w:val="22"/>
+        </w:rPr>
+        <w:fldChar w:fldCharType="begin"/>
+      </w:r>
+      <w:r>
+        <w:rPr>
+          <w:sz w:val="22"/>
+          <w:szCs w:val="22"/>
+        </w:rPr>
+        <w:instrText xml:space="preserve"> SEQ Hình \* ARABIC </w:instrText>
+      </w:r>
+      <w:r>
+        <w:rPr>
+          <w:sz w:val="22"/>
+          <w:szCs w:val="22"/>
+        </w:rPr>
+        <w:fldChar w:fldCharType="separate"/>
+      </w:r>
+      <w:r>
+        <w:rPr>
+          <w:noProof/>
+          <w:sz w:val="22"/>
+          <w:szCs w:val="22"/>
+        </w:rPr>
+        <w:t>15</w:t>
+      </w:r>
+      <w:r>
+        <w:rPr>
+          <w:sz w:val="22"/>
+          <w:szCs w:val="22"/>
+        </w:rPr>
+        <w:fldChar w:fldCharType="end"/>
+      </w:r>
+      <w:r>
+        <w:rPr>
+          <w:sz w:val="22"/>
+          <w:szCs w:val="22"/>
+        </w:rPr>
+        <w:t>. Tạo thông tin khách hàng</w:t>
+      </w:r>
+    </w:p>
+    <w:p>
+      <w:pPr>
+        <w:keepNext/>
         <w:ind w:left="360"/>
       </w:pPr>
-      <w:bookmarkStart w:id="1" w:name="_GoBack"/>
-      <w:bookmarkEnd w:id="1"/>
+      <w:r>
+        <w:rPr>
+          <w:noProof/>
+        </w:rPr>
+        <w:lastRenderedPageBreak/>
+        <w:drawing>
+          <wp:inline distT="0" distB="0" distL="0" distR="0" wp14:anchorId="6F3E6C27" wp14:editId="6BD59B4A">
+            <wp:extent cx="5943600" cy="1724025"/>
+            <wp:effectExtent l="0" t="0" r="0" b="9525"/>
+            <wp:docPr id="12" name="Picture 12"/>
+            <wp:cNvGraphicFramePr>
+              <a:graphicFrameLocks xmlns:a="http://schemas.openxmlformats.org/drawingml/2006/main" noChangeAspect="1"/>
+            </wp:cNvGraphicFramePr>
+            <a:graphic xmlns:a="http://schemas.openxmlformats.org/drawingml/2006/main">
+              <a:graphicData uri="http://schemas.openxmlformats.org/drawingml/2006/picture">
+                <pic:pic xmlns:pic="http://schemas.openxmlformats.org/drawingml/2006/picture">
+                  <pic:nvPicPr>
+                    <pic:cNvPr id="1" name=""/>
+                    <pic:cNvPicPr/>
+                  </pic:nvPicPr>
+                  <pic:blipFill>
+                    <a:blip r:embed="rId23"/>
+                    <a:stretch>
+                      <a:fillRect/>
+                    </a:stretch>
+                  </pic:blipFill>
+                  <pic:spPr>
+                    <a:xfrm>
+                      <a:off x="0" y="0"/>
+                      <a:ext cx="5943600" cy="1724025"/>
+                    </a:xfrm>
+                    <a:prstGeom prst="rect">
+                      <a:avLst/>
+                    </a:prstGeom>
+                  </pic:spPr>
+                </pic:pic>
+              </a:graphicData>
+            </a:graphic>
+          </wp:inline>
+        </w:drawing>
+      </w:r>
+    </w:p>
+    <w:p>
+      <w:pPr>
+        <w:pStyle w:val="Caption"/>
+        <w:jc w:val="center"/>
+        <w:rPr>
+          <w:sz w:val="22"/>
+          <w:szCs w:val="22"/>
+        </w:rPr>
+      </w:pPr>
+      <w:r>
+        <w:rPr>
+          <w:sz w:val="22"/>
+          <w:szCs w:val="22"/>
+        </w:rPr>
+        <w:t xml:space="preserve">Hình </w:t>
+      </w:r>
+      <w:r>
+        <w:rPr>
+          <w:sz w:val="22"/>
+          <w:szCs w:val="22"/>
+        </w:rPr>
+        <w:fldChar w:fldCharType="begin"/>
+      </w:r>
+      <w:r>
+        <w:rPr>
+          <w:sz w:val="22"/>
+          <w:szCs w:val="22"/>
+        </w:rPr>
+        <w:instrText xml:space="preserve"> SEQ Hình \* ARABIC </w:instrText>
+      </w:r>
+      <w:r>
+        <w:rPr>
+          <w:sz w:val="22"/>
+          <w:szCs w:val="22"/>
+        </w:rPr>
+        <w:fldChar w:fldCharType="separate"/>
+      </w:r>
+      <w:r>
+        <w:rPr>
+          <w:noProof/>
+          <w:sz w:val="22"/>
+          <w:szCs w:val="22"/>
+        </w:rPr>
+        <w:t>16</w:t>
+      </w:r>
+      <w:r>
+        <w:rPr>
+          <w:sz w:val="22"/>
+          <w:szCs w:val="22"/>
+        </w:rPr>
+        <w:fldChar w:fldCharType="end"/>
+      </w:r>
+      <w:r>
+        <w:rPr>
+          <w:sz w:val="22"/>
+          <w:szCs w:val="22"/>
+        </w:rPr>
+        <w:t>. Kết quả sau khi tạo khách hàng</w:t>
+      </w:r>
+    </w:p>
+    <w:p>
+      <w:pPr>
+        <w:pStyle w:val="Heading2"/>
+        <w:numPr>
+          <w:ilvl w:val="1"/>
+          <w:numId w:val="1"/>
+        </w:numPr>
+      </w:pPr>
+      <w:bookmarkStart w:id="34" w:name="_Toc233301681"/>
+      <w:r>
+        <w:t>Thêm sản phẩm, cấu hình BOM cho sản phẩm</w:t>
+      </w:r>
+      <w:bookmarkEnd w:id="34"/>
+    </w:p>
+    <w:p>
+      <w:pPr>
+        <w:ind w:left="360" w:firstLine="360"/>
+      </w:pPr>
+      <w:r>
+        <w:t>Các bước tạo 1 sản phẩm mới:</w:t>
+      </w:r>
+    </w:p>
+    <w:p>
+      <w:pPr>
+        <w:pStyle w:val="ListParagraph"/>
+        <w:numPr>
+          <w:ilvl w:val="0"/>
+          <w:numId w:val="2"/>
+        </w:numPr>
+      </w:pPr>
+      <w:r>
+        <w:t>Chọn</w:t>
+      </w:r>
+      <w:r>
+        <w:t xml:space="preserve"> Products (trong Manufactoring hoặc Inventory…) =&gt; New =&gt; Nhập thông tin sản phẩm.</w:t>
+      </w:r>
+    </w:p>
+    <w:p>
+      <w:pPr>
+        <w:keepNext/>
+        <w:ind w:left="360"/>
+        <w:jc w:val="center"/>
+      </w:pPr>
+      <w:r>
+        <w:rPr>
+          <w:noProof/>
+        </w:rPr>
+        <w:drawing>
+          <wp:inline distT="0" distB="0" distL="0" distR="0" wp14:anchorId="5D27EA86" wp14:editId="13D14546">
+            <wp:extent cx="5943600" cy="2727325"/>
+            <wp:effectExtent l="0" t="0" r="0" b="0"/>
+            <wp:docPr id="16" name="Picture 16"/>
+            <wp:cNvGraphicFramePr>
+              <a:graphicFrameLocks xmlns:a="http://schemas.openxmlformats.org/drawingml/2006/main" noChangeAspect="1"/>
+            </wp:cNvGraphicFramePr>
+            <a:graphic xmlns:a="http://schemas.openxmlformats.org/drawingml/2006/main">
+              <a:graphicData uri="http://schemas.openxmlformats.org/drawingml/2006/picture">
+                <pic:pic xmlns:pic="http://schemas.openxmlformats.org/drawingml/2006/picture">
+                  <pic:nvPicPr>
+                    <pic:cNvPr id="1" name=""/>
+                    <pic:cNvPicPr/>
+                  </pic:nvPicPr>
+                  <pic:blipFill>
+                    <a:blip r:embed="rId24"/>
+                    <a:stretch>
+                      <a:fillRect/>
+                    </a:stretch>
+                  </pic:blipFill>
+                  <pic:spPr>
+                    <a:xfrm>
+                      <a:off x="0" y="0"/>
+                      <a:ext cx="5943600" cy="2727325"/>
+                    </a:xfrm>
+                    <a:prstGeom prst="rect">
+                      <a:avLst/>
+                    </a:prstGeom>
+                  </pic:spPr>
+                </pic:pic>
+              </a:graphicData>
+            </a:graphic>
+          </wp:inline>
+        </w:drawing>
+      </w:r>
+    </w:p>
+    <w:p>
+      <w:pPr>
+        <w:pStyle w:val="Caption"/>
+        <w:jc w:val="center"/>
+        <w:rPr>
+          <w:sz w:val="22"/>
+          <w:szCs w:val="22"/>
+        </w:rPr>
+      </w:pPr>
+      <w:r>
+        <w:rPr>
+          <w:sz w:val="22"/>
+          <w:szCs w:val="22"/>
+        </w:rPr>
+        <w:t xml:space="preserve">Hình </w:t>
+      </w:r>
+      <w:r>
+        <w:rPr>
+          <w:sz w:val="22"/>
+          <w:szCs w:val="22"/>
+        </w:rPr>
+        <w:fldChar w:fldCharType="begin"/>
+      </w:r>
+      <w:r>
+        <w:rPr>
+          <w:sz w:val="22"/>
+          <w:szCs w:val="22"/>
+        </w:rPr>
+        <w:instrText xml:space="preserve"> SEQ Hình \* ARABIC </w:instrText>
+      </w:r>
+      <w:r>
+        <w:rPr>
+          <w:sz w:val="22"/>
+          <w:szCs w:val="22"/>
+        </w:rPr>
+        <w:fldChar w:fldCharType="separate"/>
+      </w:r>
+      <w:r>
+        <w:rPr>
+          <w:noProof/>
+          <w:sz w:val="22"/>
+          <w:szCs w:val="22"/>
+        </w:rPr>
+        <w:t>17</w:t>
+      </w:r>
+      <w:r>
+        <w:rPr>
+          <w:sz w:val="22"/>
+          <w:szCs w:val="22"/>
+        </w:rPr>
+        <w:fldChar w:fldCharType="end"/>
+      </w:r>
+      <w:r>
+        <w:rPr>
+          <w:sz w:val="22"/>
+          <w:szCs w:val="22"/>
+        </w:rPr>
+        <w:t>. Thông tin thêm sản phẩm</w:t>
+      </w:r>
+    </w:p>
+    <w:p/>
+    <w:p>
+      <w:pPr>
+        <w:keepNext/>
+        <w:ind w:left="360"/>
+        <w:jc w:val="center"/>
+      </w:pPr>
+      <w:r>
+        <w:rPr>
+          <w:noProof/>
+        </w:rPr>
+        <w:drawing>
+          <wp:inline distT="0" distB="0" distL="0" distR="0" wp14:anchorId="74198885" wp14:editId="14712BA7">
+            <wp:extent cx="5943600" cy="1116330"/>
+            <wp:effectExtent l="0" t="0" r="0" b="7620"/>
+            <wp:docPr id="17" name="Picture 17"/>
+            <wp:cNvGraphicFramePr>
+              <a:graphicFrameLocks xmlns:a="http://schemas.openxmlformats.org/drawingml/2006/main" noChangeAspect="1"/>
+            </wp:cNvGraphicFramePr>
+            <a:graphic xmlns:a="http://schemas.openxmlformats.org/drawingml/2006/main">
+              <a:graphicData uri="http://schemas.openxmlformats.org/drawingml/2006/picture">
+                <pic:pic xmlns:pic="http://schemas.openxmlformats.org/drawingml/2006/picture">
+                  <pic:nvPicPr>
+                    <pic:cNvPr id="1" name=""/>
+                    <pic:cNvPicPr/>
+                  </pic:nvPicPr>
+                  <pic:blipFill>
+                    <a:blip r:embed="rId25"/>
+                    <a:stretch>
+                      <a:fillRect/>
+                    </a:stretch>
+                  </pic:blipFill>
+                  <pic:spPr>
+                    <a:xfrm>
+                      <a:off x="0" y="0"/>
+                      <a:ext cx="5943600" cy="1116330"/>
+                    </a:xfrm>
+                    <a:prstGeom prst="rect">
+                      <a:avLst/>
+                    </a:prstGeom>
+                  </pic:spPr>
+                </pic:pic>
+              </a:graphicData>
+            </a:graphic>
+          </wp:inline>
+        </w:drawing>
+      </w:r>
+    </w:p>
+    <w:p>
+      <w:pPr>
+        <w:pStyle w:val="Caption"/>
+        <w:jc w:val="center"/>
+        <w:rPr>
+          <w:sz w:val="22"/>
+          <w:szCs w:val="22"/>
+        </w:rPr>
+      </w:pPr>
+      <w:r>
+        <w:rPr>
+          <w:sz w:val="22"/>
+          <w:szCs w:val="22"/>
+        </w:rPr>
+        <w:t xml:space="preserve">Hình </w:t>
+      </w:r>
+      <w:r>
+        <w:rPr>
+          <w:sz w:val="22"/>
+          <w:szCs w:val="22"/>
+        </w:rPr>
+        <w:fldChar w:fldCharType="begin"/>
+      </w:r>
+      <w:r>
+        <w:rPr>
+          <w:sz w:val="22"/>
+          <w:szCs w:val="22"/>
+        </w:rPr>
+        <w:instrText xml:space="preserve"> SEQ Hình \* ARABIC </w:instrText>
+      </w:r>
+      <w:r>
+        <w:rPr>
+          <w:sz w:val="22"/>
+          <w:szCs w:val="22"/>
+        </w:rPr>
+        <w:fldChar w:fldCharType="separate"/>
+      </w:r>
+      <w:r>
+        <w:rPr>
+          <w:noProof/>
+          <w:sz w:val="22"/>
+          <w:szCs w:val="22"/>
+        </w:rPr>
+        <w:t>18</w:t>
+      </w:r>
+      <w:r>
+        <w:rPr>
+          <w:sz w:val="22"/>
+          <w:szCs w:val="22"/>
+        </w:rPr>
+        <w:fldChar w:fldCharType="end"/>
+      </w:r>
+      <w:r>
+        <w:rPr>
+          <w:sz w:val="22"/>
+          <w:szCs w:val="22"/>
+        </w:rPr>
+        <w:t>. Kết quả sau khi thêm sản phẩm</w:t>
+      </w:r>
+    </w:p>
+    <w:p>
+      <w:pPr>
+        <w:ind w:left="720"/>
+      </w:pPr>
+      <w:r>
+        <w:lastRenderedPageBreak/>
+        <w:t>Cấu hình BOM (Bill of Materials) cho sản phẩm. Ví dụ: 1 Sản phẩm ghế Salon được làm từ 20m Vải da bò, 2 m</w:t>
+      </w:r>
+      <w:r>
+        <w:rPr>
+          <w:vertAlign w:val="superscript"/>
+        </w:rPr>
+        <w:t>3</w:t>
+      </w:r>
+      <w:r>
+        <w:t xml:space="preserve"> gỗ ép, 2 kg Sợi Bông. Các bước cấu hình:</w:t>
+      </w:r>
+    </w:p>
+    <w:p>
+      <w:pPr>
+        <w:pStyle w:val="ListParagraph"/>
+        <w:numPr>
+          <w:ilvl w:val="0"/>
+          <w:numId w:val="2"/>
+        </w:numPr>
+      </w:pPr>
+      <w:r>
+        <w:t>Chọn sản phẩm cần cấu hình =&gt; Bill of Materials =&gt; New</w:t>
+      </w:r>
+      <w:r>
+        <w:t xml:space="preserve"> (như Hình 19, 20, 21)</w:t>
+      </w:r>
+    </w:p>
+    <w:p>
+      <w:pPr>
+        <w:keepNext/>
+        <w:ind w:left="360"/>
+        <w:jc w:val="center"/>
+      </w:pPr>
+      <w:r>
+        <w:rPr>
+          <w:noProof/>
+        </w:rPr>
+        <w:drawing>
+          <wp:inline distT="0" distB="0" distL="0" distR="0" wp14:anchorId="46F89879" wp14:editId="6BB2EDC3">
+            <wp:extent cx="5943600" cy="2743835"/>
+            <wp:effectExtent l="0" t="0" r="0" b="0"/>
+            <wp:docPr id="19" name="Picture 19"/>
+            <wp:cNvGraphicFramePr>
+              <a:graphicFrameLocks xmlns:a="http://schemas.openxmlformats.org/drawingml/2006/main" noChangeAspect="1"/>
+            </wp:cNvGraphicFramePr>
+            <a:graphic xmlns:a="http://schemas.openxmlformats.org/drawingml/2006/main">
+              <a:graphicData uri="http://schemas.openxmlformats.org/drawingml/2006/picture">
+                <pic:pic xmlns:pic="http://schemas.openxmlformats.org/drawingml/2006/picture">
+                  <pic:nvPicPr>
+                    <pic:cNvPr id="1" name=""/>
+                    <pic:cNvPicPr/>
+                  </pic:nvPicPr>
+                  <pic:blipFill>
+                    <a:blip r:embed="rId26"/>
+                    <a:stretch>
+                      <a:fillRect/>
+                    </a:stretch>
+                  </pic:blipFill>
+                  <pic:spPr>
+                    <a:xfrm>
+                      <a:off x="0" y="0"/>
+                      <a:ext cx="5943600" cy="2743835"/>
+                    </a:xfrm>
+                    <a:prstGeom prst="rect">
+                      <a:avLst/>
+                    </a:prstGeom>
+                  </pic:spPr>
+                </pic:pic>
+              </a:graphicData>
+            </a:graphic>
+          </wp:inline>
+        </w:drawing>
+      </w:r>
+    </w:p>
+    <w:p>
+      <w:pPr>
+        <w:pStyle w:val="Caption"/>
+        <w:jc w:val="center"/>
+        <w:rPr>
+          <w:sz w:val="22"/>
+          <w:szCs w:val="22"/>
+        </w:rPr>
+      </w:pPr>
+      <w:r>
+        <w:rPr>
+          <w:sz w:val="22"/>
+          <w:szCs w:val="22"/>
+        </w:rPr>
+        <w:t xml:space="preserve">Hình </w:t>
+      </w:r>
+      <w:r>
+        <w:rPr>
+          <w:sz w:val="22"/>
+          <w:szCs w:val="22"/>
+        </w:rPr>
+        <w:fldChar w:fldCharType="begin"/>
+      </w:r>
+      <w:r>
+        <w:rPr>
+          <w:sz w:val="22"/>
+          <w:szCs w:val="22"/>
+        </w:rPr>
+        <w:instrText xml:space="preserve"> SEQ Hình \* ARABIC </w:instrText>
+      </w:r>
+      <w:r>
+        <w:rPr>
+          <w:sz w:val="22"/>
+          <w:szCs w:val="22"/>
+        </w:rPr>
+        <w:fldChar w:fldCharType="separate"/>
+      </w:r>
+      <w:r>
+        <w:rPr>
+          <w:noProof/>
+          <w:sz w:val="22"/>
+          <w:szCs w:val="22"/>
+        </w:rPr>
+        <w:t>19</w:t>
+      </w:r>
+      <w:r>
+        <w:rPr>
+          <w:sz w:val="22"/>
+          <w:szCs w:val="22"/>
+        </w:rPr>
+        <w:fldChar w:fldCharType="end"/>
+      </w:r>
+      <w:r>
+        <w:rPr>
+          <w:sz w:val="22"/>
+          <w:szCs w:val="22"/>
+        </w:rPr>
+        <w:t>. Thông tin cấu hình BOM cho sản phẩm</w:t>
+      </w:r>
+    </w:p>
+    <w:p/>
+    <w:p>
+      <w:pPr>
+        <w:keepNext/>
+        <w:ind w:left="360"/>
+        <w:jc w:val="center"/>
+      </w:pPr>
+      <w:r>
+        <w:rPr>
+          <w:noProof/>
+        </w:rPr>
+        <w:drawing>
+          <wp:inline distT="0" distB="0" distL="0" distR="0" wp14:anchorId="162C90D5" wp14:editId="50BA0100">
+            <wp:extent cx="5943600" cy="2828925"/>
+            <wp:effectExtent l="0" t="0" r="0" b="9525"/>
+            <wp:docPr id="18" name="Picture 18"/>
+            <wp:cNvGraphicFramePr>
+              <a:graphicFrameLocks xmlns:a="http://schemas.openxmlformats.org/drawingml/2006/main" noChangeAspect="1"/>
+            </wp:cNvGraphicFramePr>
+            <a:graphic xmlns:a="http://schemas.openxmlformats.org/drawingml/2006/main">
+              <a:graphicData uri="http://schemas.openxmlformats.org/drawingml/2006/picture">
+                <pic:pic xmlns:pic="http://schemas.openxmlformats.org/drawingml/2006/picture">
+                  <pic:nvPicPr>
+                    <pic:cNvPr id="1" name=""/>
+                    <pic:cNvPicPr/>
+                  </pic:nvPicPr>
+                  <pic:blipFill>
+                    <a:blip r:embed="rId27"/>
+                    <a:stretch>
+                      <a:fillRect/>
+                    </a:stretch>
+                  </pic:blipFill>
+                  <pic:spPr>
+                    <a:xfrm>
+                      <a:off x="0" y="0"/>
+                      <a:ext cx="5943600" cy="2828925"/>
+                    </a:xfrm>
+                    <a:prstGeom prst="rect">
+                      <a:avLst/>
+                    </a:prstGeom>
+                  </pic:spPr>
+                </pic:pic>
+              </a:graphicData>
+            </a:graphic>
+          </wp:inline>
+        </w:drawing>
+      </w:r>
+    </w:p>
+    <w:p>
+      <w:pPr>
+        <w:pStyle w:val="Caption"/>
+        <w:jc w:val="center"/>
+        <w:rPr>
+          <w:sz w:val="22"/>
+          <w:szCs w:val="22"/>
+        </w:rPr>
+      </w:pPr>
+      <w:r>
+        <w:rPr>
+          <w:sz w:val="22"/>
+          <w:szCs w:val="22"/>
+        </w:rPr>
+        <w:t xml:space="preserve">Hình </w:t>
+      </w:r>
+      <w:r>
+        <w:rPr>
+          <w:sz w:val="22"/>
+          <w:szCs w:val="22"/>
+        </w:rPr>
+        <w:fldChar w:fldCharType="begin"/>
+      </w:r>
+      <w:r>
+        <w:rPr>
+          <w:sz w:val="22"/>
+          <w:szCs w:val="22"/>
+        </w:rPr>
+        <w:instrText xml:space="preserve"> SEQ Hình \* ARABIC </w:instrText>
+      </w:r>
+      <w:r>
+        <w:rPr>
+          <w:sz w:val="22"/>
+          <w:szCs w:val="22"/>
+        </w:rPr>
+        <w:fldChar w:fldCharType="separate"/>
+      </w:r>
+      <w:r>
+        <w:rPr>
+          <w:noProof/>
+          <w:sz w:val="22"/>
+          <w:szCs w:val="22"/>
+        </w:rPr>
+        <w:t>20</w:t>
+      </w:r>
+      <w:r>
+        <w:rPr>
+          <w:sz w:val="22"/>
+          <w:szCs w:val="22"/>
+        </w:rPr>
+        <w:fldChar w:fldCharType="end"/>
+      </w:r>
+      <w:r>
+        <w:rPr>
+          <w:sz w:val="22"/>
+          <w:szCs w:val="22"/>
+        </w:rPr>
+        <w:t>. Tạo các thành phần BOM nếu chưa có</w:t>
+      </w:r>
+    </w:p>
+    <w:p>
+      <w:pPr>
+        <w:keepNext/>
+        <w:ind w:left="360"/>
+        <w:jc w:val="center"/>
+      </w:pPr>
+      <w:r>
+        <w:rPr>
+          <w:noProof/>
+        </w:rPr>
+        <w:lastRenderedPageBreak/>
+        <w:drawing>
+          <wp:inline distT="0" distB="0" distL="0" distR="0" wp14:anchorId="54DB8AEC" wp14:editId="3287E3DF">
+            <wp:extent cx="5943600" cy="1791970"/>
+            <wp:effectExtent l="0" t="0" r="0" b="0"/>
+            <wp:docPr id="22" name="Picture 22"/>
+            <wp:cNvGraphicFramePr>
+              <a:graphicFrameLocks xmlns:a="http://schemas.openxmlformats.org/drawingml/2006/main" noChangeAspect="1"/>
+            </wp:cNvGraphicFramePr>
+            <a:graphic xmlns:a="http://schemas.openxmlformats.org/drawingml/2006/main">
+              <a:graphicData uri="http://schemas.openxmlformats.org/drawingml/2006/picture">
+                <pic:pic xmlns:pic="http://schemas.openxmlformats.org/drawingml/2006/picture">
+                  <pic:nvPicPr>
+                    <pic:cNvPr id="1" name=""/>
+                    <pic:cNvPicPr/>
+                  </pic:nvPicPr>
+                  <pic:blipFill>
+                    <a:blip r:embed="rId28"/>
+                    <a:stretch>
+                      <a:fillRect/>
+                    </a:stretch>
+                  </pic:blipFill>
+                  <pic:spPr>
+                    <a:xfrm>
+                      <a:off x="0" y="0"/>
+                      <a:ext cx="5943600" cy="1791970"/>
+                    </a:xfrm>
+                    <a:prstGeom prst="rect">
+                      <a:avLst/>
+                    </a:prstGeom>
+                  </pic:spPr>
+                </pic:pic>
+              </a:graphicData>
+            </a:graphic>
+          </wp:inline>
+        </w:drawing>
+      </w:r>
+    </w:p>
+    <w:p>
+      <w:pPr>
+        <w:pStyle w:val="Caption"/>
+        <w:jc w:val="center"/>
+      </w:pPr>
+      <w:r>
+        <w:t xml:space="preserve">Hình </w:t>
+      </w:r>
+      <w:r>
+        <w:fldChar w:fldCharType="begin"/>
+      </w:r>
+      <w:r>
+        <w:instrText xml:space="preserve"> SEQ Hình \* ARABIC </w:instrText>
+      </w:r>
+      <w:r>
+        <w:fldChar w:fldCharType="separate"/>
+      </w:r>
+      <w:r>
+        <w:rPr>
+          <w:noProof/>
+        </w:rPr>
+        <w:t>21</w:t>
+      </w:r>
+      <w:r>
+        <w:fldChar w:fldCharType="end"/>
+      </w:r>
+      <w:r>
+        <w:t>. Kết quả tạo BOM</w:t>
+      </w:r>
+    </w:p>
+    <w:p>
+      <w:pPr>
+        <w:pStyle w:val="Heading2"/>
+        <w:numPr>
+          <w:ilvl w:val="1"/>
+          <w:numId w:val="1"/>
+        </w:numPr>
+      </w:pPr>
+      <w:bookmarkStart w:id="35" w:name="_Toc233301682"/>
+      <w:r>
+        <w:t>Hướng dẫn sử dụng Module CRM</w:t>
+      </w:r>
+      <w:bookmarkEnd w:id="35"/>
+    </w:p>
+    <w:p>
+      <w:pPr>
+        <w:ind w:firstLine="360"/>
+      </w:pPr>
+      <w:r>
+        <w:t>Quy trình của CRM</w:t>
+      </w:r>
+      <w:r>
+        <w:t xml:space="preserve"> (như Hình 22):</w:t>
+      </w:r>
+    </w:p>
+    <w:p>
+      <w:pPr>
+        <w:pStyle w:val="ListParagraph"/>
+        <w:numPr>
+          <w:ilvl w:val="0"/>
+          <w:numId w:val="2"/>
+        </w:numPr>
+        <w:jc w:val="both"/>
+      </w:pPr>
+      <w:r>
+        <w:t>Bước 1: Thu thập đầu mối (Lead Generation): Tiếp nhận thông tin thô từ nhiều nguồn.</w:t>
+      </w:r>
+    </w:p>
+    <w:p>
+      <w:pPr>
+        <w:pStyle w:val="ListParagraph"/>
+        <w:numPr>
+          <w:ilvl w:val="0"/>
+          <w:numId w:val="2"/>
+        </w:numPr>
+        <w:jc w:val="both"/>
+      </w:pPr>
+      <w:r>
+        <w:t>Bước 2: Sàng lọc và đánh giá (Lead Qualification): Sàn lọc, gọi điện, gửi mail xem khách hàng có ngân sách và nhu cầu phù hợp hay không để đưa qua giai đoạn Phễu bán hàng.</w:t>
+      </w:r>
+    </w:p>
+    <w:p>
+      <w:pPr>
+        <w:pStyle w:val="ListParagraph"/>
+        <w:numPr>
+          <w:ilvl w:val="0"/>
+          <w:numId w:val="2"/>
+        </w:numPr>
+        <w:jc w:val="both"/>
+      </w:pPr>
+      <w:r>
+        <w:t>Bước 3: Quản lý Phễu bán hàng (Pipeline Management): Chăm sóc theo các giai đoạn.</w:t>
+      </w:r>
+    </w:p>
+    <w:p>
+      <w:pPr>
+        <w:pStyle w:val="ListParagraph"/>
+        <w:numPr>
+          <w:ilvl w:val="0"/>
+          <w:numId w:val="2"/>
+        </w:numPr>
+        <w:jc w:val="both"/>
+      </w:pPr>
+      <w:r>
+        <w:t>Bước 4: Chốt giao dịch (Won/Lost): thất bại thì đánh dấu để tối ưu dữ liệu sau này. Thành công đẩy sang Sales.</w:t>
+      </w:r>
+    </w:p>
+    <w:p>
+      <w:pPr>
+        <w:keepNext/>
+        <w:ind w:left="360"/>
+        <w:jc w:val="center"/>
+      </w:pPr>
+      <w:r>
+        <w:drawing>
+          <wp:inline distT="0" distB="0" distL="0" distR="0" wp14:anchorId="7966401E" wp14:editId="2C452A03">
+            <wp:extent cx="5943600" cy="1089025"/>
+            <wp:effectExtent l="0" t="0" r="0" b="0"/>
+            <wp:docPr id="25" name="Picture 9">
+              <a:extLst xmlns:a="http://schemas.openxmlformats.org/drawingml/2006/main">
+                <a:ext uri="{FF2B5EF4-FFF2-40B4-BE49-F238E27FC236}">
+                  <a16:creationId xmlns:a16="http://schemas.microsoft.com/office/drawing/2014/main" id="{5DDB170D-90CE-48EA-B376-DF13BE49B832}"/>
+                </a:ext>
+              </a:extLst>
+            </wp:docPr>
+            <wp:cNvGraphicFramePr>
+              <a:graphicFrameLocks xmlns:a="http://schemas.openxmlformats.org/drawingml/2006/main" noChangeAspect="1"/>
+            </wp:cNvGraphicFramePr>
+            <a:graphic xmlns:a="http://schemas.openxmlformats.org/drawingml/2006/main">
+              <a:graphicData uri="http://schemas.openxmlformats.org/drawingml/2006/picture">
+                <pic:pic xmlns:pic="http://schemas.openxmlformats.org/drawingml/2006/picture">
+                  <pic:nvPicPr>
+                    <pic:cNvPr id="10" name="Picture 9">
+                      <a:extLst>
+                        <a:ext uri="{FF2B5EF4-FFF2-40B4-BE49-F238E27FC236}">
+                          <a16:creationId xmlns:a16="http://schemas.microsoft.com/office/drawing/2014/main" id="{5DDB170D-90CE-48EA-B376-DF13BE49B832}"/>
+                        </a:ext>
+                      </a:extLst>
+                    </pic:cNvPr>
+                    <pic:cNvPicPr>
+                      <a:picLocks noChangeAspect="1"/>
+                    </pic:cNvPicPr>
+                  </pic:nvPicPr>
+                  <pic:blipFill>
+                    <a:blip r:embed="rId29"/>
+                    <a:stretch>
+                      <a:fillRect/>
+                    </a:stretch>
+                  </pic:blipFill>
+                  <pic:spPr>
+                    <a:xfrm>
+                      <a:off x="0" y="0"/>
+                      <a:ext cx="5943600" cy="1089025"/>
+                    </a:xfrm>
+                    <a:prstGeom prst="rect">
+                      <a:avLst/>
+                    </a:prstGeom>
+                  </pic:spPr>
+                </pic:pic>
+              </a:graphicData>
+            </a:graphic>
+          </wp:inline>
+        </w:drawing>
+      </w:r>
+    </w:p>
+    <w:p>
+      <w:pPr>
+        <w:pStyle w:val="Caption"/>
+        <w:jc w:val="center"/>
+        <w:rPr>
+          <w:sz w:val="22"/>
+          <w:szCs w:val="22"/>
+        </w:rPr>
+      </w:pPr>
+      <w:r>
+        <w:rPr>
+          <w:sz w:val="22"/>
+          <w:szCs w:val="22"/>
+        </w:rPr>
+        <w:t xml:space="preserve">Hình </w:t>
+      </w:r>
+      <w:r>
+        <w:rPr>
+          <w:sz w:val="22"/>
+          <w:szCs w:val="22"/>
+        </w:rPr>
+        <w:fldChar w:fldCharType="begin"/>
+      </w:r>
+      <w:r>
+        <w:rPr>
+          <w:sz w:val="22"/>
+          <w:szCs w:val="22"/>
+        </w:rPr>
+        <w:instrText xml:space="preserve"> SEQ Hình \* ARABIC </w:instrText>
+      </w:r>
+      <w:r>
+        <w:rPr>
+          <w:sz w:val="22"/>
+          <w:szCs w:val="22"/>
+        </w:rPr>
+        <w:fldChar w:fldCharType="separate"/>
+      </w:r>
+      <w:r>
+        <w:rPr>
+          <w:noProof/>
+          <w:sz w:val="22"/>
+          <w:szCs w:val="22"/>
+        </w:rPr>
+        <w:t>22</w:t>
+      </w:r>
+      <w:r>
+        <w:rPr>
+          <w:sz w:val="22"/>
+          <w:szCs w:val="22"/>
+        </w:rPr>
+        <w:fldChar w:fldCharType="end"/>
+      </w:r>
+      <w:r>
+        <w:rPr>
+          <w:sz w:val="22"/>
+          <w:szCs w:val="22"/>
+        </w:rPr>
+        <w:t>. Quy trình trong CRM</w:t>
+      </w:r>
+    </w:p>
+    <w:p>
+      <w:r>
+        <w:tab/>
+      </w:r>
+      <w:r>
+        <w:t>Thao tác thực hiện:</w:t>
+      </w:r>
+    </w:p>
+    <w:p>
+      <w:pPr>
+        <w:pStyle w:val="ListParagraph"/>
+        <w:numPr>
+          <w:ilvl w:val="0"/>
+          <w:numId w:val="2"/>
+        </w:numPr>
+      </w:pPr>
+      <w:r>
+        <w:t xml:space="preserve">Tạo </w:t>
+      </w:r>
+      <w:r>
+        <w:t>Lead</w:t>
+      </w:r>
+      <w:r>
+        <w:t xml:space="preserve"> =&gt; </w:t>
+      </w:r>
+      <w:r>
+        <w:t>Xác nhận khách hàng</w:t>
+      </w:r>
+      <w:r>
+        <w:t xml:space="preserve"> =&gt; </w:t>
+      </w:r>
+      <w:r>
+        <w:t>Chăm sóc khách hàng =&gt; Chốt Won/Lost</w:t>
+      </w:r>
+      <w:r>
+        <w:t xml:space="preserve"> (như Hình 23)</w:t>
+      </w:r>
+    </w:p>
+    <w:p>
+      <w:pPr>
+        <w:keepNext/>
+        <w:ind w:left="360"/>
+        <w:jc w:val="center"/>
+      </w:pPr>
+      <w:r>
+        <w:rPr>
+          <w:noProof/>
+        </w:rPr>
+        <w:lastRenderedPageBreak/>
+        <w:drawing>
+          <wp:inline distT="0" distB="0" distL="0" distR="0" wp14:anchorId="77B3C844" wp14:editId="147F5038">
+            <wp:extent cx="5943600" cy="2164080"/>
+            <wp:effectExtent l="0" t="0" r="0" b="7620"/>
+            <wp:docPr id="26" name="Picture 26"/>
+            <wp:cNvGraphicFramePr>
+              <a:graphicFrameLocks xmlns:a="http://schemas.openxmlformats.org/drawingml/2006/main" noChangeAspect="1"/>
+            </wp:cNvGraphicFramePr>
+            <a:graphic xmlns:a="http://schemas.openxmlformats.org/drawingml/2006/main">
+              <a:graphicData uri="http://schemas.openxmlformats.org/drawingml/2006/picture">
+                <pic:pic xmlns:pic="http://schemas.openxmlformats.org/drawingml/2006/picture">
+                  <pic:nvPicPr>
+                    <pic:cNvPr id="1" name=""/>
+                    <pic:cNvPicPr/>
+                  </pic:nvPicPr>
+                  <pic:blipFill>
+                    <a:blip r:embed="rId30"/>
+                    <a:stretch>
+                      <a:fillRect/>
+                    </a:stretch>
+                  </pic:blipFill>
+                  <pic:spPr>
+                    <a:xfrm>
+                      <a:off x="0" y="0"/>
+                      <a:ext cx="5943600" cy="2164080"/>
+                    </a:xfrm>
+                    <a:prstGeom prst="rect">
+                      <a:avLst/>
+                    </a:prstGeom>
+                  </pic:spPr>
+                </pic:pic>
+              </a:graphicData>
+            </a:graphic>
+          </wp:inline>
+        </w:drawing>
+      </w:r>
+    </w:p>
+    <w:p>
+      <w:pPr>
+        <w:pStyle w:val="Caption"/>
+        <w:jc w:val="center"/>
+        <w:rPr>
+          <w:sz w:val="22"/>
+          <w:szCs w:val="22"/>
+        </w:rPr>
+      </w:pPr>
+      <w:r>
+        <w:rPr>
+          <w:sz w:val="22"/>
+          <w:szCs w:val="22"/>
+        </w:rPr>
+        <w:t xml:space="preserve">Hình </w:t>
+      </w:r>
+      <w:r>
+        <w:rPr>
+          <w:sz w:val="22"/>
+          <w:szCs w:val="22"/>
+        </w:rPr>
+        <w:fldChar w:fldCharType="begin"/>
+      </w:r>
+      <w:r>
+        <w:rPr>
+          <w:sz w:val="22"/>
+          <w:szCs w:val="22"/>
+        </w:rPr>
+        <w:instrText xml:space="preserve"> SEQ Hình \* ARABIC </w:instrText>
+      </w:r>
+      <w:r>
+        <w:rPr>
+          <w:sz w:val="22"/>
+          <w:szCs w:val="22"/>
+        </w:rPr>
+        <w:fldChar w:fldCharType="separate"/>
+      </w:r>
+      <w:r>
+        <w:rPr>
+          <w:noProof/>
+          <w:sz w:val="22"/>
+          <w:szCs w:val="22"/>
+        </w:rPr>
+        <w:t>23</w:t>
+      </w:r>
+      <w:r>
+        <w:rPr>
+          <w:sz w:val="22"/>
+          <w:szCs w:val="22"/>
+        </w:rPr>
+        <w:fldChar w:fldCharType="end"/>
+      </w:r>
+      <w:r>
+        <w:rPr>
+          <w:sz w:val="22"/>
+          <w:szCs w:val="22"/>
+        </w:rPr>
+        <w:t>. Sử dụng module CRM</w:t>
+      </w:r>
+    </w:p>
+    <w:p>
+      <w:pPr>
+        <w:pStyle w:val="Heading2"/>
+        <w:numPr>
+          <w:ilvl w:val="1"/>
+          <w:numId w:val="1"/>
+        </w:numPr>
+      </w:pPr>
+      <w:bookmarkStart w:id="36" w:name="_Toc233301683"/>
+      <w:r>
+        <w:t>Hướng dẫn sử dụng module Sales</w:t>
+      </w:r>
+      <w:bookmarkEnd w:id="36"/>
+    </w:p>
+    <w:p>
+      <w:pPr>
+        <w:ind w:left="360"/>
+      </w:pPr>
+      <w:r>
+        <w:t>Quy trình của Sales</w:t>
+      </w:r>
+      <w:r>
+        <w:t xml:space="preserve"> (như Hình 24)</w:t>
+      </w:r>
+      <w:r>
+        <w:t>:</w:t>
+      </w:r>
+    </w:p>
+    <w:p>
+      <w:pPr>
+        <w:pStyle w:val="ListParagraph"/>
+        <w:numPr>
+          <w:ilvl w:val="0"/>
+          <w:numId w:val="2"/>
+        </w:numPr>
+        <w:jc w:val="both"/>
+      </w:pPr>
+      <w:r>
+        <w:t>Bước 1: Tạo báo giá (Quotation): Soạn thảo bảng giá gồm danh sách sản phẩm, số lượng, chính sách hoặc bảng giá riêng cho khách hàng. Trạng thái đơn hàng là Quotation (Bảo giá nháp).</w:t>
+      </w:r>
+      <w:r>
+        <w:t xml:space="preserve"> (như Hình 25)</w:t>
+      </w:r>
+    </w:p>
+    <w:p>
+      <w:pPr>
+        <w:pStyle w:val="ListParagraph"/>
+        <w:numPr>
+          <w:ilvl w:val="0"/>
+          <w:numId w:val="2"/>
+        </w:numPr>
+        <w:jc w:val="both"/>
+      </w:pPr>
+      <w:r>
+        <w:t>Bước 2: Gửi báo giá (Quotation Sent): Sales sẽ gửi báo giá trực tiếp qua email cho khách hàng.</w:t>
+      </w:r>
+      <w:r>
+        <w:t xml:space="preserve"> (như Hình 26)</w:t>
+      </w:r>
+    </w:p>
+    <w:p>
+      <w:pPr>
+        <w:pStyle w:val="ListParagraph"/>
+        <w:numPr>
+          <w:ilvl w:val="0"/>
+          <w:numId w:val="2"/>
+        </w:numPr>
+        <w:jc w:val="both"/>
+      </w:pPr>
+      <w:r>
+        <w:t>Bước 3: Xác nhận đơn bán hàng (Sales Order): Khi khách hàng đồng ý và confirm, bảng báo giá sẽ chuyển thành Sales Order.</w:t>
+      </w:r>
+      <w:r>
+        <w:t xml:space="preserve"> (như Hình 27)</w:t>
+      </w:r>
+    </w:p>
+    <w:p>
+      <w:pPr>
+        <w:pStyle w:val="ListParagraph"/>
+        <w:numPr>
+          <w:ilvl w:val="0"/>
+          <w:numId w:val="2"/>
+        </w:numPr>
+        <w:jc w:val="both"/>
+      </w:pPr>
+      <w:r>
+        <w:t>Bước 4: Kích hoạt tự động hoá sang Kho/sản xuất</w:t>
+      </w:r>
+    </w:p>
+    <w:p>
+      <w:pPr>
+        <w:keepNext/>
+        <w:ind w:left="360"/>
+        <w:jc w:val="center"/>
+      </w:pPr>
+      <w:r>
+        <w:drawing>
+          <wp:inline distT="0" distB="0" distL="0" distR="0" wp14:anchorId="03F6C402" wp14:editId="7762E171">
+            <wp:extent cx="5943600" cy="1004570"/>
+            <wp:effectExtent l="0" t="0" r="0" b="5080"/>
+            <wp:docPr id="27" name="Picture 1">
+              <a:extLst xmlns:a="http://schemas.openxmlformats.org/drawingml/2006/main">
+                <a:ext uri="{FF2B5EF4-FFF2-40B4-BE49-F238E27FC236}">
+                  <a16:creationId xmlns:a16="http://schemas.microsoft.com/office/drawing/2014/main" id="{4AF08757-1F7B-49F5-830E-91135DC4F021}"/>
+                </a:ext>
+              </a:extLst>
+            </wp:docPr>
+            <wp:cNvGraphicFramePr>
+              <a:graphicFrameLocks xmlns:a="http://schemas.openxmlformats.org/drawingml/2006/main" noChangeAspect="1"/>
+            </wp:cNvGraphicFramePr>
+            <a:graphic xmlns:a="http://schemas.openxmlformats.org/drawingml/2006/main">
+              <a:graphicData uri="http://schemas.openxmlformats.org/drawingml/2006/picture">
+                <pic:pic xmlns:pic="http://schemas.openxmlformats.org/drawingml/2006/picture">
+                  <pic:nvPicPr>
+                    <pic:cNvPr id="2" name="Picture 1">
+                      <a:extLst>
+                        <a:ext uri="{FF2B5EF4-FFF2-40B4-BE49-F238E27FC236}">
+                          <a16:creationId xmlns:a16="http://schemas.microsoft.com/office/drawing/2014/main" id="{4AF08757-1F7B-49F5-830E-91135DC4F021}"/>
+                        </a:ext>
+                      </a:extLst>
+                    </pic:cNvPr>
+                    <pic:cNvPicPr>
+                      <a:picLocks noChangeAspect="1"/>
+                    </pic:cNvPicPr>
+                  </pic:nvPicPr>
+                  <pic:blipFill>
+                    <a:blip r:embed="rId31"/>
+                    <a:stretch>
+                      <a:fillRect/>
+                    </a:stretch>
+                  </pic:blipFill>
+                  <pic:spPr>
+                    <a:xfrm>
+                      <a:off x="0" y="0"/>
+                      <a:ext cx="5943600" cy="1004570"/>
+                    </a:xfrm>
+                    <a:prstGeom prst="rect">
+                      <a:avLst/>
+                    </a:prstGeom>
+                  </pic:spPr>
+                </pic:pic>
+              </a:graphicData>
+            </a:graphic>
+          </wp:inline>
+        </w:drawing>
+      </w:r>
+    </w:p>
+    <w:p>
+      <w:pPr>
+        <w:pStyle w:val="Caption"/>
+        <w:jc w:val="center"/>
+        <w:rPr>
+          <w:sz w:val="22"/>
+          <w:szCs w:val="22"/>
+        </w:rPr>
+      </w:pPr>
+      <w:r>
+        <w:rPr>
+          <w:sz w:val="22"/>
+          <w:szCs w:val="22"/>
+        </w:rPr>
+        <w:t xml:space="preserve">Hình </w:t>
+      </w:r>
+      <w:r>
+        <w:rPr>
+          <w:sz w:val="22"/>
+          <w:szCs w:val="22"/>
+        </w:rPr>
+        <w:fldChar w:fldCharType="begin"/>
+      </w:r>
+      <w:r>
+        <w:rPr>
+          <w:sz w:val="22"/>
+          <w:szCs w:val="22"/>
+        </w:rPr>
+        <w:instrText xml:space="preserve"> SEQ Hình \* ARABIC </w:instrText>
+      </w:r>
+      <w:r>
+        <w:rPr>
+          <w:sz w:val="22"/>
+          <w:szCs w:val="22"/>
+        </w:rPr>
+        <w:fldChar w:fldCharType="separate"/>
+      </w:r>
+      <w:r>
+        <w:rPr>
+          <w:noProof/>
+          <w:sz w:val="22"/>
+          <w:szCs w:val="22"/>
+        </w:rPr>
+        <w:t>24</w:t>
+      </w:r>
+      <w:r>
+        <w:rPr>
+          <w:sz w:val="22"/>
+          <w:szCs w:val="22"/>
+        </w:rPr>
+        <w:fldChar w:fldCharType="end"/>
+      </w:r>
+      <w:r>
+        <w:rPr>
+          <w:sz w:val="22"/>
+          <w:szCs w:val="22"/>
+        </w:rPr>
+        <w:t>. Quy trình trong Sales</w:t>
+      </w:r>
+    </w:p>
+    <w:p>
+      <w:pPr>
+        <w:keepNext/>
+        <w:ind w:left="360"/>
+        <w:jc w:val="center"/>
+      </w:pPr>
+      <w:r>
+        <w:lastRenderedPageBreak/>
+        <w:drawing>
+          <wp:inline distT="0" distB="0" distL="0" distR="0" wp14:anchorId="521E7239" wp14:editId="2B554547">
+            <wp:extent cx="5943600" cy="2849245"/>
+            <wp:effectExtent l="0" t="0" r="0" b="8255"/>
+            <wp:docPr id="28" name="Picture 1">
+              <a:extLst xmlns:a="http://schemas.openxmlformats.org/drawingml/2006/main">
+                <a:ext uri="{FF2B5EF4-FFF2-40B4-BE49-F238E27FC236}">
+                  <a16:creationId xmlns:a16="http://schemas.microsoft.com/office/drawing/2014/main" id="{C9DF65E3-0AEC-4A9D-BCB4-11ED4BBC4160}"/>
+                </a:ext>
+              </a:extLst>
+            </wp:docPr>
+            <wp:cNvGraphicFramePr>
+              <a:graphicFrameLocks xmlns:a="http://schemas.openxmlformats.org/drawingml/2006/main" noChangeAspect="1"/>
+            </wp:cNvGraphicFramePr>
+            <a:graphic xmlns:a="http://schemas.openxmlformats.org/drawingml/2006/main">
+              <a:graphicData uri="http://schemas.openxmlformats.org/drawingml/2006/picture">
+                <pic:pic xmlns:pic="http://schemas.openxmlformats.org/drawingml/2006/picture">
+                  <pic:nvPicPr>
+                    <pic:cNvPr id="2" name="Picture 1">
+                      <a:extLst>
+                        <a:ext uri="{FF2B5EF4-FFF2-40B4-BE49-F238E27FC236}">
+                          <a16:creationId xmlns:a16="http://schemas.microsoft.com/office/drawing/2014/main" id="{C9DF65E3-0AEC-4A9D-BCB4-11ED4BBC4160}"/>
+                        </a:ext>
+                      </a:extLst>
+                    </pic:cNvPr>
+                    <pic:cNvPicPr>
+                      <a:picLocks noChangeAspect="1"/>
+                    </pic:cNvPicPr>
+                  </pic:nvPicPr>
+                  <pic:blipFill>
+                    <a:blip r:embed="rId32"/>
+                    <a:stretch>
+                      <a:fillRect/>
+                    </a:stretch>
+                  </pic:blipFill>
+                  <pic:spPr>
+                    <a:xfrm>
+                      <a:off x="0" y="0"/>
+                      <a:ext cx="5943600" cy="2849245"/>
+                    </a:xfrm>
+                    <a:prstGeom prst="rect">
+                      <a:avLst/>
+                    </a:prstGeom>
+                  </pic:spPr>
+                </pic:pic>
+              </a:graphicData>
+            </a:graphic>
+          </wp:inline>
+        </w:drawing>
+      </w:r>
+    </w:p>
+    <w:p>
+      <w:pPr>
+        <w:pStyle w:val="Caption"/>
+        <w:jc w:val="center"/>
+        <w:rPr>
+          <w:sz w:val="22"/>
+          <w:szCs w:val="22"/>
+        </w:rPr>
+      </w:pPr>
+      <w:r>
+        <w:rPr>
+          <w:sz w:val="22"/>
+          <w:szCs w:val="22"/>
+        </w:rPr>
+        <w:t xml:space="preserve">Hình </w:t>
+      </w:r>
+      <w:r>
+        <w:rPr>
+          <w:sz w:val="22"/>
+          <w:szCs w:val="22"/>
+        </w:rPr>
+        <w:fldChar w:fldCharType="begin"/>
+      </w:r>
+      <w:r>
+        <w:rPr>
+          <w:sz w:val="22"/>
+          <w:szCs w:val="22"/>
+        </w:rPr>
+        <w:instrText xml:space="preserve"> SEQ Hình \* ARABIC </w:instrText>
+      </w:r>
+      <w:r>
+        <w:rPr>
+          <w:sz w:val="22"/>
+          <w:szCs w:val="22"/>
+        </w:rPr>
+        <w:fldChar w:fldCharType="separate"/>
+      </w:r>
+      <w:r>
+        <w:rPr>
+          <w:noProof/>
+          <w:sz w:val="22"/>
+          <w:szCs w:val="22"/>
+        </w:rPr>
+        <w:t>25</w:t>
+      </w:r>
+      <w:r>
+        <w:rPr>
+          <w:sz w:val="22"/>
+          <w:szCs w:val="22"/>
+        </w:rPr>
+        <w:fldChar w:fldCharType="end"/>
+      </w:r>
+      <w:r>
+        <w:rPr>
+          <w:sz w:val="22"/>
+          <w:szCs w:val="22"/>
+        </w:rPr>
+        <w:t>. Tạo báo giá (Quotation)</w:t>
+      </w:r>
+    </w:p>
+    <w:p>
+      <w:pPr>
+        <w:ind w:left="360"/>
+        <w:jc w:val="center"/>
+      </w:pPr>
+    </w:p>
+    <w:p>
+      <w:pPr>
+        <w:keepNext/>
+        <w:ind w:left="360"/>
+        <w:jc w:val="center"/>
+      </w:pPr>
+      <w:r>
+        <w:drawing>
+          <wp:inline distT="0" distB="0" distL="0" distR="0" wp14:anchorId="575035DF" wp14:editId="40C8ABCF">
+            <wp:extent cx="5943600" cy="2858135"/>
+            <wp:effectExtent l="0" t="0" r="0" b="0"/>
+            <wp:docPr id="29" name="Picture 1">
+              <a:extLst xmlns:a="http://schemas.openxmlformats.org/drawingml/2006/main">
+                <a:ext uri="{FF2B5EF4-FFF2-40B4-BE49-F238E27FC236}">
+                  <a16:creationId xmlns:a16="http://schemas.microsoft.com/office/drawing/2014/main" id="{C62B6A13-69EB-4203-8EF9-AFB98AF5D9DC}"/>
+                </a:ext>
+              </a:extLst>
+            </wp:docPr>
+            <wp:cNvGraphicFramePr>
+              <a:graphicFrameLocks xmlns:a="http://schemas.openxmlformats.org/drawingml/2006/main" noChangeAspect="1"/>
+            </wp:cNvGraphicFramePr>
+            <a:graphic xmlns:a="http://schemas.openxmlformats.org/drawingml/2006/main">
+              <a:graphicData uri="http://schemas.openxmlformats.org/drawingml/2006/picture">
+                <pic:pic xmlns:pic="http://schemas.openxmlformats.org/drawingml/2006/picture">
+                  <pic:nvPicPr>
+                    <pic:cNvPr id="2" name="Picture 1">
+                      <a:extLst>
+                        <a:ext uri="{FF2B5EF4-FFF2-40B4-BE49-F238E27FC236}">
+                          <a16:creationId xmlns:a16="http://schemas.microsoft.com/office/drawing/2014/main" id="{C62B6A13-69EB-4203-8EF9-AFB98AF5D9DC}"/>
+                        </a:ext>
+                      </a:extLst>
+                    </pic:cNvPr>
+                    <pic:cNvPicPr>
+                      <a:picLocks noChangeAspect="1"/>
+                    </pic:cNvPicPr>
+                  </pic:nvPicPr>
+                  <pic:blipFill>
+                    <a:blip r:embed="rId33"/>
+                    <a:stretch>
+                      <a:fillRect/>
+                    </a:stretch>
+                  </pic:blipFill>
+                  <pic:spPr>
+                    <a:xfrm>
+                      <a:off x="0" y="0"/>
+                      <a:ext cx="5943600" cy="2858135"/>
+                    </a:xfrm>
+                    <a:prstGeom prst="rect">
+                      <a:avLst/>
+                    </a:prstGeom>
+                  </pic:spPr>
+                </pic:pic>
+              </a:graphicData>
+            </a:graphic>
+          </wp:inline>
+        </w:drawing>
+      </w:r>
+    </w:p>
+    <w:p>
+      <w:pPr>
+        <w:pStyle w:val="Caption"/>
+        <w:jc w:val="center"/>
+        <w:rPr>
+          <w:sz w:val="22"/>
+          <w:szCs w:val="22"/>
+        </w:rPr>
+      </w:pPr>
+      <w:r>
+        <w:rPr>
+          <w:sz w:val="22"/>
+          <w:szCs w:val="22"/>
+        </w:rPr>
+        <w:t xml:space="preserve">Hình </w:t>
+      </w:r>
+      <w:r>
+        <w:rPr>
+          <w:sz w:val="22"/>
+          <w:szCs w:val="22"/>
+        </w:rPr>
+        <w:fldChar w:fldCharType="begin"/>
+      </w:r>
+      <w:r>
+        <w:rPr>
+          <w:sz w:val="22"/>
+          <w:szCs w:val="22"/>
+        </w:rPr>
+        <w:instrText xml:space="preserve"> SEQ Hình \* ARABIC </w:instrText>
+      </w:r>
+      <w:r>
+        <w:rPr>
+          <w:sz w:val="22"/>
+          <w:szCs w:val="22"/>
+        </w:rPr>
+        <w:fldChar w:fldCharType="separate"/>
+      </w:r>
+      <w:r>
+        <w:rPr>
+          <w:noProof/>
+          <w:sz w:val="22"/>
+          <w:szCs w:val="22"/>
+        </w:rPr>
+        <w:t>26</w:t>
+      </w:r>
+      <w:r>
+        <w:rPr>
+          <w:sz w:val="22"/>
+          <w:szCs w:val="22"/>
+        </w:rPr>
+        <w:fldChar w:fldCharType="end"/>
+      </w:r>
+      <w:r>
+        <w:rPr>
+          <w:sz w:val="22"/>
+          <w:szCs w:val="22"/>
+        </w:rPr>
+        <w:t>. Gửi báo giá (Quotation Sent)</w:t>
+      </w:r>
+    </w:p>
+    <w:p>
+      <w:r>
+        <w:tab/>
+      </w:r>
+    </w:p>
+    <w:p>
+      <w:pPr>
+        <w:ind w:left="360"/>
+      </w:pPr>
+    </w:p>
+    <w:p>
+      <w:pPr>
+        <w:keepNext/>
+        <w:ind w:left="360"/>
+        <w:jc w:val="center"/>
+      </w:pPr>
+      <w:r>
+        <w:lastRenderedPageBreak/>
+        <w:drawing>
+          <wp:inline distT="0" distB="0" distL="0" distR="0" wp14:anchorId="4416325E" wp14:editId="67D04542">
+            <wp:extent cx="5943600" cy="2851150"/>
+            <wp:effectExtent l="0" t="0" r="0" b="6350"/>
+            <wp:docPr id="30" name="Picture 1">
+              <a:extLst xmlns:a="http://schemas.openxmlformats.org/drawingml/2006/main">
+                <a:ext uri="{FF2B5EF4-FFF2-40B4-BE49-F238E27FC236}">
+                  <a16:creationId xmlns:a16="http://schemas.microsoft.com/office/drawing/2014/main" id="{F5E3762B-ADEA-4CED-9277-7B028E3828FD}"/>
+                </a:ext>
+              </a:extLst>
+            </wp:docPr>
+            <wp:cNvGraphicFramePr>
+              <a:graphicFrameLocks xmlns:a="http://schemas.openxmlformats.org/drawingml/2006/main" noChangeAspect="1"/>
+            </wp:cNvGraphicFramePr>
+            <a:graphic xmlns:a="http://schemas.openxmlformats.org/drawingml/2006/main">
+              <a:graphicData uri="http://schemas.openxmlformats.org/drawingml/2006/picture">
+                <pic:pic xmlns:pic="http://schemas.openxmlformats.org/drawingml/2006/picture">
+                  <pic:nvPicPr>
+                    <pic:cNvPr id="2" name="Picture 1">
+                      <a:extLst>
+                        <a:ext uri="{FF2B5EF4-FFF2-40B4-BE49-F238E27FC236}">
+                          <a16:creationId xmlns:a16="http://schemas.microsoft.com/office/drawing/2014/main" id="{F5E3762B-ADEA-4CED-9277-7B028E3828FD}"/>
+                        </a:ext>
+                      </a:extLst>
+                    </pic:cNvPr>
+                    <pic:cNvPicPr>
+                      <a:picLocks noChangeAspect="1"/>
+                    </pic:cNvPicPr>
+                  </pic:nvPicPr>
+                  <pic:blipFill>
+                    <a:blip r:embed="rId34"/>
+                    <a:stretch>
+                      <a:fillRect/>
+                    </a:stretch>
+                  </pic:blipFill>
+                  <pic:spPr>
+                    <a:xfrm>
+                      <a:off x="0" y="0"/>
+                      <a:ext cx="5943600" cy="2851150"/>
+                    </a:xfrm>
+                    <a:prstGeom prst="rect">
+                      <a:avLst/>
+                    </a:prstGeom>
+                  </pic:spPr>
+                </pic:pic>
+              </a:graphicData>
+            </a:graphic>
+          </wp:inline>
+        </w:drawing>
+      </w:r>
+    </w:p>
+    <w:p>
+      <w:pPr>
+        <w:pStyle w:val="Caption"/>
+        <w:jc w:val="center"/>
+        <w:rPr>
+          <w:sz w:val="22"/>
+          <w:szCs w:val="22"/>
+        </w:rPr>
+      </w:pPr>
+      <w:r>
+        <w:rPr>
+          <w:sz w:val="22"/>
+          <w:szCs w:val="22"/>
+        </w:rPr>
+        <w:t xml:space="preserve">Hình </w:t>
+      </w:r>
+      <w:r>
+        <w:rPr>
+          <w:sz w:val="22"/>
+          <w:szCs w:val="22"/>
+        </w:rPr>
+        <w:fldChar w:fldCharType="begin"/>
+      </w:r>
+      <w:r>
+        <w:rPr>
+          <w:sz w:val="22"/>
+          <w:szCs w:val="22"/>
+        </w:rPr>
+        <w:instrText xml:space="preserve"> SEQ Hình \* ARABIC </w:instrText>
+      </w:r>
+      <w:r>
+        <w:rPr>
+          <w:sz w:val="22"/>
+          <w:szCs w:val="22"/>
+        </w:rPr>
+        <w:fldChar w:fldCharType="separate"/>
+      </w:r>
+      <w:r>
+        <w:rPr>
+          <w:noProof/>
+          <w:sz w:val="22"/>
+          <w:szCs w:val="22"/>
+        </w:rPr>
+        <w:t>27</w:t>
+      </w:r>
+      <w:r>
+        <w:rPr>
+          <w:sz w:val="22"/>
+          <w:szCs w:val="22"/>
+        </w:rPr>
+        <w:fldChar w:fldCharType="end"/>
+      </w:r>
+      <w:r>
+        <w:rPr>
+          <w:sz w:val="22"/>
+          <w:szCs w:val="22"/>
+        </w:rPr>
+        <w:t>. Xác nhận đơn hàng (SO)</w:t>
+      </w:r>
+    </w:p>
+    <w:p>
+      <w:pPr>
+        <w:pStyle w:val="Heading2"/>
+        <w:numPr>
+          <w:ilvl w:val="1"/>
+          <w:numId w:val="1"/>
+        </w:numPr>
+      </w:pPr>
+      <w:r>
+        <w:t xml:space="preserve">Hướng dẫn </w:t>
+      </w:r>
+      <w:r>
+        <w:t>thao tác nghiệp vụ bán hàng trong</w:t>
+      </w:r>
+      <w:r>
+        <w:t xml:space="preserve"> Module POS</w:t>
+      </w:r>
+    </w:p>
+    <w:p>
+      <w:pPr>
+        <w:ind w:left="360" w:firstLine="360"/>
+        <w:jc w:val="both"/>
+      </w:pPr>
+      <w:r>
+        <w:t xml:space="preserve">Trong hệ thống USofa Hub, POS – Points of Sale là điểm bán hàng dành cho cả sản phẩm café và các sản phẩm </w:t>
+      </w:r>
+      <w:r>
+        <w:t>Sofa</w:t>
+      </w:r>
+      <w:r>
+        <w:t>. Dưới đây là thao tác nghiệp vụ cốt lõi dành cho nhân viên bán hàng:</w:t>
+      </w:r>
+    </w:p>
+    <w:p>
+      <w:pPr>
+        <w:pStyle w:val="ListParagraph"/>
+        <w:numPr>
+          <w:ilvl w:val="0"/>
+          <w:numId w:val="2"/>
+        </w:numPr>
+        <w:jc w:val="both"/>
+      </w:pPr>
+      <w:r>
+        <w:t xml:space="preserve">Mở </w:t>
+      </w:r>
+      <w:r>
+        <w:t>phiên bán hàng</w:t>
+      </w:r>
+      <w:r>
+        <w:t xml:space="preserve"> (Opening Session)</w:t>
+      </w:r>
+      <w:r>
+        <w:t>: Nhân viên bán hàng</w:t>
+      </w:r>
+      <w:r>
+        <w:t xml:space="preserve"> đăng nhập, tạo phiên làm việc mới và nhập số tiền quỹ đầu ca.</w:t>
+      </w:r>
+    </w:p>
+    <w:p>
+      <w:pPr>
+        <w:pStyle w:val="ListParagraph"/>
+        <w:numPr>
+          <w:ilvl w:val="0"/>
+          <w:numId w:val="2"/>
+        </w:numPr>
+        <w:jc w:val="both"/>
+      </w:pPr>
+      <w:r>
+        <w:t xml:space="preserve">Thực hiện bán hàng: </w:t>
+      </w:r>
+      <w:r>
+        <w:t xml:space="preserve">Nhân viên bán hàng </w:t>
+      </w:r>
+      <w:r>
+        <w:t>quét mã vạch hoặc chọn sản phẩm trên giao diện, áp dụng chương trình khuyến mãi, thêm thông tin khách hàng nếu cần.</w:t>
+      </w:r>
+    </w:p>
+    <w:p>
+      <w:pPr>
+        <w:pStyle w:val="ListParagraph"/>
+        <w:numPr>
+          <w:ilvl w:val="0"/>
+          <w:numId w:val="2"/>
+        </w:numPr>
+        <w:jc w:val="both"/>
+      </w:pPr>
+      <w:r>
+        <w:t>Thanh toán: Khách hàng thanh toán qua nhiều hình thức. Hệ thống ghi nhận và in hóa đơn cho khách</w:t>
+      </w:r>
+      <w:r>
+        <w:t>.</w:t>
+      </w:r>
+    </w:p>
+    <w:p>
+      <w:pPr>
+        <w:pStyle w:val="ListParagraph"/>
+        <w:numPr>
+          <w:ilvl w:val="0"/>
+          <w:numId w:val="2"/>
+        </w:numPr>
+        <w:jc w:val="both"/>
+      </w:pPr>
+      <w:r>
+        <w:t xml:space="preserve">Đóng phiên làm việc (End of Session): </w:t>
+      </w:r>
+      <w:r>
+        <w:t xml:space="preserve">Nhân viên bán hàng </w:t>
+      </w:r>
+      <w:r>
+        <w:t>chốt ca, đếm tiền mặt thực tế trong két so với doanh thu trên phần mềm.</w:t>
+      </w:r>
+    </w:p>
+    <w:p>
+      <w:pPr>
+        <w:pStyle w:val="ListParagraph"/>
+        <w:numPr>
+          <w:ilvl w:val="0"/>
+          <w:numId w:val="2"/>
+        </w:numPr>
+        <w:jc w:val="both"/>
+      </w:pPr>
+      <w:r>
+        <w:t>Đồng bộ tự động: Dữ liệu chốt ca được đẩy trực tiếp về ứng dụng Odoo Tồn kho để trừ hàng hóa và ứng dụng Odoo Kế toán để ghi nhận doanh thu.</w:t>
+      </w:r>
+      <w:bookmarkStart w:id="37" w:name="_GoBack"/>
+      <w:bookmarkEnd w:id="37"/>
     </w:p>
     <w:sectPr>
-      <w:headerReference w:type="default" r:id="rId22"/>
-      <w:footerReference w:type="default" r:id="rId23"/>
+      <w:headerReference w:type="default" r:id="rId35"/>
+      <w:footerReference w:type="default" r:id="rId36"/>
       <w:pgSz w:w="12240" w:h="15840" w:code="1"/>
       <w:pgMar w:top="1440" w:right="1440" w:bottom="1440" w:left="1440" w:header="720" w:footer="720" w:gutter="0"/>
       <w:cols w:space="720"/>
@@ -7919,7 +12889,6 @@
   <w:style w:type="character" w:default="1" w:styleId="DefaultParagraphFont">
     <w:name w:val="Default Paragraph Font"/>
     <w:uiPriority w:val="1"/>
-    <w:semiHidden/>
     <w:unhideWhenUsed/>
   </w:style>
   <w:style w:type="table" w:default="1" w:styleId="TableNormal">
@@ -8085,6 +13054,73 @@
       </w:tblBorders>
     </w:tblPr>
   </w:style>
+  <w:style w:type="paragraph" w:styleId="TOCHeading">
+    <w:name w:val="TOC Heading"/>
+    <w:basedOn w:val="Heading1"/>
+    <w:next w:val="Normal"/>
+    <w:uiPriority w:val="39"/>
+    <w:unhideWhenUsed/>
+    <w:qFormat/>
+    <w:rsid w:val="005959EA"/>
+    <w:pPr>
+      <w:outlineLvl w:val="9"/>
+    </w:pPr>
+    <w:rPr>
+      <w:rFonts w:asciiTheme="majorHAnsi" w:hAnsiTheme="majorHAnsi"/>
+      <w:b w:val="0"/>
+      <w:color w:val="2F5496" w:themeColor="accent1" w:themeShade="BF"/>
+      <w:sz w:val="32"/>
+    </w:rPr>
+  </w:style>
+  <w:style w:type="paragraph" w:styleId="TOC1">
+    <w:name w:val="toc 1"/>
+    <w:basedOn w:val="Normal"/>
+    <w:next w:val="Normal"/>
+    <w:autoRedefine/>
+    <w:uiPriority w:val="39"/>
+    <w:unhideWhenUsed/>
+    <w:rsid w:val="005959EA"/>
+    <w:pPr>
+      <w:spacing w:after="100"/>
+    </w:pPr>
+  </w:style>
+  <w:style w:type="paragraph" w:styleId="TOC2">
+    <w:name w:val="toc 2"/>
+    <w:basedOn w:val="Normal"/>
+    <w:next w:val="Normal"/>
+    <w:autoRedefine/>
+    <w:uiPriority w:val="39"/>
+    <w:unhideWhenUsed/>
+    <w:rsid w:val="005959EA"/>
+    <w:pPr>
+      <w:spacing w:after="100"/>
+      <w:ind w:left="240"/>
+    </w:pPr>
+  </w:style>
+  <w:style w:type="paragraph" w:styleId="TOC3">
+    <w:name w:val="toc 3"/>
+    <w:basedOn w:val="Normal"/>
+    <w:next w:val="Normal"/>
+    <w:autoRedefine/>
+    <w:uiPriority w:val="39"/>
+    <w:unhideWhenUsed/>
+    <w:rsid w:val="005959EA"/>
+    <w:pPr>
+      <w:spacing w:after="100"/>
+      <w:ind w:left="480"/>
+    </w:pPr>
+  </w:style>
+  <w:style w:type="character" w:styleId="Hyperlink">
+    <w:name w:val="Hyperlink"/>
+    <w:basedOn w:val="DefaultParagraphFont"/>
+    <w:uiPriority w:val="99"/>
+    <w:unhideWhenUsed/>
+    <w:rsid w:val="005959EA"/>
+    <w:rPr>
+      <w:color w:val="0563C1" w:themeColor="hyperlink"/>
+      <w:u w:val="single"/>
+    </w:rPr>
+  </w:style>
 </w:styles>
 </file>
 
@@ -8188,6 +13224,7 @@
   <w:rsids>
     <w:rsidRoot w:val="00B535CE"/>
     <w:rsid w:val="003940D6"/>
+    <w:rsid w:val="005E4B44"/>
     <w:rsid w:val="00B535CE"/>
     <w:rsid w:val="00E26100"/>
   </w:rsids>
@@ -8955,7 +13992,7 @@
 </file>
 
 <file path=customXml/itemProps1.xml><?xml version="1.0" encoding="utf-8"?>
-<ds:datastoreItem xmlns:ds="http://schemas.openxmlformats.org/officeDocument/2006/customXml" ds:itemID="{A98836D6-686C-4B1F-BAB0-CD0C5E174F7D}">
+<ds:datastoreItem xmlns:ds="http://schemas.openxmlformats.org/officeDocument/2006/customXml" ds:itemID="{F0FCCE97-14D6-4D24-AD25-DE1BDE355267}">
   <ds:schemaRefs>
     <ds:schemaRef ds:uri="http://schemas.openxmlformats.org/officeDocument/2006/bibliography"/>
   </ds:schemaRefs>
